--- a/flow/20230914_vu_template/drafts/2024-06-u/26-СР-3-Давида Солунського.docx
+++ b/flow/20230914_vu_template/drafts/2024-06-u/26-СР-3-Давида Солунського.docx
@@ -3670,6 +3670,53 @@
     </w:p>
     <w:p>
       <w:pPr>
+        <w:pStyle w:val="a"/>
+        <w:spacing w:after="240"/>
+      </w:pPr>
+      <w:r>
+        <w:rPr>
+          <w:rFonts w:ascii="Times New Roman" w:hAnsi="Times New Roman"/>
+          <w:b/>
+          <w:color w:val="222222"/>
+          <w:sz w:val="24"/>
+          <w:highlight w:val="white"/>
+        </w:rPr>
+        <w:t>Слава</w:t>
+      </w:r>
+      <w:r>
+        <w:rPr>
+          <w:rFonts w:ascii="Times New Roman" w:hAnsi="Times New Roman"/>
+          <w:color w:val="222222"/>
+          <w:sz w:val="24"/>
+          <w:highlight w:val="white"/>
+        </w:rPr>
+        <w:t xml:space="preserve"> </w:t>
+      </w:r>
+      <w:r>
+        <w:rPr>
+          <w:rFonts w:ascii="Times New Roman" w:hAnsi="Times New Roman"/>
+          <w:i/>
+          <w:color w:val="FF0000"/>
+          <w:sz w:val="24"/>
+          <w:highlight w:val="white"/>
+        </w:rPr>
+        <w:t xml:space="preserve">(г. 6): </w:t>
+      </w:r>
+      <w:r>
+        <w:rPr>
+          <w:rFonts w:ascii="Times New Roman" w:hAnsi="Times New Roman"/>
+          <w:sz w:val="24"/>
+        </w:rPr>
+        <w:t>Преподобний отче,* на всю землю вийшло віщання правих діл твоїх –* тим-то на небесах отримав єси нагороду за труди твої.* Демонські розгромив єси полки* і ангельських досягнув єси чинів,* життя яких непорочно з ревністю наслідував.* Сміливість маючи до Христа Бога,* миру проси душам нашим.</w:t>
+      </w:r>
+    </w:p>
+    <w:p>
+      <w:r>
+        <w:t>ХРЕСТОБОГОРОДИЧНИЙ</w:t>
+      </w:r>
+    </w:p>
+    <w:p>
+      <w:pPr>
         <w:pStyle w:val="Heading2"/>
         <w:spacing w:after="120" w:before="0" w:lineRule="auto"/>
         <w:jc w:val="center"/>
@@ -3826,6 +3873,23 @@
     </w:p>
     <w:p>
       <w:pPr>
+        <w:spacing w:after="120" w:lineRule="auto"/>
+        <w:jc w:val="both"/>
+        <w:rPr>
+          <w:rFonts w:ascii="Times New Roman" w:cs="Times New Roman" w:eastAsia="Times New Roman" w:hAnsi="Times New Roman"/>
+          <w:color w:val="ff0000"/>
+          <w:sz w:val="24"/>
+          <w:szCs w:val="24"/>
+        </w:rPr>
+      </w:pPr>
+      <w:r>
+        <w:rPr>
+          <w:rtl w:val="0"/>
+        </w:rPr>
+      </w:r>
+    </w:p>
+    <w:p>
+      <w:pPr>
         <w:pStyle w:val="Heading3"/>
         <w:spacing w:after="120" w:before="0" w:lineRule="auto"/>
         <w:jc w:val="center"/>
@@ -3942,6 +4006,22 @@
     </w:p>
     <w:p>
       <w:pPr>
+        <w:spacing w:after="120" w:lineRule="auto"/>
+        <w:jc w:val="both"/>
+        <w:rPr>
+          <w:rFonts w:ascii="Times New Roman" w:cs="Times New Roman" w:eastAsia="Times New Roman" w:hAnsi="Times New Roman"/>
+          <w:sz w:val="24"/>
+          <w:szCs w:val="24"/>
+        </w:rPr>
+      </w:pPr>
+      <w:r>
+        <w:rPr>
+          <w:rtl w:val="0"/>
+        </w:rPr>
+      </w:r>
+    </w:p>
+    <w:p>
+      <w:pPr>
         <w:pStyle w:val="Heading3"/>
         <w:spacing w:after="120" w:before="0" w:lineRule="auto"/>
         <w:jc w:val="center"/>
@@ -4165,6 +4245,22 @@
     </w:p>
     <w:p>
       <w:pPr>
+        <w:spacing w:after="120" w:lineRule="auto"/>
+        <w:jc w:val="both"/>
+        <w:rPr>
+          <w:rFonts w:ascii="Times New Roman" w:cs="Times New Roman" w:eastAsia="Times New Roman" w:hAnsi="Times New Roman"/>
+          <w:sz w:val="24"/>
+          <w:szCs w:val="24"/>
+        </w:rPr>
+      </w:pPr>
+      <w:r>
+        <w:rPr>
+          <w:rtl w:val="0"/>
+        </w:rPr>
+      </w:r>
+    </w:p>
+    <w:p>
+      <w:pPr>
         <w:pStyle w:val="Heading3"/>
         <w:spacing w:after="120" w:before="0" w:lineRule="auto"/>
         <w:jc w:val="center"/>
@@ -5051,6 +5147,24 @@
     </w:p>
     <w:p>
       <w:pPr>
+        <w:spacing w:after="120" w:lineRule="auto"/>
+        <w:jc w:val="both"/>
+        <w:rPr>
+          <w:rFonts w:ascii="Times New Roman" w:cs="Times New Roman" w:eastAsia="Times New Roman" w:hAnsi="Times New Roman"/>
+          <w:i w:val="1"/>
+          <w:color w:val="ff0000"/>
+          <w:sz w:val="24"/>
+          <w:szCs w:val="24"/>
+        </w:rPr>
+      </w:pPr>
+      <w:r>
+        <w:rPr>
+          <w:rtl w:val="0"/>
+        </w:rPr>
+      </w:r>
+    </w:p>
+    <w:p>
+      <w:pPr>
         <w:pStyle w:val="Heading2"/>
         <w:spacing w:after="120" w:before="0" w:lineRule="auto"/>
         <w:jc w:val="center"/>
@@ -5266,6 +5380,76 @@
     </w:p>
     <w:p>
       <w:pPr>
+        <w:spacing w:after="120" w:lineRule="auto"/>
+        <w:jc w:val="both"/>
+        <w:rPr>
+          <w:rFonts w:ascii="Times New Roman" w:cs="Times New Roman" w:eastAsia="Times New Roman" w:hAnsi="Times New Roman"/>
+          <w:color w:val="000000"/>
+          <w:sz w:val="24"/>
+          <w:szCs w:val="24"/>
+        </w:rPr>
+      </w:pPr>
+      <w:r>
+        <w:rPr>
+          <w:rFonts w:ascii="Times New Roman" w:cs="Times New Roman" w:eastAsia="Times New Roman" w:hAnsi="Times New Roman"/>
+          <w:b w:val="1"/>
+          <w:color w:val="000000"/>
+          <w:sz w:val="24"/>
+          <w:szCs w:val="24"/>
+          <w:rtl w:val="0"/>
+        </w:rPr>
+        <w:t xml:space="preserve">Слава і нині</w:t>
+      </w:r>
+      <w:r>
+        <w:rPr>
+          <w:rFonts w:ascii="Times New Roman" w:cs="Times New Roman" w:eastAsia="Times New Roman" w:hAnsi="Times New Roman"/>
+          <w:color w:val="000000"/>
+          <w:sz w:val="24"/>
+          <w:szCs w:val="24"/>
+          <w:rtl w:val="0"/>
+        </w:rPr>
+        <w:t xml:space="preserve"> </w:t>
+      </w:r>
+      <w:r>
+        <w:rPr>
+          <w:rFonts w:ascii="Times New Roman" w:cs="Times New Roman" w:eastAsia="Times New Roman" w:hAnsi="Times New Roman"/>
+          <w:i w:val="1"/>
+          <w:color w:val="ff0000"/>
+          <w:sz w:val="24"/>
+          <w:szCs w:val="24"/>
+          <w:rtl w:val="0"/>
+        </w:rPr>
+        <w:t xml:space="preserve">(г. 8):</w:t>
+      </w:r>
+      <w:r>
+        <w:rPr>
+          <w:rFonts w:ascii="Times New Roman" w:cs="Times New Roman" w:eastAsia="Times New Roman" w:hAnsi="Times New Roman"/>
+          <w:color w:val="000000"/>
+          <w:sz w:val="24"/>
+          <w:szCs w:val="24"/>
+          <w:rtl w:val="0"/>
+        </w:rPr>
+        <w:t xml:space="preserve"> В давнину через горде й зухвале стовпотворіння,* Господь помішав мови,* а тепер у різноманітності мов дав пізнати свою славу.* Там Бог засудив нечестивців за прогріх, а тут Христос Духом просвічує рибалок.* Тоді різномовність була на покарання,* а нині відновлено співзвучність мов на спасіння душ наших</w:t>
+      </w:r>
+    </w:p>
+    <w:p>
+      <w:pPr>
+        <w:spacing w:after="120" w:lineRule="auto"/>
+        <w:jc w:val="both"/>
+        <w:rPr>
+          <w:rFonts w:ascii="Times New Roman" w:cs="Times New Roman" w:eastAsia="Times New Roman" w:hAnsi="Times New Roman"/>
+          <w:sz w:val="24"/>
+          <w:szCs w:val="24"/>
+        </w:rPr>
+      </w:pPr>
+      <w:r>
+        <w:rPr>
+          <w:rtl w:val="0"/>
+        </w:rPr>
+      </w:r>
+    </w:p>
+    <w:p>
+      <w:pPr>
         <w:pStyle w:val="Heading3"/>
         <w:spacing w:after="120" w:before="0" w:lineRule="auto"/>
         <w:jc w:val="center"/>
@@ -5420,6 +5604,26 @@
           <w:szCs w:val="24"/>
           <w:rtl w:val="0"/>
         </w:rPr>
+        <w:t xml:space="preserve">Слава Отцю, і Сину, і Святому Духові,* і нині і повсякчас, і на віки віків. Амінь.</w:t>
+      </w:r>
+    </w:p>
+    <w:p>
+      <w:pPr>
+        <w:spacing w:after="120" w:lineRule="auto"/>
+        <w:jc w:val="both"/>
+        <w:rPr>
+          <w:rFonts w:ascii="Times New Roman" w:cs="Times New Roman" w:eastAsia="Times New Roman" w:hAnsi="Times New Roman"/>
+          <w:sz w:val="24"/>
+          <w:szCs w:val="24"/>
+        </w:rPr>
+      </w:pPr>
+      <w:r>
+        <w:rPr>
+          <w:rFonts w:ascii="Times New Roman" w:cs="Times New Roman" w:eastAsia="Times New Roman" w:hAnsi="Times New Roman"/>
+          <w:sz w:val="24"/>
+          <w:szCs w:val="24"/>
+          <w:rtl w:val="0"/>
+        </w:rPr>
         <w:t xml:space="preserve">Пресвята Тройце, помилуй нас;* Господи, очисти гріхи наші;* Владико, прости беззаконня наші;* Святий, завітай і зціли немочі наші імени твого ради.</w:t>
       </w:r>
     </w:p>
@@ -5457,6 +5661,46 @@
         <w:rPr>
           <w:rtl w:val="0"/>
         </w:rPr>
+      </w:r>
+    </w:p>
+    <w:p>
+      <w:pPr>
+        <w:spacing w:after="120" w:lineRule="auto"/>
+        <w:jc w:val="both"/>
+        <w:rPr>
+          <w:rFonts w:ascii="Times New Roman" w:cs="Times New Roman" w:eastAsia="Times New Roman" w:hAnsi="Times New Roman"/>
+          <w:sz w:val="24"/>
+          <w:szCs w:val="24"/>
+        </w:rPr>
+      </w:pPr>
+      <w:r>
+        <w:rPr>
+          <w:rFonts w:ascii="Times New Roman" w:cs="Times New Roman" w:eastAsia="Times New Roman" w:hAnsi="Times New Roman"/>
+          <w:sz w:val="24"/>
+          <w:szCs w:val="24"/>
+          <w:rtl w:val="0"/>
+        </w:rPr>
+        <w:t xml:space="preserve">Слава Отцю, і Сину, і Святому Духові.</w:t>
+      </w:r>
+    </w:p>
+    <w:p>
+      <w:pPr>
+        <w:spacing w:after="120" w:lineRule="auto"/>
+        <w:jc w:val="both"/>
+        <w:rPr>
+          <w:rFonts w:ascii="Times New Roman" w:cs="Times New Roman" w:eastAsia="Times New Roman" w:hAnsi="Times New Roman"/>
+          <w:sz w:val="24"/>
+          <w:szCs w:val="24"/>
+        </w:rPr>
+      </w:pPr>
+      <w:r>
+        <w:rPr>
+          <w:rFonts w:ascii="Times New Roman" w:cs="Times New Roman" w:eastAsia="Times New Roman" w:hAnsi="Times New Roman"/>
+          <w:sz w:val="24"/>
+          <w:szCs w:val="24"/>
+          <w:rtl w:val="0"/>
+        </w:rPr>
+        <w:t xml:space="preserve">І нині і повсякчас, і на віки віків. Амінь.</w:t>
       </w:r>
     </w:p>
     <w:p>
@@ -5549,6 +5793,22 @@
     </w:p>
     <w:p>
       <w:pPr>
+        <w:spacing w:after="120" w:lineRule="auto"/>
+        <w:jc w:val="both"/>
+        <w:rPr>
+          <w:rFonts w:ascii="Times New Roman" w:cs="Times New Roman" w:eastAsia="Times New Roman" w:hAnsi="Times New Roman"/>
+          <w:sz w:val="24"/>
+          <w:szCs w:val="24"/>
+        </w:rPr>
+      </w:pPr>
+      <w:r>
+        <w:rPr>
+          <w:rtl w:val="0"/>
+        </w:rPr>
+      </w:r>
+    </w:p>
+    <w:p>
+      <w:pPr>
         <w:pStyle w:val="Heading3"/>
         <w:spacing w:after="120" w:before="0" w:lineRule="auto"/>
         <w:jc w:val="center"/>
@@ -6166,6 +6426,22 @@
     </w:p>
     <w:p>
       <w:pPr>
+        <w:spacing w:after="120" w:lineRule="auto"/>
+        <w:jc w:val="both"/>
+        <w:rPr>
+          <w:rFonts w:ascii="Times New Roman" w:cs="Times New Roman" w:eastAsia="Times New Roman" w:hAnsi="Times New Roman"/>
+          <w:sz w:val="24"/>
+          <w:szCs w:val="24"/>
+        </w:rPr>
+      </w:pPr>
+      <w:r>
+        <w:rPr>
+          <w:rtl w:val="0"/>
+        </w:rPr>
+      </w:r>
+    </w:p>
+    <w:p>
+      <w:pPr>
         <w:pStyle w:val="Heading2"/>
         <w:spacing w:after="120" w:before="0" w:lineRule="auto"/>
         <w:jc w:val="center"/>
@@ -6417,6 +6693,22 @@
     </w:p>
     <w:p>
       <w:pPr>
+        <w:spacing w:after="120" w:lineRule="auto"/>
+        <w:jc w:val="both"/>
+        <w:rPr>
+          <w:rFonts w:ascii="Times New Roman" w:cs="Times New Roman" w:eastAsia="Times New Roman" w:hAnsi="Times New Roman"/>
+          <w:sz w:val="24"/>
+          <w:szCs w:val="24"/>
+        </w:rPr>
+      </w:pPr>
+      <w:r>
+        <w:rPr>
+          <w:rtl w:val="0"/>
+        </w:rPr>
+      </w:r>
+    </w:p>
+    <w:p>
+      <w:pPr>
         <w:pStyle w:val="Heading3"/>
         <w:spacing w:after="120" w:before="0" w:lineRule="auto"/>
         <w:jc w:val="center"/>
@@ -6471,6 +6763,41 @@
     </w:p>
     <w:p>
       <w:pPr>
+        <w:spacing w:after="120" w:lineRule="auto"/>
+        <w:jc w:val="both"/>
+        <w:rPr>
+          <w:rFonts w:ascii="Times New Roman" w:cs="Times New Roman" w:eastAsia="Times New Roman" w:hAnsi="Times New Roman"/>
+          <w:sz w:val="24"/>
+          <w:szCs w:val="24"/>
+        </w:rPr>
+      </w:pPr>
+      <w:r>
+        <w:rPr>
+          <w:rtl w:val="0"/>
+        </w:rPr>
+      </w:r>
+    </w:p>
+    <w:p>
+      <w:pPr>
+        <w:spacing w:after="120" w:lineRule="auto"/>
+        <w:jc w:val="both"/>
+        <w:rPr>
+          <w:rFonts w:ascii="Times New Roman" w:cs="Times New Roman" w:eastAsia="Times New Roman" w:hAnsi="Times New Roman"/>
+          <w:sz w:val="24"/>
+          <w:szCs w:val="24"/>
+        </w:rPr>
+      </w:pPr>
+      <w:r>
+        <w:br w:type="page"/>
+      </w:r>
+      <w:r>
+        <w:rPr>
+          <w:rtl w:val="0"/>
+        </w:rPr>
+      </w:r>
+    </w:p>
+    <w:p>
+      <w:pPr>
         <w:pStyle w:val="Heading1"/>
         <w:spacing w:after="120" w:lineRule="auto"/>
         <w:jc w:val="center"/>
@@ -6562,6 +6889,42 @@
         <w:jc w:val="both"/>
         <w:rPr>
           <w:rFonts w:ascii="Times New Roman" w:cs="Times New Roman" w:eastAsia="Times New Roman" w:hAnsi="Times New Roman"/>
+          <w:sz w:val="24"/>
+          <w:szCs w:val="24"/>
+        </w:rPr>
+      </w:pPr>
+      <w:r>
+        <w:rPr>
+          <w:rFonts w:ascii="Times New Roman" w:cs="Times New Roman" w:eastAsia="Times New Roman" w:hAnsi="Times New Roman"/>
+          <w:sz w:val="24"/>
+          <w:szCs w:val="24"/>
+          <w:rtl w:val="0"/>
+        </w:rPr>
+        <w:t xml:space="preserve">Слава во вишніх Богу, і на землі мир,* в людях благовоління </w:t>
+      </w:r>
+      <w:r>
+        <w:rPr>
+          <w:rFonts w:ascii="Times New Roman" w:cs="Times New Roman" w:eastAsia="Times New Roman" w:hAnsi="Times New Roman"/>
+          <w:i w:val="1"/>
+          <w:color w:val="ff0000"/>
+          <w:sz w:val="24"/>
+          <w:szCs w:val="24"/>
+          <w:rtl w:val="0"/>
+        </w:rPr>
+        <w:t xml:space="preserve">(3 р.)</w:t>
+      </w:r>
+      <w:r>
+        <w:rPr>
+          <w:rtl w:val="0"/>
+        </w:rPr>
+      </w:r>
+    </w:p>
+    <w:p>
+      <w:pPr>
+        <w:spacing w:after="120" w:lineRule="auto"/>
+        <w:jc w:val="both"/>
+        <w:rPr>
+          <w:rFonts w:ascii="Times New Roman" w:cs="Times New Roman" w:eastAsia="Times New Roman" w:hAnsi="Times New Roman"/>
           <w:i w:val="1"/>
           <w:color w:val="ff0000"/>
           <w:sz w:val="24"/>
@@ -6587,6 +6950,22 @@
           <w:rtl w:val="0"/>
         </w:rPr>
         <w:t xml:space="preserve">(2 р.)</w:t>
+      </w:r>
+    </w:p>
+    <w:p>
+      <w:pPr>
+        <w:spacing w:after="120" w:lineRule="auto"/>
+        <w:jc w:val="both"/>
+        <w:rPr>
+          <w:rFonts w:ascii="Times New Roman" w:cs="Times New Roman" w:eastAsia="Times New Roman" w:hAnsi="Times New Roman"/>
+          <w:sz w:val="24"/>
+          <w:szCs w:val="24"/>
+        </w:rPr>
+      </w:pPr>
+      <w:r>
+        <w:rPr>
+          <w:rtl w:val="0"/>
+        </w:rPr>
       </w:r>
     </w:p>
     <w:p>
@@ -7591,6 +7970,42 @@
     </w:p>
     <w:p>
       <w:pPr>
+        <w:spacing w:after="120" w:lineRule="auto"/>
+        <w:jc w:val="both"/>
+        <w:rPr>
+          <w:rFonts w:ascii="Times New Roman" w:cs="Times New Roman" w:eastAsia="Times New Roman" w:hAnsi="Times New Roman"/>
+          <w:sz w:val="24"/>
+          <w:szCs w:val="24"/>
+        </w:rPr>
+      </w:pPr>
+      <w:r>
+        <w:rPr>
+          <w:rtl w:val="0"/>
+        </w:rPr>
+      </w:r>
+    </w:p>
+    <w:p>
+      <w:pPr>
+        <w:spacing w:after="120" w:lineRule="auto"/>
+        <w:jc w:val="both"/>
+        <w:rPr>
+          <w:rFonts w:ascii="Times New Roman" w:cs="Times New Roman" w:eastAsia="Times New Roman" w:hAnsi="Times New Roman"/>
+          <w:sz w:val="24"/>
+          <w:szCs w:val="24"/>
+        </w:rPr>
+      </w:pPr>
+      <w:r>
+        <w:rPr>
+          <w:rFonts w:ascii="Times New Roman" w:cs="Times New Roman" w:eastAsia="Times New Roman" w:hAnsi="Times New Roman"/>
+          <w:sz w:val="24"/>
+          <w:szCs w:val="24"/>
+          <w:rtl w:val="0"/>
+        </w:rPr>
+        <w:t xml:space="preserve">Слава Отцю, і Сину, і Святому Духові, і нині і повсякчас, і на віки віків. Амінь.</w:t>
+      </w:r>
+    </w:p>
+    <w:p>
+      <w:pPr>
         <w:tabs>
           <w:tab w:val="left" w:leader="none" w:pos="6750"/>
         </w:tabs>
@@ -7658,6 +8073,42 @@
         </w:rPr>
         <w:t xml:space="preserve">(3 р.)</w:t>
       </w:r>
+      <w:r>
+        <w:rPr>
+          <w:rtl w:val="0"/>
+        </w:rPr>
+      </w:r>
+    </w:p>
+    <w:p>
+      <w:pPr>
+        <w:spacing w:after="120" w:lineRule="auto"/>
+        <w:jc w:val="both"/>
+        <w:rPr>
+          <w:rFonts w:ascii="Times New Roman" w:cs="Times New Roman" w:eastAsia="Times New Roman" w:hAnsi="Times New Roman"/>
+          <w:sz w:val="24"/>
+          <w:szCs w:val="24"/>
+        </w:rPr>
+      </w:pPr>
+      <w:r>
+        <w:rPr>
+          <w:rFonts w:ascii="Times New Roman" w:cs="Times New Roman" w:eastAsia="Times New Roman" w:hAnsi="Times New Roman"/>
+          <w:sz w:val="24"/>
+          <w:szCs w:val="24"/>
+          <w:rtl w:val="0"/>
+        </w:rPr>
+        <w:t xml:space="preserve">Слава Отцю, і Сину, і Святому Духові, і нині і повсякчас, і на віки віків. Амінь.</w:t>
+      </w:r>
+    </w:p>
+    <w:p>
+      <w:pPr>
+        <w:spacing w:after="120" w:lineRule="auto"/>
+        <w:jc w:val="both"/>
+        <w:rPr>
+          <w:rFonts w:ascii="Times New Roman" w:cs="Times New Roman" w:eastAsia="Times New Roman" w:hAnsi="Times New Roman"/>
+          <w:sz w:val="24"/>
+          <w:szCs w:val="24"/>
+        </w:rPr>
+      </w:pPr>
       <w:r>
         <w:rPr>
           <w:rtl w:val="0"/>
@@ -7918,6 +8369,33 @@
           <w:szCs w:val="24"/>
         </w:rPr>
       </w:pPr>
+      <w:sdt>
+        <w:sdtPr>
+          <w:tag w:val="goog_rdk_6"/>
+        </w:sdtPr>
+        <w:sdtContent>
+          <w:r>
+            <w:rPr>
+              <w:rFonts w:ascii="Gungsuh" w:cs="Gungsuh" w:eastAsia="Gungsuh" w:hAnsi="Gungsuh"/>
+              <w:sz w:val="24"/>
+              <w:szCs w:val="24"/>
+              <w:rtl w:val="0"/>
+            </w:rPr>
+            <w:t xml:space="preserve">Хіба звіщатимуть у могилі твою милість,* у пропасті глибокій − твою вірність?</w:t>
+          </w:r>
+        </w:sdtContent>
+      </w:sdt>
+    </w:p>
+    <w:p>
+      <w:pPr>
+        <w:spacing w:after="120" w:lineRule="auto"/>
+        <w:jc w:val="both"/>
+        <w:rPr>
+          <w:rFonts w:ascii="Times New Roman" w:cs="Times New Roman" w:eastAsia="Times New Roman" w:hAnsi="Times New Roman"/>
+          <w:sz w:val="24"/>
+          <w:szCs w:val="24"/>
+        </w:rPr>
+      </w:pPr>
       <w:r>
         <w:rPr>
           <w:rFonts w:ascii="Times New Roman" w:cs="Times New Roman" w:eastAsia="Times New Roman" w:hAnsi="Times New Roman"/>
@@ -7978,6 +8456,33 @@
           <w:szCs w:val="24"/>
         </w:rPr>
       </w:pPr>
+      <w:sdt>
+        <w:sdtPr>
+          <w:tag w:val="goog_rdk_7"/>
+        </w:sdtPr>
+        <w:sdtContent>
+          <w:r>
+            <w:rPr>
+              <w:rFonts w:ascii="Gungsuh" w:cs="Gungsuh" w:eastAsia="Gungsuh" w:hAnsi="Gungsuh"/>
+              <w:sz w:val="24"/>
+              <w:szCs w:val="24"/>
+              <w:rtl w:val="0"/>
+            </w:rPr>
+            <w:t xml:space="preserve">Я безталанний і конаю змалку,* я перебув страх твій − і умліваю.</w:t>
+          </w:r>
+        </w:sdtContent>
+      </w:sdt>
+    </w:p>
+    <w:p>
+      <w:pPr>
+        <w:spacing w:after="120" w:lineRule="auto"/>
+        <w:jc w:val="both"/>
+        <w:rPr>
+          <w:rFonts w:ascii="Times New Roman" w:cs="Times New Roman" w:eastAsia="Times New Roman" w:hAnsi="Times New Roman"/>
+          <w:sz w:val="24"/>
+          <w:szCs w:val="24"/>
+        </w:rPr>
+      </w:pPr>
       <w:r>
         <w:rPr>
           <w:rFonts w:ascii="Times New Roman" w:cs="Times New Roman" w:eastAsia="Times New Roman" w:hAnsi="Times New Roman"/>
@@ -8079,6 +8584,33 @@
           <w:szCs w:val="24"/>
         </w:rPr>
       </w:pPr>
+      <w:sdt>
+        <w:sdtPr>
+          <w:tag w:val="goog_rdk_8"/>
+        </w:sdtPr>
+        <w:sdtContent>
+          <w:r>
+            <w:rPr>
+              <w:rFonts w:ascii="Gungsuh" w:cs="Gungsuh" w:eastAsia="Gungsuh" w:hAnsi="Gungsuh"/>
+              <w:sz w:val="24"/>
+              <w:szCs w:val="24"/>
+              <w:rtl w:val="0"/>
+            </w:rPr>
+            <w:t xml:space="preserve">Благослови, душе моя, Господа,* і все нутро моє − його святе ім'я.</w:t>
+          </w:r>
+        </w:sdtContent>
+      </w:sdt>
+    </w:p>
+    <w:p>
+      <w:pPr>
+        <w:spacing w:after="120" w:lineRule="auto"/>
+        <w:jc w:val="both"/>
+        <w:rPr>
+          <w:rFonts w:ascii="Times New Roman" w:cs="Times New Roman" w:eastAsia="Times New Roman" w:hAnsi="Times New Roman"/>
+          <w:sz w:val="24"/>
+          <w:szCs w:val="24"/>
+        </w:rPr>
+      </w:pPr>
       <w:r>
         <w:rPr>
           <w:rFonts w:ascii="Times New Roman" w:cs="Times New Roman" w:eastAsia="Times New Roman" w:hAnsi="Times New Roman"/>
@@ -8776,6 +9308,26 @@
         <w:jc w:val="both"/>
         <w:rPr>
           <w:rFonts w:ascii="Times New Roman" w:cs="Times New Roman" w:eastAsia="Times New Roman" w:hAnsi="Times New Roman"/>
+          <w:sz w:val="24"/>
+          <w:szCs w:val="24"/>
+        </w:rPr>
+      </w:pPr>
+      <w:r>
+        <w:rPr>
+          <w:rFonts w:ascii="Times New Roman" w:cs="Times New Roman" w:eastAsia="Times New Roman" w:hAnsi="Times New Roman"/>
+          <w:sz w:val="24"/>
+          <w:szCs w:val="24"/>
+          <w:rtl w:val="0"/>
+        </w:rPr>
+        <w:t xml:space="preserve">Слава Отцю, і Сину, і Святому Духові: І нині і повсякчас, і на віки віків. Амінь. </w:t>
+      </w:r>
+    </w:p>
+    <w:p>
+      <w:pPr>
+        <w:spacing w:after="120" w:lineRule="auto"/>
+        <w:jc w:val="both"/>
+        <w:rPr>
+          <w:rFonts w:ascii="Times New Roman" w:cs="Times New Roman" w:eastAsia="Times New Roman" w:hAnsi="Times New Roman"/>
           <w:color w:val="ff0000"/>
           <w:sz w:val="24"/>
           <w:szCs w:val="24"/>
@@ -8801,6 +9353,24 @@
         </w:rPr>
         <w:t xml:space="preserve">(3 р.)</w:t>
       </w:r>
+      <w:r>
+        <w:rPr>
+          <w:rtl w:val="0"/>
+        </w:rPr>
+      </w:r>
+    </w:p>
+    <w:p>
+      <w:pPr>
+        <w:spacing w:after="120" w:lineRule="auto"/>
+        <w:jc w:val="both"/>
+        <w:rPr>
+          <w:rFonts w:ascii="Times New Roman" w:cs="Times New Roman" w:eastAsia="Times New Roman" w:hAnsi="Times New Roman"/>
+          <w:b w:val="1"/>
+          <w:color w:val="ff0000"/>
+          <w:sz w:val="24"/>
+          <w:szCs w:val="24"/>
+        </w:rPr>
+      </w:pPr>
       <w:r>
         <w:rPr>
           <w:rtl w:val="0"/>
@@ -9218,6 +9788,23 @@
     </w:p>
     <w:p>
       <w:pPr>
+        <w:spacing w:after="120" w:lineRule="auto"/>
+        <w:jc w:val="both"/>
+        <w:rPr>
+          <w:rFonts w:ascii="Times New Roman" w:cs="Times New Roman" w:eastAsia="Times New Roman" w:hAnsi="Times New Roman"/>
+          <w:color w:val="ff0000"/>
+          <w:sz w:val="24"/>
+          <w:szCs w:val="24"/>
+        </w:rPr>
+      </w:pPr>
+      <w:r>
+        <w:rPr>
+          <w:rtl w:val="0"/>
+        </w:rPr>
+      </w:r>
+    </w:p>
+    <w:p>
+      <w:pPr>
         <w:pStyle w:val="Heading2"/>
         <w:spacing w:after="120" w:before="0" w:lineRule="auto"/>
         <w:jc w:val="center"/>
@@ -10072,6 +10659,23 @@
     </w:p>
     <w:p>
       <w:pPr>
+        <w:spacing w:after="120" w:lineRule="auto"/>
+        <w:jc w:val="both"/>
+        <w:rPr>
+          <w:rFonts w:ascii="Times New Roman" w:cs="Times New Roman" w:eastAsia="Times New Roman" w:hAnsi="Times New Roman"/>
+          <w:color w:val="ff0000"/>
+          <w:sz w:val="24"/>
+          <w:szCs w:val="24"/>
+        </w:rPr>
+      </w:pPr>
+      <w:r>
+        <w:rPr>
+          <w:rtl w:val="0"/>
+        </w:rPr>
+      </w:r>
+    </w:p>
+    <w:p>
+      <w:pPr>
         <w:pStyle w:val="Heading3"/>
         <w:spacing w:after="120" w:before="0" w:lineRule="auto"/>
         <w:jc w:val="center"/>
@@ -10307,6 +10911,22 @@
     </w:p>
     <w:p>
       <w:pPr>
+        <w:spacing w:after="120" w:lineRule="auto"/>
+        <w:jc w:val="both"/>
+        <w:rPr>
+          <w:rFonts w:ascii="Times New Roman" w:cs="Times New Roman" w:eastAsia="Times New Roman" w:hAnsi="Times New Roman"/>
+          <w:sz w:val="24"/>
+          <w:szCs w:val="24"/>
+        </w:rPr>
+      </w:pPr>
+      <w:r>
+        <w:rPr>
+          <w:rtl w:val="0"/>
+        </w:rPr>
+      </w:r>
+    </w:p>
+    <w:p>
+      <w:pPr>
         <w:pStyle w:val="Heading3"/>
         <w:spacing w:after="120" w:before="0" w:lineRule="auto"/>
         <w:jc w:val="center"/>
@@ -10726,6 +11346,22 @@
     </w:p>
     <w:p>
       <w:pPr>
+        <w:spacing w:after="120" w:lineRule="auto"/>
+        <w:jc w:val="both"/>
+        <w:rPr>
+          <w:rFonts w:ascii="Times New Roman" w:cs="Times New Roman" w:eastAsia="Times New Roman" w:hAnsi="Times New Roman"/>
+          <w:sz w:val="24"/>
+          <w:szCs w:val="24"/>
+        </w:rPr>
+      </w:pPr>
+      <w:r>
+        <w:rPr>
+          <w:rtl w:val="0"/>
+        </w:rPr>
+      </w:r>
+    </w:p>
+    <w:p>
+      <w:pPr>
         <w:pStyle w:val="Heading3"/>
         <w:spacing w:after="120" w:before="0" w:lineRule="auto"/>
         <w:jc w:val="center"/>
@@ -10782,6 +11418,51 @@
     </w:p>
     <w:p>
       <w:pPr>
+        <w:spacing w:after="120" w:lineRule="auto"/>
+        <w:jc w:val="both"/>
+        <w:rPr>
+          <w:rFonts w:ascii="Times New Roman" w:cs="Times New Roman" w:eastAsia="Times New Roman" w:hAnsi="Times New Roman"/>
+          <w:i w:val="1"/>
+          <w:color w:val="ff0000"/>
+          <w:sz w:val="24"/>
+          <w:szCs w:val="24"/>
+        </w:rPr>
+      </w:pPr>
+      <w:r>
+        <w:rPr>
+          <w:rFonts w:ascii="Times New Roman" w:cs="Times New Roman" w:eastAsia="Times New Roman" w:hAnsi="Times New Roman"/>
+          <w:b w:val="1"/>
+          <w:color w:val="000000"/>
+          <w:sz w:val="24"/>
+          <w:szCs w:val="24"/>
+          <w:rtl w:val="0"/>
+        </w:rPr>
+        <w:t xml:space="preserve">Слава і нині</w:t>
+      </w:r>
+      <w:r>
+        <w:rPr>
+          <w:rFonts w:ascii="Times New Roman" w:cs="Times New Roman" w:eastAsia="Times New Roman" w:hAnsi="Times New Roman"/>
+          <w:color w:val="000000"/>
+          <w:sz w:val="24"/>
+          <w:szCs w:val="24"/>
+          <w:rtl w:val="0"/>
+        </w:rPr>
+        <w:t xml:space="preserve">: </w:t>
+      </w:r>
+      <w:r>
+        <w:rPr>
+          <w:rFonts w:ascii="Times New Roman" w:cs="Times New Roman" w:eastAsia="Times New Roman" w:hAnsi="Times New Roman"/>
+          <w:i w:val="1"/>
+          <w:color w:val="ff0000"/>
+          <w:sz w:val="24"/>
+          <w:szCs w:val="24"/>
+          <w:rtl w:val="0"/>
+        </w:rPr>
+        <w:t xml:space="preserve">той же</w:t>
+      </w:r>
+    </w:p>
+    <w:p>
+      <w:pPr>
         <w:pStyle w:val="Heading3"/>
         <w:spacing w:after="120" w:before="0" w:lineRule="auto"/>
         <w:jc w:val="center"/>
@@ -11096,6 +11777,22 @@
           <w:rtl w:val="0"/>
         </w:rPr>
         <w:t xml:space="preserve">Амінь.</w:t>
+      </w:r>
+    </w:p>
+    <w:p>
+      <w:pPr>
+        <w:spacing w:after="120" w:lineRule="auto"/>
+        <w:jc w:val="both"/>
+        <w:rPr>
+          <w:rFonts w:ascii="Times New Roman" w:cs="Times New Roman" w:eastAsia="Times New Roman" w:hAnsi="Times New Roman"/>
+          <w:sz w:val="24"/>
+          <w:szCs w:val="24"/>
+        </w:rPr>
+      </w:pPr>
+      <w:r>
+        <w:rPr>
+          <w:rtl w:val="0"/>
+        </w:rPr>
       </w:r>
     </w:p>
     <w:p>
@@ -11189,6 +11886,67 @@
     </w:p>
     <w:p>
       <w:pPr>
+        <w:spacing w:after="120" w:lineRule="auto"/>
+        <w:jc w:val="both"/>
+        <w:rPr>
+          <w:rFonts w:ascii="Times New Roman" w:cs="Times New Roman" w:eastAsia="Times New Roman" w:hAnsi="Times New Roman"/>
+          <w:i w:val="1"/>
+          <w:color w:val="ff0000"/>
+          <w:sz w:val="24"/>
+          <w:szCs w:val="24"/>
+        </w:rPr>
+      </w:pPr>
+      <w:r>
+        <w:rPr>
+          <w:rFonts w:ascii="Times New Roman" w:cs="Times New Roman" w:eastAsia="Times New Roman" w:hAnsi="Times New Roman"/>
+          <w:b w:val="1"/>
+          <w:color w:val="000000"/>
+          <w:sz w:val="24"/>
+          <w:szCs w:val="24"/>
+          <w:rtl w:val="0"/>
+        </w:rPr>
+        <w:t xml:space="preserve">Слава і нині</w:t>
+      </w:r>
+      <w:r>
+        <w:rPr>
+          <w:rFonts w:ascii="Times New Roman" w:cs="Times New Roman" w:eastAsia="Times New Roman" w:hAnsi="Times New Roman"/>
+          <w:color w:val="000000"/>
+          <w:sz w:val="24"/>
+          <w:szCs w:val="24"/>
+          <w:rtl w:val="0"/>
+        </w:rPr>
+        <w:t xml:space="preserve">: </w:t>
+      </w:r>
+      <w:r>
+        <w:rPr>
+          <w:rFonts w:ascii="Times New Roman" w:cs="Times New Roman" w:eastAsia="Times New Roman" w:hAnsi="Times New Roman"/>
+          <w:i w:val="1"/>
+          <w:color w:val="ff0000"/>
+          <w:sz w:val="24"/>
+          <w:szCs w:val="24"/>
+          <w:rtl w:val="0"/>
+        </w:rPr>
+        <w:t xml:space="preserve">той же</w:t>
+      </w:r>
+    </w:p>
+    <w:p>
+      <w:pPr>
+        <w:spacing w:after="120" w:lineRule="auto"/>
+        <w:jc w:val="both"/>
+        <w:rPr>
+          <w:rFonts w:ascii="Times New Roman" w:cs="Times New Roman" w:eastAsia="Times New Roman" w:hAnsi="Times New Roman"/>
+          <w:sz w:val="24"/>
+          <w:szCs w:val="24"/>
+        </w:rPr>
+      </w:pPr>
+      <w:r>
+        <w:rPr>
+          <w:rtl w:val="0"/>
+        </w:rPr>
+      </w:r>
+    </w:p>
+    <w:p>
+      <w:pPr>
         <w:pStyle w:val="Heading3"/>
         <w:spacing w:after="120" w:before="0" w:lineRule="auto"/>
         <w:jc w:val="center"/>
@@ -11623,13 +12381,46 @@
       </w:pPr>
       <w:r>
         <w:rPr>
+          <w:rtl w:val="0"/>
+        </w:rPr>
+      </w:r>
+    </w:p>
+    <w:p>
+      <w:pPr>
+        <w:spacing w:after="120" w:lineRule="auto"/>
+        <w:jc w:val="both"/>
+        <w:rPr>
           <w:rFonts w:ascii="Times New Roman" w:cs="Times New Roman" w:eastAsia="Times New Roman" w:hAnsi="Times New Roman"/>
           <w:sz w:val="24"/>
           <w:szCs w:val="24"/>
           <w:u w:val="single"/>
+        </w:rPr>
+      </w:pPr>
+      <w:r>
+        <w:rPr>
+          <w:rFonts w:ascii="Times New Roman" w:cs="Times New Roman" w:eastAsia="Times New Roman" w:hAnsi="Times New Roman"/>
+          <w:sz w:val="24"/>
+          <w:szCs w:val="24"/>
+          <w:u w:val="single"/>
           <w:rtl w:val="0"/>
         </w:rPr>
         <w:t xml:space="preserve">[Господи, Боже наш! Ти за покаяння дарував людям відпущення, нам же, як образ пізнання і визнання гріхів, показав покаяння і прощення пророка Давида. Тож, Владико, помилуй з великої милости твоєї нас, що в чимало великих гріхів впали, і по багатстві ласк твоїх очисти беззаконня наші, бо перед тобою згрішили ми, Господи, що невідомі й таємні речі серця людського знаєш, і єдиний ти маєш владу прощати гріхи. Серце ж чисте вчини в нас і Духом владичним утверди нас, і радість спасіння твого яви нам. Не відкинь нас від лиця твого, але дозволь, як Добрий і Чоловіколюбець, аж до останнього нашого віддиху появляти тобі жертву справедливости й приноси на святих твоїх жертовниках, милістю і ласками і чоловіколюб'ям єдинородного Сина твого, з яким ти є благословенний з пресвятим, добрим і животворящим твоїм Духом, нині й повсякчас, і на віки віків. Амінь.]</w:t>
+      </w:r>
+    </w:p>
+    <w:p>
+      <w:pPr>
+        <w:spacing w:after="120" w:lineRule="auto"/>
+        <w:jc w:val="both"/>
+        <w:rPr>
+          <w:rFonts w:ascii="Times New Roman" w:cs="Times New Roman" w:eastAsia="Times New Roman" w:hAnsi="Times New Roman"/>
+          <w:sz w:val="24"/>
+          <w:szCs w:val="24"/>
+        </w:rPr>
+      </w:pPr>
+      <w:r>
+        <w:rPr>
+          <w:rtl w:val="0"/>
+        </w:rPr>
       </w:r>
     </w:p>
     <w:p>
@@ -11963,6 +12754,23 @@
         <w:jc w:val="both"/>
         <w:rPr>
           <w:rFonts w:ascii="Times New Roman" w:cs="Times New Roman" w:eastAsia="Times New Roman" w:hAnsi="Times New Roman"/>
+          <w:color w:val="ff0000"/>
+          <w:sz w:val="24"/>
+          <w:szCs w:val="24"/>
+        </w:rPr>
+      </w:pPr>
+      <w:r>
+        <w:rPr>
+          <w:rtl w:val="0"/>
+        </w:rPr>
+      </w:r>
+    </w:p>
+    <w:p>
+      <w:pPr>
+        <w:spacing w:after="120" w:lineRule="auto"/>
+        <w:jc w:val="both"/>
+        <w:rPr>
+          <w:rFonts w:ascii="Times New Roman" w:cs="Times New Roman" w:eastAsia="Times New Roman" w:hAnsi="Times New Roman"/>
           <w:b w:val="1"/>
           <w:sz w:val="24"/>
           <w:szCs w:val="24"/>
@@ -12180,6 +12988,23 @@
           <w:rtl w:val="0"/>
         </w:rPr>
         <w:t xml:space="preserve">Всесильне сяюче Світло, яке походить від ненародженого Світла, що через Сина владою Отця нині являє єдиноістотне просвітлення народам через вогняний глас у Сіоні.</w:t>
+      </w:r>
+    </w:p>
+    <w:p>
+      <w:pPr>
+        <w:spacing w:after="120" w:lineRule="auto"/>
+        <w:jc w:val="both"/>
+        <w:rPr>
+          <w:rFonts w:ascii="Times New Roman" w:cs="Times New Roman" w:eastAsia="Times New Roman" w:hAnsi="Times New Roman"/>
+          <w:color w:val="ff0000"/>
+          <w:sz w:val="24"/>
+          <w:szCs w:val="24"/>
+        </w:rPr>
+      </w:pPr>
+      <w:r>
+        <w:rPr>
+          <w:rtl w:val="0"/>
+        </w:rPr>
       </w:r>
     </w:p>
     <w:p>
@@ -12496,6 +13321,24 @@
         </w:rPr>
         <w:t xml:space="preserve">Амінь.</w:t>
       </w:r>
+      <w:r>
+        <w:rPr>
+          <w:rtl w:val="0"/>
+        </w:rPr>
+      </w:r>
+    </w:p>
+    <w:p>
+      <w:pPr>
+        <w:spacing w:after="120" w:lineRule="auto"/>
+        <w:jc w:val="both"/>
+        <w:rPr>
+          <w:rFonts w:ascii="Times New Roman" w:cs="Times New Roman" w:eastAsia="Times New Roman" w:hAnsi="Times New Roman"/>
+          <w:i w:val="1"/>
+          <w:color w:val="ff0000"/>
+          <w:sz w:val="24"/>
+          <w:szCs w:val="24"/>
+        </w:rPr>
+      </w:pPr>
       <w:r>
         <w:rPr>
           <w:rtl w:val="0"/>
@@ -12953,6 +13796,24 @@
         <w:jc w:val="both"/>
         <w:rPr>
           <w:rFonts w:ascii="Times New Roman" w:cs="Times New Roman" w:eastAsia="Times New Roman" w:hAnsi="Times New Roman"/>
+          <w:i w:val="1"/>
+          <w:color w:val="ff0000"/>
+          <w:sz w:val="24"/>
+          <w:szCs w:val="24"/>
+        </w:rPr>
+      </w:pPr>
+      <w:r>
+        <w:rPr>
+          <w:rtl w:val="0"/>
+        </w:rPr>
+      </w:r>
+    </w:p>
+    <w:p>
+      <w:pPr>
+        <w:spacing w:after="120" w:lineRule="auto"/>
+        <w:jc w:val="both"/>
+        <w:rPr>
+          <w:rFonts w:ascii="Times New Roman" w:cs="Times New Roman" w:eastAsia="Times New Roman" w:hAnsi="Times New Roman"/>
           <w:b w:val="1"/>
           <w:sz w:val="24"/>
           <w:szCs w:val="24"/>
@@ -13187,6 +14048,24 @@
         <w:jc w:val="both"/>
         <w:rPr>
           <w:rFonts w:ascii="Times New Roman" w:cs="Times New Roman" w:eastAsia="Times New Roman" w:hAnsi="Times New Roman"/>
+          <w:i w:val="1"/>
+          <w:color w:val="ff0000"/>
+          <w:sz w:val="24"/>
+          <w:szCs w:val="24"/>
+        </w:rPr>
+      </w:pPr>
+      <w:r>
+        <w:rPr>
+          <w:rtl w:val="0"/>
+        </w:rPr>
+      </w:r>
+    </w:p>
+    <w:p>
+      <w:pPr>
+        <w:spacing w:after="120" w:lineRule="auto"/>
+        <w:jc w:val="both"/>
+        <w:rPr>
+          <w:rFonts w:ascii="Times New Roman" w:cs="Times New Roman" w:eastAsia="Times New Roman" w:hAnsi="Times New Roman"/>
           <w:b w:val="1"/>
           <w:sz w:val="24"/>
           <w:szCs w:val="24"/>
@@ -13404,6 +14283,24 @@
           <w:rtl w:val="0"/>
         </w:rPr>
         <w:t xml:space="preserve">Жадане насліддя апостолів, що в Сіоні чекали Твого пришестя, Дух розуму, Отцем народженого Слова, Ти ясно показав жорстокість язичницької омани, вогнедухновенно утвердивши учеників.</w:t>
+      </w:r>
+    </w:p>
+    <w:p>
+      <w:pPr>
+        <w:spacing w:after="120" w:lineRule="auto"/>
+        <w:jc w:val="both"/>
+        <w:rPr>
+          <w:rFonts w:ascii="Times New Roman" w:cs="Times New Roman" w:eastAsia="Times New Roman" w:hAnsi="Times New Roman"/>
+          <w:i w:val="1"/>
+          <w:color w:val="ff0000"/>
+          <w:sz w:val="24"/>
+          <w:szCs w:val="24"/>
+        </w:rPr>
+      </w:pPr>
+      <w:r>
+        <w:rPr>
+          <w:rtl w:val="0"/>
+        </w:rPr>
       </w:r>
     </w:p>
     <w:p>
@@ -13726,6 +14623,43 @@
     </w:p>
     <w:p>
       <w:pPr>
+        <w:keepNext w:val="0"/>
+        <w:keepLines w:val="0"/>
+        <w:pageBreakBefore w:val="0"/>
+        <w:widowControl w:val="1"/>
+        <w:pBdr>
+          <w:top w:space="0" w:sz="0" w:val="nil"/>
+          <w:left w:space="0" w:sz="0" w:val="nil"/>
+          <w:bottom w:space="0" w:sz="0" w:val="nil"/>
+          <w:right w:space="0" w:sz="0" w:val="nil"/>
+          <w:between w:space="0" w:sz="0" w:val="nil"/>
+        </w:pBdr>
+        <w:shd w:fill="auto" w:val="clear"/>
+        <w:spacing w:after="120" w:before="0" w:line="240" w:lineRule="auto"/>
+        <w:ind w:left="0" w:right="0" w:firstLine="0"/>
+        <w:jc w:val="both"/>
+        <w:rPr>
+          <w:rFonts w:ascii="Times New Roman" w:cs="Times New Roman" w:eastAsia="Times New Roman" w:hAnsi="Times New Roman"/>
+          <w:b w:val="0"/>
+          <w:i w:val="0"/>
+          <w:smallCaps w:val="0"/>
+          <w:strike w:val="0"/>
+          <w:color w:val="000000"/>
+          <w:sz w:val="24"/>
+          <w:szCs w:val="24"/>
+          <w:u w:val="none"/>
+          <w:shd w:fill="auto" w:val="clear"/>
+          <w:vertAlign w:val="baseline"/>
+        </w:rPr>
+      </w:pPr>
+      <w:r>
+        <w:rPr>
+          <w:rtl w:val="0"/>
+        </w:rPr>
+      </w:r>
+    </w:p>
+    <w:p>
+      <w:pPr>
         <w:spacing w:after="120" w:lineRule="auto"/>
         <w:jc w:val="both"/>
         <w:rPr>
@@ -13768,6 +14702,23 @@
       </w:pPr>
       <w:r>
         <w:rPr>
+          <w:rtl w:val="0"/>
+        </w:rPr>
+      </w:r>
+    </w:p>
+    <w:p>
+      <w:pPr>
+        <w:spacing w:after="120" w:lineRule="auto"/>
+        <w:jc w:val="both"/>
+        <w:rPr>
+          <w:rFonts w:ascii="Times New Roman" w:cs="Times New Roman" w:eastAsia="Times New Roman" w:hAnsi="Times New Roman"/>
+          <w:b w:val="1"/>
+          <w:sz w:val="24"/>
+          <w:szCs w:val="24"/>
+        </w:rPr>
+      </w:pPr>
+      <w:r>
+        <w:rPr>
           <w:rFonts w:ascii="Times New Roman" w:cs="Times New Roman" w:eastAsia="Times New Roman" w:hAnsi="Times New Roman"/>
           <w:i w:val="1"/>
           <w:color w:val="ff0000"/>
@@ -14114,6 +15065,24 @@
         <w:jc w:val="both"/>
         <w:rPr>
           <w:rFonts w:ascii="Times New Roman" w:cs="Times New Roman" w:eastAsia="Times New Roman" w:hAnsi="Times New Roman"/>
+          <w:i w:val="1"/>
+          <w:color w:val="ff0000"/>
+          <w:sz w:val="24"/>
+          <w:szCs w:val="24"/>
+        </w:rPr>
+      </w:pPr>
+      <w:r>
+        <w:rPr>
+          <w:rtl w:val="0"/>
+        </w:rPr>
+      </w:r>
+    </w:p>
+    <w:p>
+      <w:pPr>
+        <w:spacing w:after="120" w:lineRule="auto"/>
+        <w:jc w:val="both"/>
+        <w:rPr>
+          <w:rFonts w:ascii="Times New Roman" w:cs="Times New Roman" w:eastAsia="Times New Roman" w:hAnsi="Times New Roman"/>
           <w:b w:val="1"/>
           <w:sz w:val="24"/>
           <w:szCs w:val="24"/>
@@ -14468,6 +15437,22 @@
           <w:rtl w:val="0"/>
         </w:rPr>
         <w:t xml:space="preserve">Оспівує пророк духоносними устами Твоє, о, Царю, тілесне пришестя, і Духа Святого, що з лона Отця походить, нествореного, Творця творіння, співпрестольного Тобі, для честі вірних.</w:t>
+      </w:r>
+    </w:p>
+    <w:p>
+      <w:pPr>
+        <w:spacing w:after="120" w:lineRule="auto"/>
+        <w:jc w:val="both"/>
+        <w:rPr>
+          <w:rFonts w:ascii="Times New Roman" w:cs="Times New Roman" w:eastAsia="Times New Roman" w:hAnsi="Times New Roman"/>
+          <w:sz w:val="24"/>
+          <w:szCs w:val="24"/>
+        </w:rPr>
+      </w:pPr>
+      <w:r>
+        <w:rPr>
+          <w:rtl w:val="0"/>
+        </w:rPr>
       </w:r>
     </w:p>
     <w:p>
@@ -14687,6 +15672,22 @@
     <w:p>
       <w:pPr>
         <w:spacing w:after="120" w:lineRule="auto"/>
+        <w:jc w:val="both"/>
+        <w:rPr>
+          <w:rFonts w:ascii="Times New Roman" w:cs="Times New Roman" w:eastAsia="Times New Roman" w:hAnsi="Times New Roman"/>
+          <w:sz w:val="24"/>
+          <w:szCs w:val="24"/>
+        </w:rPr>
+      </w:pPr>
+      <w:r>
+        <w:rPr>
+          <w:rtl w:val="0"/>
+        </w:rPr>
+      </w:r>
+    </w:p>
+    <w:p>
+      <w:pPr>
+        <w:spacing w:after="120" w:lineRule="auto"/>
         <w:jc w:val="center"/>
         <w:rPr>
           <w:rFonts w:ascii="Times New Roman" w:cs="Times New Roman" w:eastAsia="Times New Roman" w:hAnsi="Times New Roman"/>
@@ -14951,6 +15952,24 @@
           <w:rtl w:val="0"/>
         </w:rPr>
         <w:t xml:space="preserve">Оспівувати годиться Діву-кормительку,* бо вона єдина скривала в лоні Слово,* що вилікувало недужу людську природу* і тепер засіло по правиці Отця* та послало дар Святого Духа.</w:t>
+      </w:r>
+    </w:p>
+    <w:p>
+      <w:pPr>
+        <w:spacing w:after="120" w:lineRule="auto"/>
+        <w:jc w:val="both"/>
+        <w:rPr>
+          <w:rFonts w:ascii="Times New Roman" w:cs="Times New Roman" w:eastAsia="Times New Roman" w:hAnsi="Times New Roman"/>
+          <w:i w:val="1"/>
+          <w:color w:val="000000"/>
+          <w:sz w:val="24"/>
+          <w:szCs w:val="24"/>
+        </w:rPr>
+      </w:pPr>
+      <w:r>
+        <w:rPr>
+          <w:rtl w:val="0"/>
+        </w:rPr>
       </w:r>
     </w:p>
     <w:p>
@@ -15275,6 +16294,22 @@
     </w:p>
     <w:p>
       <w:pPr>
+        <w:spacing w:after="120" w:lineRule="auto"/>
+        <w:jc w:val="both"/>
+        <w:rPr>
+          <w:rFonts w:ascii="Times New Roman" w:cs="Times New Roman" w:eastAsia="Times New Roman" w:hAnsi="Times New Roman"/>
+          <w:sz w:val="24"/>
+          <w:szCs w:val="24"/>
+        </w:rPr>
+      </w:pPr>
+      <w:r>
+        <w:rPr>
+          <w:rtl w:val="0"/>
+        </w:rPr>
+      </w:r>
+    </w:p>
+    <w:p>
+      <w:pPr>
         <w:pStyle w:val="Heading3"/>
         <w:spacing w:after="120" w:before="0" w:lineRule="auto"/>
         <w:jc w:val="center"/>
@@ -15323,6 +16358,55 @@
     </w:p>
     <w:p>
       <w:pPr>
+        <w:spacing w:after="120" w:lineRule="auto"/>
+        <w:jc w:val="both"/>
+        <w:rPr>
+          <w:rFonts w:ascii="Times New Roman" w:cs="Times New Roman" w:eastAsia="Times New Roman" w:hAnsi="Times New Roman"/>
+          <w:color w:val="000000"/>
+          <w:sz w:val="24"/>
+          <w:szCs w:val="24"/>
+        </w:rPr>
+      </w:pPr>
+      <w:r>
+        <w:rPr>
+          <w:rFonts w:ascii="Times New Roman" w:cs="Times New Roman" w:eastAsia="Times New Roman" w:hAnsi="Times New Roman"/>
+          <w:b w:val="1"/>
+          <w:color w:val="000000"/>
+          <w:sz w:val="24"/>
+          <w:szCs w:val="24"/>
+          <w:rtl w:val="0"/>
+        </w:rPr>
+        <w:t xml:space="preserve">Слава і нині</w:t>
+      </w:r>
+      <w:r>
+        <w:rPr>
+          <w:rFonts w:ascii="Times New Roman" w:cs="Times New Roman" w:eastAsia="Times New Roman" w:hAnsi="Times New Roman"/>
+          <w:color w:val="000000"/>
+          <w:sz w:val="24"/>
+          <w:szCs w:val="24"/>
+          <w:rtl w:val="0"/>
+        </w:rPr>
+        <w:t xml:space="preserve">: Світло – Отець, Світло – Слово, Світло й Дух Святий,* посланий в огненних язиках на апостолів.* Ним увесь світ просвічується славити Святу Тройцю.</w:t>
+      </w:r>
+    </w:p>
+    <w:p>
+      <w:pPr>
+        <w:spacing w:after="120" w:lineRule="auto"/>
+        <w:jc w:val="both"/>
+        <w:rPr>
+          <w:rFonts w:ascii="Times New Roman" w:cs="Times New Roman" w:eastAsia="Times New Roman" w:hAnsi="Times New Roman"/>
+          <w:sz w:val="24"/>
+          <w:szCs w:val="24"/>
+        </w:rPr>
+      </w:pPr>
+      <w:r>
+        <w:rPr>
+          <w:rtl w:val="0"/>
+        </w:rPr>
+      </w:r>
+    </w:p>
+    <w:p>
+      <w:pPr>
         <w:pStyle w:val="Heading2"/>
         <w:spacing w:after="120" w:before="0" w:lineRule="auto"/>
         <w:jc w:val="center"/>
@@ -15424,6 +16508,33 @@
           <w:szCs w:val="24"/>
         </w:rPr>
       </w:pPr>
+      <w:sdt>
+        <w:sdtPr>
+          <w:tag w:val="goog_rdk_9"/>
+        </w:sdtPr>
+        <w:sdtContent>
+          <w:r>
+            <w:rPr>
+              <w:rFonts w:ascii="Gungsuh" w:cs="Gungsuh" w:eastAsia="Gungsuh" w:hAnsi="Gungsuh"/>
+              <w:sz w:val="24"/>
+              <w:szCs w:val="24"/>
+              <w:rtl w:val="0"/>
+            </w:rPr>
+            <w:t xml:space="preserve">Хваліте його, ви − сонце й місяцю,* хваліте його, всі ясні зорі.</w:t>
+          </w:r>
+        </w:sdtContent>
+      </w:sdt>
+    </w:p>
+    <w:p>
+      <w:pPr>
+        <w:spacing w:after="120" w:lineRule="auto"/>
+        <w:jc w:val="both"/>
+        <w:rPr>
+          <w:rFonts w:ascii="Times New Roman" w:cs="Times New Roman" w:eastAsia="Times New Roman" w:hAnsi="Times New Roman"/>
+          <w:sz w:val="24"/>
+          <w:szCs w:val="24"/>
+        </w:rPr>
+      </w:pPr>
       <w:r>
         <w:rPr>
           <w:rFonts w:ascii="Times New Roman" w:cs="Times New Roman" w:eastAsia="Times New Roman" w:hAnsi="Times New Roman"/>
@@ -15964,6 +17075,22 @@
           <w:rtl w:val="0"/>
         </w:rPr>
         <w:t xml:space="preserve">Хваліте його на дзвінких цимбалах, хваліте його на гучних цимбалах.* Усе, що живе, нехай хвалить Господа.</w:t>
+      </w:r>
+    </w:p>
+    <w:p>
+      <w:pPr>
+        <w:spacing w:after="120" w:lineRule="auto"/>
+        <w:jc w:val="both"/>
+        <w:rPr>
+          <w:rFonts w:ascii="Times New Roman" w:cs="Times New Roman" w:eastAsia="Times New Roman" w:hAnsi="Times New Roman"/>
+          <w:sz w:val="24"/>
+          <w:szCs w:val="24"/>
+        </w:rPr>
+      </w:pPr>
+      <w:r>
+        <w:rPr>
+          <w:rtl w:val="0"/>
+        </w:rPr>
       </w:r>
     </w:p>
     <w:p>
@@ -16019,6 +17146,23 @@
           <w:rFonts w:ascii="Times New Roman" w:cs="Times New Roman" w:eastAsia="Times New Roman" w:hAnsi="Times New Roman"/>
           <w:sz w:val="24"/>
           <w:szCs w:val="24"/>
+          <w:u w:val="single"/>
+        </w:rPr>
+      </w:pPr>
+      <w:r>
+        <w:rPr>
+          <w:rtl w:val="0"/>
+        </w:rPr>
+      </w:r>
+    </w:p>
+    <w:p>
+      <w:pPr>
+        <w:spacing w:after="120" w:lineRule="auto"/>
+        <w:jc w:val="both"/>
+        <w:rPr>
+          <w:rFonts w:ascii="Times New Roman" w:cs="Times New Roman" w:eastAsia="Times New Roman" w:hAnsi="Times New Roman"/>
+          <w:sz w:val="24"/>
+          <w:szCs w:val="24"/>
         </w:rPr>
       </w:pPr>
       <w:r>
@@ -16239,6 +17383,33 @@
           <w:szCs w:val="24"/>
         </w:rPr>
       </w:pPr>
+      <w:sdt>
+        <w:sdtPr>
+          <w:tag w:val="goog_rdk_10"/>
+        </w:sdtPr>
+        <w:sdtContent>
+          <w:r>
+            <w:rPr>
+              <w:rFonts w:ascii="Gungsuh" w:cs="Gungsuh" w:eastAsia="Gungsuh" w:hAnsi="Gungsuh"/>
+              <w:sz w:val="24"/>
+              <w:szCs w:val="24"/>
+              <w:rtl w:val="0"/>
+            </w:rPr>
+            <w:t xml:space="preserve">Молюсь: Господи, змилуйся надо мною,* вилікуй мою душу, бо гріх мій − перед тобою.</w:t>
+          </w:r>
+        </w:sdtContent>
+      </w:sdt>
+    </w:p>
+    <w:p>
+      <w:pPr>
+        <w:spacing w:after="120" w:lineRule="auto"/>
+        <w:jc w:val="both"/>
+        <w:rPr>
+          <w:rFonts w:ascii="Times New Roman" w:cs="Times New Roman" w:eastAsia="Times New Roman" w:hAnsi="Times New Roman"/>
+          <w:sz w:val="24"/>
+          <w:szCs w:val="24"/>
+        </w:rPr>
+      </w:pPr>
       <w:r>
         <w:rPr>
           <w:rFonts w:ascii="Times New Roman" w:cs="Times New Roman" w:eastAsia="Times New Roman" w:hAnsi="Times New Roman"/>
@@ -16487,6 +17658,22 @@
           <w:rtl w:val="0"/>
         </w:rPr>
         <w:t xml:space="preserve">Нині і повсякчас,* і на віки віків. Амінь.</w:t>
+      </w:r>
+    </w:p>
+    <w:p>
+      <w:pPr>
+        <w:spacing w:after="120" w:lineRule="auto"/>
+        <w:jc w:val="both"/>
+        <w:rPr>
+          <w:rFonts w:ascii="Times New Roman" w:cs="Times New Roman" w:eastAsia="Times New Roman" w:hAnsi="Times New Roman"/>
+          <w:sz w:val="24"/>
+          <w:szCs w:val="24"/>
+        </w:rPr>
+      </w:pPr>
+      <w:r>
+        <w:rPr>
+          <w:rtl w:val="0"/>
+        </w:rPr>
       </w:r>
     </w:p>
     <w:p>
@@ -17407,6 +18594,22 @@
     </w:p>
     <w:p>
       <w:pPr>
+        <w:spacing w:after="120" w:lineRule="auto"/>
+        <w:jc w:val="both"/>
+        <w:rPr>
+          <w:rFonts w:ascii="Times New Roman" w:cs="Times New Roman" w:eastAsia="Times New Roman" w:hAnsi="Times New Roman"/>
+          <w:sz w:val="24"/>
+          <w:szCs w:val="24"/>
+        </w:rPr>
+      </w:pPr>
+      <w:r>
+        <w:rPr>
+          <w:rtl w:val="0"/>
+        </w:rPr>
+      </w:r>
+    </w:p>
+    <w:p>
+      <w:pPr>
         <w:pStyle w:val="Heading2"/>
         <w:spacing w:after="120" w:before="0" w:lineRule="auto"/>
         <w:jc w:val="center"/>
@@ -17621,6 +18824,80 @@
         <w:jc w:val="both"/>
         <w:rPr>
           <w:rFonts w:ascii="Times New Roman" w:cs="Times New Roman" w:eastAsia="Times New Roman" w:hAnsi="Times New Roman"/>
+          <w:sz w:val="24"/>
+          <w:szCs w:val="24"/>
+        </w:rPr>
+      </w:pPr>
+      <w:r>
+        <w:rPr>
+          <w:rFonts w:ascii="Times New Roman" w:cs="Times New Roman" w:eastAsia="Times New Roman" w:hAnsi="Times New Roman"/>
+          <w:b w:val="1"/>
+          <w:color w:val="000000"/>
+          <w:sz w:val="24"/>
+          <w:szCs w:val="24"/>
+          <w:rtl w:val="0"/>
+        </w:rPr>
+        <w:t xml:space="preserve">Слава і нині</w:t>
+      </w:r>
+      <w:r>
+        <w:rPr>
+          <w:rFonts w:ascii="Times New Roman" w:cs="Times New Roman" w:eastAsia="Times New Roman" w:hAnsi="Times New Roman"/>
+          <w:color w:val="000000"/>
+          <w:sz w:val="24"/>
+          <w:szCs w:val="24"/>
+          <w:rtl w:val="0"/>
+        </w:rPr>
+        <w:t xml:space="preserve"> </w:t>
+      </w:r>
+      <w:r>
+        <w:rPr>
+          <w:rFonts w:ascii="Times New Roman" w:cs="Times New Roman" w:eastAsia="Times New Roman" w:hAnsi="Times New Roman"/>
+          <w:i w:val="1"/>
+          <w:color w:val="ff0000"/>
+          <w:sz w:val="24"/>
+          <w:szCs w:val="24"/>
+          <w:rtl w:val="0"/>
+        </w:rPr>
+        <w:t xml:space="preserve">(г. 6):</w:t>
+      </w:r>
+      <w:r>
+        <w:rPr>
+          <w:rFonts w:ascii="Times New Roman" w:cs="Times New Roman" w:eastAsia="Times New Roman" w:hAnsi="Times New Roman"/>
+          <w:color w:val="000000"/>
+          <w:sz w:val="24"/>
+          <w:szCs w:val="24"/>
+          <w:rtl w:val="0"/>
+        </w:rPr>
+        <w:t xml:space="preserve"> Царю небесний, утішителю, Душе істини,* що всюди єси і все наповняєш,* скарбе дібр і життя подателю!* Прийди і вселися в нас* і очисти нас від усякої скверни* і спаси, Благий, душі наші.</w:t>
+      </w:r>
+      <w:r>
+        <w:rPr>
+          <w:rtl w:val="0"/>
+        </w:rPr>
+      </w:r>
+    </w:p>
+    <w:p>
+      <w:pPr>
+        <w:spacing w:after="120" w:lineRule="auto"/>
+        <w:jc w:val="both"/>
+        <w:rPr>
+          <w:rFonts w:ascii="Times New Roman" w:cs="Times New Roman" w:eastAsia="Times New Roman" w:hAnsi="Times New Roman"/>
+          <w:sz w:val="24"/>
+          <w:szCs w:val="24"/>
+        </w:rPr>
+      </w:pPr>
+      <w:r>
+        <w:rPr>
+          <w:rtl w:val="0"/>
+        </w:rPr>
+      </w:r>
+    </w:p>
+    <w:p>
+      <w:pPr>
+        <w:spacing w:after="120" w:lineRule="auto"/>
+        <w:jc w:val="both"/>
+        <w:rPr>
+          <w:rFonts w:ascii="Times New Roman" w:cs="Times New Roman" w:eastAsia="Times New Roman" w:hAnsi="Times New Roman"/>
           <w:i w:val="1"/>
           <w:color w:val="ff0000"/>
           <w:sz w:val="24"/>
@@ -17742,6 +19019,26 @@
           <w:szCs w:val="24"/>
           <w:rtl w:val="0"/>
         </w:rPr>
+        <w:t xml:space="preserve">Слава Отцю, і Сину, і Святому Духові,* і нині і повсякчас, і на віки віків. Амінь.</w:t>
+      </w:r>
+    </w:p>
+    <w:p>
+      <w:pPr>
+        <w:spacing w:after="120" w:lineRule="auto"/>
+        <w:jc w:val="both"/>
+        <w:rPr>
+          <w:rFonts w:ascii="Times New Roman" w:cs="Times New Roman" w:eastAsia="Times New Roman" w:hAnsi="Times New Roman"/>
+          <w:sz w:val="24"/>
+          <w:szCs w:val="24"/>
+        </w:rPr>
+      </w:pPr>
+      <w:r>
+        <w:rPr>
+          <w:rFonts w:ascii="Times New Roman" w:cs="Times New Roman" w:eastAsia="Times New Roman" w:hAnsi="Times New Roman"/>
+          <w:sz w:val="24"/>
+          <w:szCs w:val="24"/>
+          <w:rtl w:val="0"/>
+        </w:rPr>
         <w:t xml:space="preserve">Пресвята Тройце, помилуй нас;* Господи, очисти гріхи наші;* Владико, прости беззаконня наші;* Святий, завітай і зціли немочі наші імени твого ради.</w:t>
       </w:r>
     </w:p>
@@ -17785,6 +19082,45 @@
           <w:rtl w:val="0"/>
         </w:rPr>
         <w:t xml:space="preserve">.</w:t>
+      </w:r>
+    </w:p>
+    <w:p>
+      <w:pPr>
+        <w:spacing w:after="120" w:lineRule="auto"/>
+        <w:jc w:val="both"/>
+        <w:rPr>
+          <w:rFonts w:ascii="Times New Roman" w:cs="Times New Roman" w:eastAsia="Times New Roman" w:hAnsi="Times New Roman"/>
+          <w:sz w:val="24"/>
+          <w:szCs w:val="24"/>
+        </w:rPr>
+      </w:pPr>
+      <w:r>
+        <w:rPr>
+          <w:rFonts w:ascii="Times New Roman" w:cs="Times New Roman" w:eastAsia="Times New Roman" w:hAnsi="Times New Roman"/>
+          <w:sz w:val="24"/>
+          <w:szCs w:val="24"/>
+          <w:rtl w:val="0"/>
+        </w:rPr>
+        <w:t xml:space="preserve">Слава Отцю, і Сину, і Святому Духові. І</w:t>
+      </w:r>
+      <w:r>
+        <w:rPr>
+          <w:rFonts w:ascii="Times New Roman" w:cs="Times New Roman" w:eastAsia="Times New Roman" w:hAnsi="Times New Roman"/>
+          <w:b w:val="1"/>
+          <w:sz w:val="24"/>
+          <w:szCs w:val="24"/>
+          <w:rtl w:val="0"/>
+        </w:rPr>
+        <w:t xml:space="preserve"> </w:t>
+      </w:r>
+      <w:r>
+        <w:rPr>
+          <w:rFonts w:ascii="Times New Roman" w:cs="Times New Roman" w:eastAsia="Times New Roman" w:hAnsi="Times New Roman"/>
+          <w:sz w:val="24"/>
+          <w:szCs w:val="24"/>
+          <w:rtl w:val="0"/>
+        </w:rPr>
+        <w:t xml:space="preserve">нині і повсякчас, і на віки віків. Амінь.</w:t>
       </w:r>
     </w:p>
     <w:p>
@@ -17888,6 +19224,23 @@
     </w:p>
     <w:p>
       <w:pPr>
+        <w:spacing w:after="120" w:lineRule="auto"/>
+        <w:jc w:val="both"/>
+        <w:rPr>
+          <w:rFonts w:ascii="Times New Roman" w:cs="Times New Roman" w:eastAsia="Times New Roman" w:hAnsi="Times New Roman"/>
+          <w:i w:val="1"/>
+          <w:sz w:val="24"/>
+          <w:szCs w:val="24"/>
+        </w:rPr>
+      </w:pPr>
+      <w:r>
+        <w:rPr>
+          <w:rtl w:val="0"/>
+        </w:rPr>
+      </w:r>
+    </w:p>
+    <w:p>
+      <w:pPr>
         <w:pStyle w:val="Heading3"/>
         <w:spacing w:after="120" w:before="0" w:lineRule="auto"/>
         <w:jc w:val="center"/>
@@ -18456,6 +19809,22 @@
     </w:p>
     <w:p>
       <w:pPr>
+        <w:spacing w:after="120" w:lineRule="auto"/>
+        <w:jc w:val="both"/>
+        <w:rPr>
+          <w:rFonts w:ascii="Times New Roman" w:cs="Times New Roman" w:eastAsia="Times New Roman" w:hAnsi="Times New Roman"/>
+          <w:sz w:val="24"/>
+          <w:szCs w:val="24"/>
+        </w:rPr>
+      </w:pPr>
+      <w:r>
+        <w:rPr>
+          <w:rtl w:val="0"/>
+        </w:rPr>
+      </w:r>
+    </w:p>
+    <w:p>
+      <w:pPr>
         <w:pStyle w:val="Heading2"/>
         <w:spacing w:after="120" w:before="0" w:lineRule="auto"/>
         <w:jc w:val="center"/>
@@ -18713,6 +20082,21 @@
           <w:rtl w:val="0"/>
         </w:rPr>
         <w:t xml:space="preserve">Амінь.</w:t>
+      </w:r>
+    </w:p>
+    <w:p>
+      <w:pPr>
+        <w:spacing w:after="120" w:lineRule="auto"/>
+        <w:rPr>
+          <w:rFonts w:ascii="Times New Roman" w:cs="Times New Roman" w:eastAsia="Times New Roman" w:hAnsi="Times New Roman"/>
+          <w:sz w:val="24"/>
+          <w:szCs w:val="24"/>
+        </w:rPr>
+      </w:pPr>
+      <w:r>
+        <w:rPr>
+          <w:rtl w:val="0"/>
+        </w:rPr>
       </w:r>
     </w:p>
     <w:sectPr>

--- a/flow/20230914_vu_template/drafts/2024-06-u/26-СР-3-Давида Солунського.docx
+++ b/flow/20230914_vu_template/drafts/2024-06-u/26-СР-3-Давида Солунського.docx
@@ -3,22 +3,80 @@
 <w:document xmlns:mc="http://schemas.openxmlformats.org/markup-compatibility/2006" xmlns:o="urn:schemas-microsoft-com:office:office" xmlns:r="http://schemas.openxmlformats.org/officeDocument/2006/relationships" xmlns:m="http://schemas.openxmlformats.org/officeDocument/2006/math" xmlns:v="urn:schemas-microsoft-com:vml" xmlns:wp="http://schemas.openxmlformats.org/drawingml/2006/wordprocessingDrawing" xmlns:w10="urn:schemas-microsoft-com:office:word" xmlns:w="http://schemas.openxmlformats.org/wordprocessingml/2006/main" xmlns:wne="http://schemas.microsoft.com/office/word/2006/wordml" xmlns:sl="http://schemas.openxmlformats.org/schemaLibrary/2006/main" xmlns:a="http://schemas.openxmlformats.org/drawingml/2006/main" xmlns:pic="http://schemas.openxmlformats.org/drawingml/2006/picture" xmlns:c="http://schemas.openxmlformats.org/drawingml/2006/chart" xmlns:lc="http://schemas.openxmlformats.org/drawingml/2006/lockedCanvas" xmlns:dgm="http://schemas.openxmlformats.org/drawingml/2006/diagram" xmlns:wps="http://schemas.microsoft.com/office/word/2010/wordprocessingShape" xmlns:wpg="http://schemas.microsoft.com/office/word/2010/wordprocessingGroup" xmlns:w14="http://schemas.microsoft.com/office/word/2010/wordml" xmlns:w15="http://schemas.microsoft.com/office/word/2012/wordml">
   <w:body>
     <w:p>
-      <w:r>
-        <w:rPr>
-          <w:rFonts w:ascii="Times New Roman" w:hAnsi="Times New Roman"/>
-          <w:b/>
-          <w:sz w:val="24"/>
-        </w:rPr>
-        <w:t>Червень 26, Середа</w:t>
-      </w:r>
-    </w:p>
-    <w:p>
-      <w:r>
-        <w:rPr>
-          <w:rFonts w:ascii="Times New Roman" w:hAnsi="Times New Roman"/>
-          <w:sz w:val="24"/>
-        </w:rPr>
-        <w:t>Прп. Давида, що в Солуні Блаж. сщмч. Андрія Іщака, пресвіт. Блаж. сщмч. Миколи Конрада, пресвіт., і мч. Володимира Прийми, співця</w:t>
+      <w:pPr>
+        <w:pBdr>
+          <w:top w:space="0" w:sz="0" w:val="nil"/>
+          <w:left w:space="0" w:sz="0" w:val="nil"/>
+          <w:bottom w:space="0" w:sz="0" w:val="nil"/>
+          <w:right w:space="0" w:sz="0" w:val="nil"/>
+          <w:between w:space="0" w:sz="0" w:val="nil"/>
+        </w:pBdr>
+        <w:spacing w:after="120" w:lineRule="auto"/>
+        <w:rPr>
+          <w:rFonts w:ascii="Times New Roman" w:cs="Times New Roman" w:eastAsia="Times New Roman" w:hAnsi="Times New Roman"/>
+          <w:color w:val="000000"/>
+          <w:sz w:val="24"/>
+          <w:szCs w:val="24"/>
+        </w:rPr>
+      </w:pPr>
+      <w:r>
+        <w:rPr>
+          <w:rFonts w:ascii="Times New Roman" w:cs="Times New Roman" w:eastAsia="Times New Roman" w:hAnsi="Times New Roman"/>
+          <w:color w:val="000000"/>
+          <w:sz w:val="24"/>
+          <w:szCs w:val="24"/>
+          <w:rtl w:val="0"/>
+        </w:rPr>
+        <w:t xml:space="preserve">Червень 6 Вівторок</w:t>
+        <w:br w:type="textWrapping"/>
+        <w:t xml:space="preserve">6 (24) </w:t>
+      </w:r>
+      <w:r>
+        <w:rPr>
+          <w:rFonts w:ascii="Quattrocento Sans" w:cs="Quattrocento Sans" w:eastAsia="Quattrocento Sans" w:hAnsi="Quattrocento Sans"/>
+          <w:color w:val="3c4043"/>
+          <w:sz w:val="24"/>
+          <w:szCs w:val="24"/>
+          <w:highlight w:val="white"/>
+          <w:rtl w:val="0"/>
+        </w:rPr>
+        <w:t xml:space="preserve">🕃</w:t>
+      </w:r>
+      <w:r>
+        <w:rPr>
+          <w:rFonts w:ascii="Times New Roman" w:cs="Times New Roman" w:eastAsia="Times New Roman" w:hAnsi="Times New Roman"/>
+          <w:color w:val="3c4043"/>
+          <w:sz w:val="24"/>
+          <w:szCs w:val="24"/>
+          <w:highlight w:val="white"/>
+          <w:rtl w:val="0"/>
+        </w:rPr>
+        <w:t xml:space="preserve"> </w:t>
+      </w:r>
+      <w:r>
+        <w:rPr>
+          <w:rFonts w:ascii="Times New Roman" w:cs="Times New Roman" w:eastAsia="Times New Roman" w:hAnsi="Times New Roman"/>
+          <w:color w:val="000000"/>
+          <w:sz w:val="24"/>
+          <w:szCs w:val="24"/>
+          <w:rtl w:val="0"/>
+        </w:rPr>
+        <w:t xml:space="preserve">Прп. Симеона, що на Дивній горі. Прп. Микити Стовпника, Переяславського чудотворця.</w:t>
+      </w:r>
+    </w:p>
+    <w:p>
+      <w:pPr>
+        <w:spacing w:after="120" w:lineRule="auto"/>
+        <w:rPr>
+          <w:rFonts w:ascii="Times New Roman" w:cs="Times New Roman" w:eastAsia="Times New Roman" w:hAnsi="Times New Roman"/>
+          <w:sz w:val="24"/>
+          <w:szCs w:val="24"/>
+        </w:rPr>
+      </w:pPr>
+      <w:r>
+        <w:rPr>
+          <w:rtl w:val="0"/>
+        </w:rPr>
       </w:r>
     </w:p>
     <w:p>
@@ -52,19 +110,33 @@
       </w:pPr>
       <w:r>
         <w:rPr>
-          <w:rFonts w:ascii="Times New Roman" w:hAnsi="Times New Roman"/>
-          <w:i/>
-          <w:color w:val="FF4400"/>
-          <w:sz w:val="24"/>
-        </w:rPr>
-        <w:t>Священик:</w:t>
-      </w:r>
-      <w:r>
-        <w:rPr>
-          <w:rFonts w:ascii="Times New Roman" w:hAnsi="Times New Roman"/>
-          <w:sz w:val="24"/>
-        </w:rPr>
-        <w:t xml:space="preserve"> Благословенний Бог наш завжди, нині і повсякчас, і на віки віків.</w:t>
+          <w:rFonts w:ascii="Times New Roman" w:cs="Times New Roman" w:eastAsia="Times New Roman" w:hAnsi="Times New Roman"/>
+          <w:i w:val="1"/>
+          <w:color w:val="ff0000"/>
+          <w:sz w:val="24"/>
+          <w:szCs w:val="24"/>
+          <w:rtl w:val="0"/>
+        </w:rPr>
+        <w:t xml:space="preserve">Священик:</w:t>
+      </w:r>
+      <w:r>
+        <w:rPr>
+          <w:rFonts w:ascii="Times New Roman" w:cs="Times New Roman" w:eastAsia="Times New Roman" w:hAnsi="Times New Roman"/>
+          <w:color w:val="ff0000"/>
+          <w:sz w:val="24"/>
+          <w:szCs w:val="24"/>
+          <w:rtl w:val="0"/>
+        </w:rPr>
+        <w:t xml:space="preserve"> </w:t>
+      </w:r>
+      <w:r>
+        <w:rPr>
+          <w:rFonts w:ascii="Times New Roman" w:cs="Times New Roman" w:eastAsia="Times New Roman" w:hAnsi="Times New Roman"/>
+          <w:sz w:val="24"/>
+          <w:szCs w:val="24"/>
+          <w:rtl w:val="0"/>
+        </w:rPr>
+        <w:t xml:space="preserve">Благословенний Бог наш завжди, нині і повсякчас, і на віки віків.</w:t>
       </w:r>
     </w:p>
     <w:p>
@@ -323,17 +395,21 @@
       </w:pPr>
       <w:r>
         <w:rPr>
-          <w:rFonts w:ascii="Times New Roman" w:hAnsi="Times New Roman"/>
-          <w:i/>
-          <w:color w:val="FF4400"/>
-          <w:sz w:val="24"/>
-        </w:rPr>
-        <w:t>Священик:</w:t>
-      </w:r>
-      <w:r>
-        <w:rPr>
-          <w:rFonts w:ascii="Times New Roman" w:hAnsi="Times New Roman"/>
-          <w:sz w:val="24"/>
+          <w:rFonts w:ascii="Times New Roman" w:cs="Times New Roman" w:eastAsia="Times New Roman" w:hAnsi="Times New Roman"/>
+          <w:i w:val="1"/>
+          <w:color w:val="ff0000"/>
+          <w:sz w:val="24"/>
+          <w:szCs w:val="24"/>
+          <w:rtl w:val="0"/>
+        </w:rPr>
+        <w:t xml:space="preserve">Священик:</w:t>
+      </w:r>
+      <w:r>
+        <w:rPr>
+          <w:rFonts w:ascii="Times New Roman" w:cs="Times New Roman" w:eastAsia="Times New Roman" w:hAnsi="Times New Roman"/>
+          <w:sz w:val="24"/>
+          <w:szCs w:val="24"/>
+          <w:rtl w:val="0"/>
         </w:rPr>
         <w:t xml:space="preserve"> Бо твоє є царство, і сила, і слава, Отця, і Сина, і Святого Духа, нині і повсякчас, і на віки віків.</w:t>
       </w:r>
@@ -2449,17 +2525,21 @@
       </w:pPr>
       <w:r>
         <w:rPr>
-          <w:rFonts w:ascii="Times New Roman" w:hAnsi="Times New Roman"/>
-          <w:i/>
-          <w:color w:val="FF4400"/>
-          <w:sz w:val="24"/>
-        </w:rPr>
-        <w:t>Священик:</w:t>
-      </w:r>
-      <w:r>
-        <w:rPr>
-          <w:rFonts w:ascii="Times New Roman" w:hAnsi="Times New Roman"/>
-          <w:sz w:val="24"/>
+          <w:rFonts w:ascii="Times New Roman" w:cs="Times New Roman" w:eastAsia="Times New Roman" w:hAnsi="Times New Roman"/>
+          <w:i w:val="1"/>
+          <w:color w:val="ff0000"/>
+          <w:sz w:val="24"/>
+          <w:szCs w:val="24"/>
+          <w:rtl w:val="0"/>
+        </w:rPr>
+        <w:t xml:space="preserve">Священик:</w:t>
+      </w:r>
+      <w:r>
+        <w:rPr>
+          <w:rFonts w:ascii="Times New Roman" w:cs="Times New Roman" w:eastAsia="Times New Roman" w:hAnsi="Times New Roman"/>
+          <w:sz w:val="24"/>
+          <w:szCs w:val="24"/>
+          <w:rtl w:val="0"/>
         </w:rPr>
         <w:t xml:space="preserve"> Бо тобі належить усяка слава, честь і поклоніння, Отцю, і Сину, і Святому Духові, нині і повсякчас, і на віки віків.</w:t>
       </w:r>
@@ -3402,74 +3482,53 @@
     </w:p>
     <w:p>
       <w:pPr>
-        <w:pStyle w:val="a"/>
-        <w:spacing w:after="240"/>
-      </w:pPr>
-      <w:r>
-        <w:rPr>
-          <w:rFonts w:ascii="Times New Roman" w:hAnsi="Times New Roman"/>
-          <w:i/>
-          <w:color w:val="FF0000"/>
-          <w:sz w:val="24"/>
-          <w:highlight w:val="white"/>
-        </w:rPr>
-        <w:t xml:space="preserve">(г. 8, подібний: О, преславне чудо): </w:t>
-      </w:r>
-      <w:r>
-        <w:rPr>
-          <w:rFonts w:ascii="Times New Roman" w:hAnsi="Times New Roman"/>
-          <w:sz w:val="24"/>
-          <w:highlight w:val="white"/>
-        </w:rPr>
-        <w:t xml:space="preserve">Отче Давиде всеблаженний!* Ум </w:t>
-      </w:r>
-      <w:r>
-        <w:rPr>
-          <w:rFonts w:ascii="Times New Roman" w:hAnsi="Times New Roman"/>
-          <w:sz w:val="24"/>
-          <w:highlight w:val="white"/>
-        </w:rPr>
-        <w:t>доглибно</w:t>
-      </w:r>
-      <w:r>
-        <w:rPr>
-          <w:rFonts w:ascii="Times New Roman" w:hAnsi="Times New Roman"/>
-          <w:sz w:val="24"/>
-          <w:highlight w:val="white"/>
-        </w:rPr>
-        <w:t xml:space="preserve"> просвітивши </w:t>
-      </w:r>
-      <w:r>
-        <w:rPr>
-          <w:rFonts w:ascii="Times New Roman" w:hAnsi="Times New Roman"/>
-          <w:sz w:val="24"/>
-          <w:highlight w:val="white"/>
-        </w:rPr>
-        <w:t>воздержністю</w:t>
-      </w:r>
-      <w:r>
-        <w:rPr>
-          <w:rFonts w:ascii="Times New Roman" w:hAnsi="Times New Roman"/>
-          <w:sz w:val="24"/>
-          <w:highlight w:val="white"/>
-        </w:rPr>
-        <w:t xml:space="preserve">,* ти злетів, наче на крилах,* до Першопричини всякого добра,* і стовпом </w:t>
-      </w:r>
-      <w:r>
-        <w:rPr>
-          <w:rFonts w:ascii="Times New Roman" w:hAnsi="Times New Roman"/>
-          <w:sz w:val="24"/>
-          <w:highlight w:val="white"/>
-        </w:rPr>
-        <w:t>світловидним</w:t>
-      </w:r>
-      <w:r>
-        <w:rPr>
-          <w:rFonts w:ascii="Times New Roman" w:hAnsi="Times New Roman"/>
-          <w:sz w:val="24"/>
-          <w:highlight w:val="white"/>
-        </w:rPr>
-        <w:t xml:space="preserve"> показався,* просвіщаючи словами і чудесами* всіх, що до тебе приступали,* розумом завжди Богоподібним.* Тому тебе вшановуємо й ублажаємо.</w:t>
+        <w:spacing w:after="120" w:lineRule="auto"/>
+        <w:jc w:val="both"/>
+        <w:rPr>
+          <w:rFonts w:ascii="Times New Roman" w:cs="Times New Roman" w:eastAsia="Times New Roman" w:hAnsi="Times New Roman"/>
+          <w:sz w:val="24"/>
+          <w:szCs w:val="24"/>
+        </w:rPr>
+      </w:pPr>
+      <w:r>
+        <w:rPr>
+          <w:rFonts w:ascii="Times New Roman" w:cs="Times New Roman" w:eastAsia="Times New Roman" w:hAnsi="Times New Roman"/>
+          <w:i w:val="1"/>
+          <w:color w:val="ff0000"/>
+          <w:sz w:val="24"/>
+          <w:szCs w:val="24"/>
+          <w:rtl w:val="0"/>
+        </w:rPr>
+        <w:t xml:space="preserve">(г. 1, подібний: Небесних хорів):</w:t>
+      </w:r>
+      <w:r>
+        <w:rPr>
+          <w:rFonts w:ascii="Times New Roman" w:cs="Times New Roman" w:eastAsia="Times New Roman" w:hAnsi="Times New Roman"/>
+          <w:sz w:val="24"/>
+          <w:szCs w:val="24"/>
+          <w:rtl w:val="0"/>
+        </w:rPr>
+        <w:t xml:space="preserve"> Настала, Богоносний,* ясніша від сонця пам'ять твоя,* що опромінює тих, які з вірою до тебе приходять,* наповнює запахом безсмертя* і виточує душам ізцілення, </w:t>
+      </w:r>
+      <w:r>
+        <w:rPr>
+          <w:rFonts w:ascii="Times New Roman" w:cs="Times New Roman" w:eastAsia="Times New Roman" w:hAnsi="Times New Roman"/>
+          <w:i w:val="1"/>
+          <w:color w:val="ff0000"/>
+          <w:sz w:val="24"/>
+          <w:szCs w:val="24"/>
+          <w:rtl w:val="0"/>
+        </w:rPr>
+        <w:t xml:space="preserve">Симеоне</w:t>
+      </w:r>
+      <w:r>
+        <w:rPr>
+          <w:rFonts w:ascii="Times New Roman" w:cs="Times New Roman" w:eastAsia="Times New Roman" w:hAnsi="Times New Roman"/>
+          <w:sz w:val="24"/>
+          <w:szCs w:val="24"/>
+          <w:rtl w:val="0"/>
+        </w:rPr>
+        <w:t xml:space="preserve">,* молільнику за душі наші.</w:t>
       </w:r>
     </w:p>
     <w:p>
@@ -3543,48 +3602,42 @@
     </w:p>
     <w:p>
       <w:pPr>
-        <w:pStyle w:val="a"/>
-        <w:spacing w:after="240"/>
-      </w:pPr>
-      <w:r>
-        <w:rPr>
-          <w:rFonts w:ascii="Times New Roman" w:hAnsi="Times New Roman"/>
-          <w:sz w:val="24"/>
-          <w:highlight w:val="white"/>
-        </w:rPr>
-        <w:t xml:space="preserve">Наче пташка співуча,* на гінкій галузці саду* ти гніздо звив єси;* од холоду </w:t>
-      </w:r>
-      <w:r>
-        <w:rPr>
-          <w:rFonts w:ascii="Times New Roman" w:hAnsi="Times New Roman"/>
-          <w:sz w:val="24"/>
-          <w:highlight w:val="white"/>
-        </w:rPr>
-        <w:t>мерзнучи</w:t>
-      </w:r>
-      <w:r>
-        <w:rPr>
-          <w:rFonts w:ascii="Times New Roman" w:hAnsi="Times New Roman"/>
-          <w:sz w:val="24"/>
-          <w:highlight w:val="white"/>
-        </w:rPr>
-        <w:t xml:space="preserve">* й од спеки обпікаючись,* ти цим здобув золоті крила безстрастя і </w:t>
-      </w:r>
-      <w:r>
-        <w:rPr>
-          <w:rFonts w:ascii="Times New Roman" w:hAnsi="Times New Roman"/>
-          <w:sz w:val="24"/>
-          <w:highlight w:val="white"/>
-        </w:rPr>
-        <w:t>досконалости</w:t>
-      </w:r>
-      <w:r>
-        <w:rPr>
-          <w:rFonts w:ascii="Times New Roman" w:hAnsi="Times New Roman"/>
-          <w:sz w:val="24"/>
-          <w:highlight w:val="white"/>
-        </w:rPr>
-        <w:t>;* і в небесній висоті шатро розбив,* завжди благаючи* за нас, що тебе восхваляємо.</w:t>
+        <w:spacing w:after="120" w:lineRule="auto"/>
+        <w:jc w:val="both"/>
+        <w:rPr>
+          <w:rFonts w:ascii="Times New Roman" w:cs="Times New Roman" w:eastAsia="Times New Roman" w:hAnsi="Times New Roman"/>
+          <w:sz w:val="24"/>
+          <w:szCs w:val="24"/>
+        </w:rPr>
+      </w:pPr>
+      <w:r>
+        <w:rPr>
+          <w:rFonts w:ascii="Times New Roman" w:cs="Times New Roman" w:eastAsia="Times New Roman" w:hAnsi="Times New Roman"/>
+          <w:sz w:val="24"/>
+          <w:szCs w:val="24"/>
+          <w:rtl w:val="0"/>
+        </w:rPr>
+        <w:t xml:space="preserve">Чудотворче </w:t>
+      </w:r>
+      <w:r>
+        <w:rPr>
+          <w:rFonts w:ascii="Times New Roman" w:cs="Times New Roman" w:eastAsia="Times New Roman" w:hAnsi="Times New Roman"/>
+          <w:i w:val="1"/>
+          <w:color w:val="ff0000"/>
+          <w:sz w:val="24"/>
+          <w:szCs w:val="24"/>
+          <w:rtl w:val="0"/>
+        </w:rPr>
+        <w:t xml:space="preserve">Симеоне</w:t>
+      </w:r>
+      <w:r>
+        <w:rPr>
+          <w:rFonts w:ascii="Times New Roman" w:cs="Times New Roman" w:eastAsia="Times New Roman" w:hAnsi="Times New Roman"/>
+          <w:sz w:val="24"/>
+          <w:szCs w:val="24"/>
+          <w:rtl w:val="0"/>
+        </w:rPr>
+        <w:t xml:space="preserve">!* Вудилами стриманости переміг ти тілесні пристрасні почування* і появив на землі ревність безтілесних,* підкоривши духові всі тілесні прагнення.* Перебуваючи нині в небесних оселях,* молися за душі наші.</w:t>
       </w:r>
     </w:p>
     <w:p>
@@ -3632,87 +3685,185 @@
     </w:p>
     <w:p>
       <w:pPr>
-        <w:pStyle w:val="a"/>
-        <w:spacing w:after="240"/>
-      </w:pPr>
-      <w:r>
-        <w:rPr>
-          <w:rFonts w:ascii="Times New Roman" w:hAnsi="Times New Roman"/>
-          <w:sz w:val="24"/>
-          <w:highlight w:val="white"/>
-        </w:rPr>
-        <w:t xml:space="preserve">Божественним </w:t>
-      </w:r>
-      <w:r>
-        <w:rPr>
-          <w:rFonts w:ascii="Times New Roman" w:hAnsi="Times New Roman"/>
-          <w:sz w:val="24"/>
-          <w:highlight w:val="white"/>
-        </w:rPr>
-        <w:t>вуглем</w:t>
-      </w:r>
-      <w:r>
-        <w:rPr>
-          <w:rFonts w:ascii="Times New Roman" w:hAnsi="Times New Roman"/>
-          <w:sz w:val="24"/>
-          <w:highlight w:val="white"/>
-        </w:rPr>
-        <w:t xml:space="preserve"> безстрастя* спаливши плотські насолоди,* ти зостався необпаленим, богонатхненний,* держачи на руках вугілля перед лицем царя,* що </w:t>
-      </w:r>
-      <w:r>
-        <w:rPr>
-          <w:rFonts w:ascii="Times New Roman" w:hAnsi="Times New Roman"/>
-          <w:sz w:val="24"/>
-          <w:highlight w:val="white"/>
-        </w:rPr>
-        <w:t>вражався твоїй просвітленості, преподобний.* Тому вволив він* велике прохання твоє до Бога,* молільника в тобі здобувши* по благодаті, блаженний.</w:t>
-      </w:r>
-    </w:p>
-    <w:p>
-      <w:pPr>
-        <w:pStyle w:val="a"/>
-        <w:spacing w:after="240"/>
-      </w:pPr>
-      <w:r>
-        <w:rPr>
-          <w:rFonts w:ascii="Times New Roman" w:hAnsi="Times New Roman"/>
-          <w:b/>
-          <w:color w:val="222222"/>
-          <w:sz w:val="24"/>
-          <w:highlight w:val="white"/>
-        </w:rPr>
-        <w:t>Слава</w:t>
-      </w:r>
-      <w:r>
-        <w:rPr>
-          <w:rFonts w:ascii="Times New Roman" w:hAnsi="Times New Roman"/>
-          <w:color w:val="222222"/>
-          <w:sz w:val="24"/>
-          <w:highlight w:val="white"/>
+        <w:spacing w:after="120" w:lineRule="auto"/>
+        <w:jc w:val="both"/>
+        <w:rPr>
+          <w:rFonts w:ascii="Times New Roman" w:cs="Times New Roman" w:eastAsia="Times New Roman" w:hAnsi="Times New Roman"/>
+          <w:sz w:val="24"/>
+          <w:szCs w:val="24"/>
+        </w:rPr>
+      </w:pPr>
+      <w:r>
+        <w:rPr>
+          <w:rFonts w:ascii="Times New Roman" w:cs="Times New Roman" w:eastAsia="Times New Roman" w:hAnsi="Times New Roman"/>
+          <w:sz w:val="24"/>
+          <w:szCs w:val="24"/>
+          <w:rtl w:val="0"/>
+        </w:rPr>
+        <w:t xml:space="preserve">Блаженний </w:t>
+      </w:r>
+      <w:r>
+        <w:rPr>
+          <w:rFonts w:ascii="Times New Roman" w:cs="Times New Roman" w:eastAsia="Times New Roman" w:hAnsi="Times New Roman"/>
+          <w:i w:val="1"/>
+          <w:color w:val="ff0000"/>
+          <w:sz w:val="24"/>
+          <w:szCs w:val="24"/>
+          <w:rtl w:val="0"/>
+        </w:rPr>
+        <w:t xml:space="preserve">Симеоне</w:t>
+      </w:r>
+      <w:r>
+        <w:rPr>
+          <w:rFonts w:ascii="Times New Roman" w:cs="Times New Roman" w:eastAsia="Times New Roman" w:hAnsi="Times New Roman"/>
+          <w:sz w:val="24"/>
+          <w:szCs w:val="24"/>
+          <w:rtl w:val="0"/>
+        </w:rPr>
+        <w:t xml:space="preserve">! Ти поклав за основу чеснот* зречення з похітливости давнього чоловіка* і направду зодягнувся у Христа.* Тому й засоромив ти, Преподобний, багато ворожих наступів,* і ставши начальником ченців;* моли його, щоб спастися душам нашим.</w:t>
+      </w:r>
+    </w:p>
+    <w:p>
+      <w:pPr>
+        <w:spacing w:after="120" w:lineRule="auto"/>
+        <w:jc w:val="both"/>
+        <w:rPr>
+          <w:rFonts w:ascii="Times New Roman" w:cs="Times New Roman" w:eastAsia="Times New Roman" w:hAnsi="Times New Roman"/>
+          <w:sz w:val="24"/>
+          <w:szCs w:val="24"/>
+        </w:rPr>
+      </w:pPr>
+      <w:r>
+        <w:rPr>
+          <w:rFonts w:ascii="Times New Roman" w:cs="Times New Roman" w:eastAsia="Times New Roman" w:hAnsi="Times New Roman"/>
+          <w:b w:val="1"/>
+          <w:sz w:val="24"/>
+          <w:szCs w:val="24"/>
+          <w:rtl w:val="0"/>
+        </w:rPr>
+        <w:t xml:space="preserve">Слава</w:t>
+      </w:r>
+      <w:r>
+        <w:rPr>
+          <w:rFonts w:ascii="Times New Roman" w:cs="Times New Roman" w:eastAsia="Times New Roman" w:hAnsi="Times New Roman"/>
+          <w:sz w:val="24"/>
+          <w:szCs w:val="24"/>
+          <w:rtl w:val="0"/>
         </w:rPr>
         <w:t xml:space="preserve"> </w:t>
       </w:r>
       <w:r>
         <w:rPr>
-          <w:rFonts w:ascii="Times New Roman" w:hAnsi="Times New Roman"/>
-          <w:i/>
-          <w:color w:val="FF0000"/>
-          <w:sz w:val="24"/>
-          <w:highlight w:val="white"/>
-        </w:rPr>
-        <w:t xml:space="preserve">(г. 6): </w:t>
-      </w:r>
-      <w:r>
-        <w:rPr>
-          <w:rFonts w:ascii="Times New Roman" w:hAnsi="Times New Roman"/>
-          <w:sz w:val="24"/>
-        </w:rPr>
-        <w:t>Преподобний отче,* на всю землю вийшло віщання правих діл твоїх –* тим-то на небесах отримав єси нагороду за труди твої.* Демонські розгромив єси полки* і ангельських досягнув єси чинів,* життя яких непорочно з ревністю наслідував.* Сміливість маючи до Христа Бога,* миру проси душам нашим.</w:t>
-      </w:r>
-    </w:p>
-    <w:p>
-      <w:r>
-        <w:t>ХРЕСТОБОГОРОДИЧНИЙ</w:t>
+          <w:rFonts w:ascii="Times New Roman" w:cs="Times New Roman" w:eastAsia="Times New Roman" w:hAnsi="Times New Roman"/>
+          <w:i w:val="1"/>
+          <w:color w:val="ff0000"/>
+          <w:sz w:val="24"/>
+          <w:szCs w:val="24"/>
+          <w:rtl w:val="0"/>
+        </w:rPr>
+        <w:t xml:space="preserve">(г. 1):</w:t>
+      </w:r>
+      <w:r>
+        <w:rPr>
+          <w:rFonts w:ascii="Times New Roman" w:cs="Times New Roman" w:eastAsia="Times New Roman" w:hAnsi="Times New Roman"/>
+          <w:color w:val="ff0000"/>
+          <w:sz w:val="24"/>
+          <w:szCs w:val="24"/>
+          <w:rtl w:val="0"/>
+        </w:rPr>
+        <w:t xml:space="preserve"> </w:t>
+      </w:r>
+      <w:r>
+        <w:rPr>
+          <w:rFonts w:ascii="Times New Roman" w:cs="Times New Roman" w:eastAsia="Times New Roman" w:hAnsi="Times New Roman"/>
+          <w:sz w:val="24"/>
+          <w:szCs w:val="24"/>
+          <w:rtl w:val="0"/>
+        </w:rPr>
+        <w:t xml:space="preserve">Безліч монахів вшановує тебе, отче наш </w:t>
+      </w:r>
+      <w:r>
+        <w:rPr>
+          <w:rFonts w:ascii="Times New Roman" w:cs="Times New Roman" w:eastAsia="Times New Roman" w:hAnsi="Times New Roman"/>
+          <w:i w:val="1"/>
+          <w:color w:val="ff0000"/>
+          <w:sz w:val="24"/>
+          <w:szCs w:val="24"/>
+          <w:rtl w:val="0"/>
+        </w:rPr>
+        <w:t xml:space="preserve">Симеоне</w:t>
+      </w:r>
+      <w:r>
+        <w:rPr>
+          <w:rFonts w:ascii="Times New Roman" w:cs="Times New Roman" w:eastAsia="Times New Roman" w:hAnsi="Times New Roman"/>
+          <w:sz w:val="24"/>
+          <w:szCs w:val="24"/>
+          <w:rtl w:val="0"/>
+        </w:rPr>
+        <w:t xml:space="preserve">,* як свого наставника;* твоєю бо стежкою ми справді навчилися праведно ходити.* Блаженний ти, що трудився для Христа* і посоромив ворожу силу,* ангелів співбесіднику, преподобних і праведних співучаснику!* Молися з ними Господеві,* щоб помилував душі наші.</w:t>
+      </w:r>
+    </w:p>
+    <w:p>
+      <w:pPr>
+        <w:spacing w:after="120" w:lineRule="auto"/>
+        <w:jc w:val="both"/>
+        <w:rPr>
+          <w:rFonts w:ascii="Times New Roman" w:cs="Times New Roman" w:eastAsia="Times New Roman" w:hAnsi="Times New Roman"/>
+          <w:sz w:val="24"/>
+          <w:szCs w:val="24"/>
+        </w:rPr>
+      </w:pPr>
+      <w:r>
+        <w:rPr>
+          <w:rFonts w:ascii="Times New Roman" w:cs="Times New Roman" w:eastAsia="Times New Roman" w:hAnsi="Times New Roman"/>
+          <w:b w:val="1"/>
+          <w:sz w:val="24"/>
+          <w:szCs w:val="24"/>
+          <w:rtl w:val="0"/>
+        </w:rPr>
+        <w:t xml:space="preserve">І нині: </w:t>
+      </w:r>
+      <w:r>
+        <w:rPr>
+          <w:rFonts w:ascii="Times New Roman" w:cs="Times New Roman" w:eastAsia="Times New Roman" w:hAnsi="Times New Roman"/>
+          <w:i w:val="1"/>
+          <w:color w:val="ff0000"/>
+          <w:sz w:val="24"/>
+          <w:szCs w:val="24"/>
+          <w:rtl w:val="0"/>
+        </w:rPr>
+        <w:t xml:space="preserve">(г. 8):</w:t>
+      </w:r>
+      <w:r>
+        <w:rPr>
+          <w:rFonts w:ascii="Times New Roman" w:cs="Times New Roman" w:eastAsia="Times New Roman" w:hAnsi="Times New Roman"/>
+          <w:color w:val="000000"/>
+          <w:sz w:val="24"/>
+          <w:szCs w:val="24"/>
+          <w:rtl w:val="0"/>
+        </w:rPr>
+        <w:t xml:space="preserve"> Прийдіть, народи світу, поклонімся Богові в трьох особах:* Синові в Отці зі святим Духом.* Отець бо споконвічно родить Сина споконвічного та співпрестольного,* а Дух Святий є в Отці співставлений з Сином:* одна сила, одна природа, одне Божество.* Йому поклоняючись, усі виголошуємо:* Святий Боже, що все твориш Сином,* за співдіянням Святого Духа!* Святий Кріпкий, що нам Отця об'явив* і в світ послав Святого Духа!* Святий Безсмертний і Душе – Утішителю,* що від Отця виходиш і в Сині перебуваєш:* Тройце Свята, – слава тобі!</w:t>
+      </w:r>
+      <w:r>
+        <w:rPr>
+          <w:rtl w:val="0"/>
+        </w:rPr>
+      </w:r>
+    </w:p>
+    <w:p>
+      <w:pPr>
+        <w:spacing w:after="120" w:lineRule="auto"/>
+        <w:jc w:val="both"/>
+        <w:rPr>
+          <w:rFonts w:ascii="Times New Roman" w:cs="Times New Roman" w:eastAsia="Times New Roman" w:hAnsi="Times New Roman"/>
+          <w:sz w:val="24"/>
+          <w:szCs w:val="24"/>
+        </w:rPr>
+      </w:pPr>
+      <w:r>
+        <w:rPr>
+          <w:rtl w:val="0"/>
+        </w:rPr>
       </w:r>
     </w:p>
     <w:p>
@@ -3836,19 +3987,33 @@
       </w:pPr>
       <w:r>
         <w:rPr>
-          <w:rFonts w:ascii="Times New Roman" w:hAnsi="Times New Roman"/>
-          <w:i/>
-          <w:color w:val="FF4400"/>
-          <w:sz w:val="24"/>
-        </w:rPr>
-        <w:t>Священик:</w:t>
-      </w:r>
-      <w:r>
-        <w:rPr>
-          <w:rFonts w:ascii="Times New Roman" w:hAnsi="Times New Roman"/>
-          <w:sz w:val="24"/>
-        </w:rPr>
-        <w:t xml:space="preserve"> Мир всім.</w:t>
+          <w:rFonts w:ascii="Times New Roman" w:cs="Times New Roman" w:eastAsia="Times New Roman" w:hAnsi="Times New Roman"/>
+          <w:i w:val="1"/>
+          <w:color w:val="ff0000"/>
+          <w:sz w:val="24"/>
+          <w:szCs w:val="24"/>
+          <w:rtl w:val="0"/>
+        </w:rPr>
+        <w:t xml:space="preserve">Священик:</w:t>
+      </w:r>
+      <w:r>
+        <w:rPr>
+          <w:rFonts w:ascii="Times New Roman" w:cs="Times New Roman" w:eastAsia="Times New Roman" w:hAnsi="Times New Roman"/>
+          <w:color w:val="ff0000"/>
+          <w:sz w:val="24"/>
+          <w:szCs w:val="24"/>
+          <w:rtl w:val="0"/>
+        </w:rPr>
+        <w:t xml:space="preserve"> </w:t>
+      </w:r>
+      <w:r>
+        <w:rPr>
+          <w:rFonts w:ascii="Times New Roman" w:cs="Times New Roman" w:eastAsia="Times New Roman" w:hAnsi="Times New Roman"/>
+          <w:sz w:val="24"/>
+          <w:szCs w:val="24"/>
+          <w:rtl w:val="0"/>
+        </w:rPr>
+        <w:t xml:space="preserve">Мир всім.</w:t>
       </w:r>
     </w:p>
     <w:p>
@@ -4871,19 +5036,33 @@
       </w:pPr>
       <w:r>
         <w:rPr>
-          <w:rFonts w:ascii="Times New Roman" w:hAnsi="Times New Roman"/>
-          <w:i/>
-          <w:color w:val="FF4400"/>
-          <w:sz w:val="24"/>
-        </w:rPr>
-        <w:t>Священик:</w:t>
-      </w:r>
-      <w:r>
-        <w:rPr>
-          <w:rFonts w:ascii="Times New Roman" w:hAnsi="Times New Roman"/>
-          <w:sz w:val="24"/>
-        </w:rPr>
-        <w:t xml:space="preserve"> Бо ти Бог милости, ласк і чоловіколюбности, і тобі славу віддаємо: Отцю, і Сину, і Святому Духові, нині і повсякчас, і на віки віків.</w:t>
+          <w:rFonts w:ascii="Times New Roman" w:cs="Times New Roman" w:eastAsia="Times New Roman" w:hAnsi="Times New Roman"/>
+          <w:i w:val="1"/>
+          <w:color w:val="ff0000"/>
+          <w:sz w:val="24"/>
+          <w:szCs w:val="24"/>
+          <w:rtl w:val="0"/>
+        </w:rPr>
+        <w:t xml:space="preserve">Священик:</w:t>
+      </w:r>
+      <w:r>
+        <w:rPr>
+          <w:rFonts w:ascii="Times New Roman" w:cs="Times New Roman" w:eastAsia="Times New Roman" w:hAnsi="Times New Roman"/>
+          <w:color w:val="ff0000"/>
+          <w:sz w:val="24"/>
+          <w:szCs w:val="24"/>
+          <w:rtl w:val="0"/>
+        </w:rPr>
+        <w:t xml:space="preserve"> </w:t>
+      </w:r>
+      <w:r>
+        <w:rPr>
+          <w:rFonts w:ascii="Times New Roman" w:cs="Times New Roman" w:eastAsia="Times New Roman" w:hAnsi="Times New Roman"/>
+          <w:sz w:val="24"/>
+          <w:szCs w:val="24"/>
+          <w:rtl w:val="0"/>
+        </w:rPr>
+        <w:t xml:space="preserve">Бо ти Бог милости, ласк і чоловіколюбности, і тобі славу віддаємо: Отцю, і Сину, і Святому Духові, нині і повсякчас, і на віки віків.</w:t>
       </w:r>
     </w:p>
     <w:p>
@@ -4939,19 +5118,33 @@
       </w:pPr>
       <w:r>
         <w:rPr>
-          <w:rFonts w:ascii="Times New Roman" w:hAnsi="Times New Roman"/>
-          <w:i/>
-          <w:color w:val="FF4400"/>
-          <w:sz w:val="24"/>
-        </w:rPr>
-        <w:t>Священик:</w:t>
-      </w:r>
-      <w:r>
-        <w:rPr>
-          <w:rFonts w:ascii="Times New Roman" w:hAnsi="Times New Roman"/>
-          <w:sz w:val="24"/>
-        </w:rPr>
-        <w:t xml:space="preserve"> Мир всім.</w:t>
+          <w:rFonts w:ascii="Times New Roman" w:cs="Times New Roman" w:eastAsia="Times New Roman" w:hAnsi="Times New Roman"/>
+          <w:i w:val="1"/>
+          <w:color w:val="ff0000"/>
+          <w:sz w:val="24"/>
+          <w:szCs w:val="24"/>
+          <w:rtl w:val="0"/>
+        </w:rPr>
+        <w:t xml:space="preserve">Священик:</w:t>
+      </w:r>
+      <w:r>
+        <w:rPr>
+          <w:rFonts w:ascii="Times New Roman" w:cs="Times New Roman" w:eastAsia="Times New Roman" w:hAnsi="Times New Roman"/>
+          <w:color w:val="ff0000"/>
+          <w:sz w:val="24"/>
+          <w:szCs w:val="24"/>
+          <w:rtl w:val="0"/>
+        </w:rPr>
+        <w:t xml:space="preserve"> </w:t>
+      </w:r>
+      <w:r>
+        <w:rPr>
+          <w:rFonts w:ascii="Times New Roman" w:cs="Times New Roman" w:eastAsia="Times New Roman" w:hAnsi="Times New Roman"/>
+          <w:sz w:val="24"/>
+          <w:szCs w:val="24"/>
+          <w:rtl w:val="0"/>
+        </w:rPr>
+        <w:t xml:space="preserve">Мир всім.</w:t>
       </w:r>
     </w:p>
     <w:p>
@@ -5099,19 +5292,33 @@
       </w:pPr>
       <w:r>
         <w:rPr>
-          <w:rFonts w:ascii="Times New Roman" w:hAnsi="Times New Roman"/>
-          <w:i/>
-          <w:color w:val="FF4400"/>
-          <w:sz w:val="24"/>
-        </w:rPr>
-        <w:t>Священик:</w:t>
-      </w:r>
-      <w:r>
-        <w:rPr>
-          <w:rFonts w:ascii="Times New Roman" w:hAnsi="Times New Roman"/>
-          <w:sz w:val="24"/>
-        </w:rPr>
-        <w:t xml:space="preserve"> Нехай буде влада царства твого благословенна і дуже прославлена: Отця, і Сина, і Святого Духа, нині і повсякчас, і на віки віків.</w:t>
+          <w:rFonts w:ascii="Times New Roman" w:cs="Times New Roman" w:eastAsia="Times New Roman" w:hAnsi="Times New Roman"/>
+          <w:i w:val="1"/>
+          <w:color w:val="ff0000"/>
+          <w:sz w:val="24"/>
+          <w:szCs w:val="24"/>
+          <w:rtl w:val="0"/>
+        </w:rPr>
+        <w:t xml:space="preserve">Священик:</w:t>
+      </w:r>
+      <w:r>
+        <w:rPr>
+          <w:rFonts w:ascii="Times New Roman" w:cs="Times New Roman" w:eastAsia="Times New Roman" w:hAnsi="Times New Roman"/>
+          <w:color w:val="ff0000"/>
+          <w:sz w:val="24"/>
+          <w:szCs w:val="24"/>
+          <w:rtl w:val="0"/>
+        </w:rPr>
+        <w:t xml:space="preserve"> </w:t>
+      </w:r>
+      <w:r>
+        <w:rPr>
+          <w:rFonts w:ascii="Times New Roman" w:cs="Times New Roman" w:eastAsia="Times New Roman" w:hAnsi="Times New Roman"/>
+          <w:sz w:val="24"/>
+          <w:szCs w:val="24"/>
+          <w:rtl w:val="0"/>
+        </w:rPr>
+        <w:t xml:space="preserve">Нехай буде влада царства твого благословенна і дуже прославлена: Отця, і Сина, і Святого Духа, нині і повсякчас, і на віки віків.</w:t>
       </w:r>
     </w:p>
     <w:p>
@@ -5735,17 +5942,21 @@
       </w:pPr>
       <w:r>
         <w:rPr>
-          <w:rFonts w:ascii="Times New Roman" w:hAnsi="Times New Roman"/>
-          <w:i/>
-          <w:color w:val="FF4400"/>
-          <w:sz w:val="24"/>
-        </w:rPr>
-        <w:t>Священик:</w:t>
-      </w:r>
-      <w:r>
-        <w:rPr>
-          <w:rFonts w:ascii="Times New Roman" w:hAnsi="Times New Roman"/>
-          <w:sz w:val="24"/>
+          <w:rFonts w:ascii="Times New Roman" w:cs="Times New Roman" w:eastAsia="Times New Roman" w:hAnsi="Times New Roman"/>
+          <w:i w:val="1"/>
+          <w:color w:val="ff0000"/>
+          <w:sz w:val="24"/>
+          <w:szCs w:val="24"/>
+          <w:rtl w:val="0"/>
+        </w:rPr>
+        <w:t xml:space="preserve">Священик:</w:t>
+      </w:r>
+      <w:r>
+        <w:rPr>
+          <w:rFonts w:ascii="Times New Roman" w:cs="Times New Roman" w:eastAsia="Times New Roman" w:hAnsi="Times New Roman"/>
+          <w:sz w:val="24"/>
+          <w:szCs w:val="24"/>
+          <w:rtl w:val="0"/>
         </w:rPr>
         <w:t xml:space="preserve"> Бо твоє є царство, і сила, і слава, Отця, і Сина, і Святого Духа, нині і повсякчас, і на віки віків.</w:t>
       </w:r>
@@ -5832,68 +6043,233 @@
     </w:p>
     <w:p>
       <w:pPr>
-        <w:pStyle w:val="a"/>
-        <w:spacing w:after="160"/>
-      </w:pPr>
-      <w:r>
-        <w:rPr>
-          <w:rFonts w:ascii="Times New Roman" w:hAnsi="Times New Roman"/>
-          <w:i/>
-          <w:color w:val="FF0000"/>
-          <w:sz w:val="24"/>
-        </w:rPr>
-        <w:t xml:space="preserve">Тропар (г. 4): </w:t>
-      </w:r>
-      <w:r>
-        <w:rPr>
-          <w:rFonts w:ascii="Times New Roman" w:hAnsi="Times New Roman"/>
-          <w:sz w:val="24"/>
-        </w:rPr>
-        <w:t>Від світського гамору рятуючись,* посер</w:t>
-      </w:r>
-      <w:r>
-        <w:rPr>
-          <w:rFonts w:ascii="Times New Roman" w:hAnsi="Times New Roman"/>
-          <w:sz w:val="24"/>
-        </w:rPr>
-        <w:t>ед саду в наметі оселився єси, преподобний Давиде,* звідки й, восходження в серці поклавши,* злетів ти у вишнє чеснотами* і там з ликами святих оселяючись, на долішніх споглянь,* які нині пам’ять твою почитають.</w:t>
-      </w:r>
-    </w:p>
-    <w:p>
-      <w:pPr>
-        <w:pStyle w:val="Normal"/>
-        <w:spacing w:after="280"/>
-      </w:pPr>
-      <w:r>
-        <w:rPr>
-          <w:rFonts w:ascii="Times New Roman" w:hAnsi="Times New Roman"/>
-          <w:b/>
-          <w:sz w:val="24"/>
-        </w:rPr>
-        <w:t xml:space="preserve">І нині: </w:t>
-      </w:r>
-      <w:r>
-        <w:rPr>
-          <w:rFonts w:ascii="Times New Roman" w:hAnsi="Times New Roman"/>
-          <w:i/>
-          <w:color w:val="FF4400"/>
-          <w:sz w:val="24"/>
-        </w:rPr>
-        <w:t>Тропар (г. 8):</w:t>
-      </w:r>
-      <w:r>
-        <w:rPr>
-          <w:rFonts w:ascii="Times New Roman" w:hAnsi="Times New Roman"/>
-          <w:color w:val="333333"/>
-          <w:sz w:val="24"/>
-        </w:rPr>
-        <w:t xml:space="preserve"> Благословен єси, Христе Боже наш,* що премудрими рибаків явив,* зіславши їм Духа Святого,* і ними уловив вселенну.* Чоловіколюбче, слава Тобі.</w:t>
-      </w:r>
-    </w:p>
-    <w:p>
-      <w:pPr>
-        <w:pStyle w:val="Normal"/>
-      </w:pPr>
+        <w:pBdr>
+          <w:top w:space="0" w:sz="0" w:val="nil"/>
+          <w:left w:space="0" w:sz="0" w:val="nil"/>
+          <w:bottom w:space="0" w:sz="0" w:val="nil"/>
+          <w:right w:space="0" w:sz="0" w:val="nil"/>
+          <w:between w:space="0" w:sz="0" w:val="nil"/>
+        </w:pBdr>
+        <w:spacing w:after="120" w:lineRule="auto"/>
+        <w:jc w:val="both"/>
+        <w:rPr>
+          <w:rFonts w:ascii="Times New Roman" w:cs="Times New Roman" w:eastAsia="Times New Roman" w:hAnsi="Times New Roman"/>
+          <w:color w:val="000000"/>
+          <w:sz w:val="24"/>
+          <w:szCs w:val="24"/>
+        </w:rPr>
+      </w:pPr>
+      <w:r>
+        <w:rPr>
+          <w:rFonts w:ascii="Times New Roman" w:cs="Times New Roman" w:eastAsia="Times New Roman" w:hAnsi="Times New Roman"/>
+          <w:i w:val="1"/>
+          <w:color w:val="ff0000"/>
+          <w:sz w:val="24"/>
+          <w:szCs w:val="24"/>
+          <w:rtl w:val="0"/>
+        </w:rPr>
+        <w:t xml:space="preserve">(г. 1):</w:t>
+      </w:r>
+      <w:r>
+        <w:rPr>
+          <w:rFonts w:ascii="Times New Roman" w:cs="Times New Roman" w:eastAsia="Times New Roman" w:hAnsi="Times New Roman"/>
+          <w:color w:val="000000"/>
+          <w:sz w:val="24"/>
+          <w:szCs w:val="24"/>
+          <w:rtl w:val="0"/>
+        </w:rPr>
+        <w:t xml:space="preserve"> Пустинним жителем і в тілі ангелом,* і чудотворцем показав </w:t>
+      </w:r>
+      <w:r>
+        <w:rPr>
+          <w:rFonts w:ascii="Times New Roman" w:cs="Times New Roman" w:eastAsia="Times New Roman" w:hAnsi="Times New Roman"/>
+          <w:sz w:val="24"/>
+          <w:szCs w:val="24"/>
+          <w:rtl w:val="0"/>
+        </w:rPr>
+        <w:t xml:space="preserve">т</w:t>
+      </w:r>
+      <w:r>
+        <w:rPr>
+          <w:rFonts w:ascii="Times New Roman" w:cs="Times New Roman" w:eastAsia="Times New Roman" w:hAnsi="Times New Roman"/>
+          <w:color w:val="000000"/>
+          <w:sz w:val="24"/>
+          <w:szCs w:val="24"/>
+          <w:rtl w:val="0"/>
+        </w:rPr>
+        <w:t xml:space="preserve">и себе, богоносний отче наш Теодоре.* Постом, чуванням, молитвою небесні дарування прийнявши,* зціляєш недужих і душі, що з вірою прибігають до </w:t>
+      </w:r>
+      <w:r>
+        <w:rPr>
+          <w:rFonts w:ascii="Times New Roman" w:cs="Times New Roman" w:eastAsia="Times New Roman" w:hAnsi="Times New Roman"/>
+          <w:sz w:val="24"/>
+          <w:szCs w:val="24"/>
+          <w:rtl w:val="0"/>
+        </w:rPr>
+        <w:t xml:space="preserve">т</w:t>
+      </w:r>
+      <w:r>
+        <w:rPr>
+          <w:rFonts w:ascii="Times New Roman" w:cs="Times New Roman" w:eastAsia="Times New Roman" w:hAnsi="Times New Roman"/>
+          <w:color w:val="000000"/>
+          <w:sz w:val="24"/>
+          <w:szCs w:val="24"/>
+          <w:rtl w:val="0"/>
+        </w:rPr>
+        <w:t xml:space="preserve">ебе.* Слава тому, що дав </w:t>
+      </w:r>
+      <w:r>
+        <w:rPr>
+          <w:rFonts w:ascii="Times New Roman" w:cs="Times New Roman" w:eastAsia="Times New Roman" w:hAnsi="Times New Roman"/>
+          <w:sz w:val="24"/>
+          <w:szCs w:val="24"/>
+          <w:rtl w:val="0"/>
+        </w:rPr>
+        <w:t xml:space="preserve">т</w:t>
+      </w:r>
+      <w:r>
+        <w:rPr>
+          <w:rFonts w:ascii="Times New Roman" w:cs="Times New Roman" w:eastAsia="Times New Roman" w:hAnsi="Times New Roman"/>
+          <w:color w:val="000000"/>
+          <w:sz w:val="24"/>
+          <w:szCs w:val="24"/>
+          <w:rtl w:val="0"/>
+        </w:rPr>
+        <w:t xml:space="preserve">обі кріпость,* слава </w:t>
+      </w:r>
+      <w:r>
+        <w:rPr>
+          <w:rFonts w:ascii="Times New Roman" w:cs="Times New Roman" w:eastAsia="Times New Roman" w:hAnsi="Times New Roman"/>
+          <w:sz w:val="24"/>
+          <w:szCs w:val="24"/>
+          <w:rtl w:val="0"/>
+        </w:rPr>
+        <w:t xml:space="preserve">т</w:t>
+      </w:r>
+      <w:r>
+        <w:rPr>
+          <w:rFonts w:ascii="Times New Roman" w:cs="Times New Roman" w:eastAsia="Times New Roman" w:hAnsi="Times New Roman"/>
+          <w:color w:val="000000"/>
+          <w:sz w:val="24"/>
+          <w:szCs w:val="24"/>
+          <w:rtl w:val="0"/>
+        </w:rPr>
+        <w:t xml:space="preserve">ому, що вінчав </w:t>
+      </w:r>
+      <w:r>
+        <w:rPr>
+          <w:rFonts w:ascii="Times New Roman" w:cs="Times New Roman" w:eastAsia="Times New Roman" w:hAnsi="Times New Roman"/>
+          <w:sz w:val="24"/>
+          <w:szCs w:val="24"/>
+          <w:rtl w:val="0"/>
+        </w:rPr>
+        <w:t xml:space="preserve">т</w:t>
+      </w:r>
+      <w:r>
+        <w:rPr>
+          <w:rFonts w:ascii="Times New Roman" w:cs="Times New Roman" w:eastAsia="Times New Roman" w:hAnsi="Times New Roman"/>
+          <w:color w:val="000000"/>
+          <w:sz w:val="24"/>
+          <w:szCs w:val="24"/>
+          <w:rtl w:val="0"/>
+        </w:rPr>
+        <w:t xml:space="preserve">ебе,* слава </w:t>
+      </w:r>
+      <w:r>
+        <w:rPr>
+          <w:rFonts w:ascii="Times New Roman" w:cs="Times New Roman" w:eastAsia="Times New Roman" w:hAnsi="Times New Roman"/>
+          <w:sz w:val="24"/>
+          <w:szCs w:val="24"/>
+          <w:rtl w:val="0"/>
+        </w:rPr>
+        <w:t xml:space="preserve">т</w:t>
+      </w:r>
+      <w:r>
+        <w:rPr>
+          <w:rFonts w:ascii="Times New Roman" w:cs="Times New Roman" w:eastAsia="Times New Roman" w:hAnsi="Times New Roman"/>
+          <w:color w:val="000000"/>
+          <w:sz w:val="24"/>
+          <w:szCs w:val="24"/>
+          <w:rtl w:val="0"/>
+        </w:rPr>
+        <w:t xml:space="preserve">ому, що діє тобою всім зцілення.</w:t>
+      </w:r>
+    </w:p>
+    <w:p>
+      <w:pPr>
+        <w:spacing w:after="120" w:lineRule="auto"/>
+        <w:jc w:val="both"/>
+        <w:rPr>
+          <w:rFonts w:ascii="Times New Roman" w:cs="Times New Roman" w:eastAsia="Times New Roman" w:hAnsi="Times New Roman"/>
+          <w:sz w:val="24"/>
+          <w:szCs w:val="24"/>
+        </w:rPr>
+      </w:pPr>
+      <w:r>
+        <w:rPr>
+          <w:rFonts w:ascii="Times New Roman" w:cs="Times New Roman" w:eastAsia="Times New Roman" w:hAnsi="Times New Roman"/>
+          <w:b w:val="1"/>
+          <w:sz w:val="24"/>
+          <w:szCs w:val="24"/>
+          <w:rtl w:val="0"/>
+        </w:rPr>
+        <w:t xml:space="preserve">Слава: і нині:</w:t>
+      </w:r>
+      <w:r>
+        <w:rPr>
+          <w:rFonts w:ascii="Times New Roman" w:cs="Times New Roman" w:eastAsia="Times New Roman" w:hAnsi="Times New Roman"/>
+          <w:sz w:val="24"/>
+          <w:szCs w:val="24"/>
+          <w:rtl w:val="0"/>
+        </w:rPr>
+        <w:t xml:space="preserve"> </w:t>
+      </w:r>
+      <w:r>
+        <w:rPr>
+          <w:rFonts w:ascii="Times New Roman" w:cs="Times New Roman" w:eastAsia="Times New Roman" w:hAnsi="Times New Roman"/>
+          <w:i w:val="1"/>
+          <w:color w:val="ff0000"/>
+          <w:sz w:val="24"/>
+          <w:szCs w:val="24"/>
+          <w:rtl w:val="0"/>
+        </w:rPr>
+        <w:t xml:space="preserve">(г. 8):</w:t>
+      </w:r>
+      <w:r>
+        <w:rPr>
+          <w:rFonts w:ascii="Times New Roman" w:cs="Times New Roman" w:eastAsia="Times New Roman" w:hAnsi="Times New Roman"/>
+          <w:color w:val="000000"/>
+          <w:sz w:val="24"/>
+          <w:szCs w:val="24"/>
+          <w:rtl w:val="0"/>
+        </w:rPr>
+        <w:t xml:space="preserve"> </w:t>
+      </w:r>
+      <w:r>
+        <w:rPr>
+          <w:rFonts w:ascii="Times New Roman" w:cs="Times New Roman" w:eastAsia="Times New Roman" w:hAnsi="Times New Roman"/>
+          <w:sz w:val="24"/>
+          <w:szCs w:val="24"/>
+          <w:rtl w:val="0"/>
+        </w:rPr>
+        <w:t xml:space="preserve">Благословен єси, Христе Боже наш,* що премудрими рибаків явив,* зіславши їм Духа Святого,* і ними уловив вселенну.* Чоловіколюбче, слава Тобі.</w:t>
+      </w:r>
+    </w:p>
+    <w:p>
+      <w:pPr>
+        <w:spacing w:after="120" w:lineRule="auto"/>
+        <w:jc w:val="both"/>
+        <w:rPr>
+          <w:rFonts w:ascii="Times New Roman" w:cs="Times New Roman" w:eastAsia="Times New Roman" w:hAnsi="Times New Roman"/>
+          <w:sz w:val="24"/>
+          <w:szCs w:val="24"/>
+        </w:rPr>
+      </w:pPr>
+      <w:r>
+        <w:rPr>
+          <w:rtl w:val="0"/>
+        </w:rPr>
+      </w:r>
     </w:p>
     <w:p>
       <w:pPr>
@@ -6378,17 +6754,21 @@
       </w:pPr>
       <w:r>
         <w:rPr>
-          <w:rFonts w:ascii="Times New Roman" w:hAnsi="Times New Roman"/>
-          <w:i/>
-          <w:color w:val="FF4400"/>
-          <w:sz w:val="24"/>
-        </w:rPr>
-        <w:t>Священик:</w:t>
-      </w:r>
-      <w:r>
-        <w:rPr>
-          <w:rFonts w:ascii="Times New Roman" w:hAnsi="Times New Roman"/>
-          <w:sz w:val="24"/>
+          <w:rFonts w:ascii="Times New Roman" w:cs="Times New Roman" w:eastAsia="Times New Roman" w:hAnsi="Times New Roman"/>
+          <w:i w:val="1"/>
+          <w:color w:val="ff0000"/>
+          <w:sz w:val="24"/>
+          <w:szCs w:val="24"/>
+          <w:rtl w:val="0"/>
+        </w:rPr>
+        <w:t xml:space="preserve">Священик:</w:t>
+      </w:r>
+      <w:r>
+        <w:rPr>
+          <w:rFonts w:ascii="Times New Roman" w:cs="Times New Roman" w:eastAsia="Times New Roman" w:hAnsi="Times New Roman"/>
+          <w:sz w:val="24"/>
+          <w:szCs w:val="24"/>
+          <w:rtl w:val="0"/>
         </w:rPr>
         <w:t xml:space="preserve"> Бо милостивий і чоловіколюбець Бог єси, і тобі славу возсилаємо: Отцю, і Сину, і Святому Духові, нині і повсякчас, і на віки віків.</w:t>
       </w:r>
@@ -6530,19 +6910,33 @@
       </w:pPr>
       <w:r>
         <w:rPr>
-          <w:rFonts w:ascii="Times New Roman" w:hAnsi="Times New Roman"/>
-          <w:i/>
-          <w:color w:val="FF4400"/>
-          <w:sz w:val="24"/>
-        </w:rPr>
-        <w:t>Священик:</w:t>
-      </w:r>
-      <w:r>
-        <w:rPr>
-          <w:rFonts w:ascii="Times New Roman" w:hAnsi="Times New Roman"/>
-          <w:sz w:val="24"/>
-        </w:rPr>
-        <w:t xml:space="preserve"> Слава тобі, Христе Боже, надіє наша, слава тобі!</w:t>
+          <w:rFonts w:ascii="Times New Roman" w:cs="Times New Roman" w:eastAsia="Times New Roman" w:hAnsi="Times New Roman"/>
+          <w:i w:val="1"/>
+          <w:color w:val="ff0000"/>
+          <w:sz w:val="24"/>
+          <w:szCs w:val="24"/>
+          <w:rtl w:val="0"/>
+        </w:rPr>
+        <w:t xml:space="preserve">Священик:</w:t>
+      </w:r>
+      <w:r>
+        <w:rPr>
+          <w:rFonts w:ascii="Times New Roman" w:cs="Times New Roman" w:eastAsia="Times New Roman" w:hAnsi="Times New Roman"/>
+          <w:color w:val="ff0000"/>
+          <w:sz w:val="24"/>
+          <w:szCs w:val="24"/>
+          <w:rtl w:val="0"/>
+        </w:rPr>
+        <w:t xml:space="preserve"> </w:t>
+      </w:r>
+      <w:r>
+        <w:rPr>
+          <w:rFonts w:ascii="Times New Roman" w:cs="Times New Roman" w:eastAsia="Times New Roman" w:hAnsi="Times New Roman"/>
+          <w:sz w:val="24"/>
+          <w:szCs w:val="24"/>
+          <w:rtl w:val="0"/>
+        </w:rPr>
+        <w:t xml:space="preserve">Слава тобі, Христе Боже, надіє наша, слава тобі!</w:t>
       </w:r>
     </w:p>
     <w:p>
@@ -6617,37 +7011,83 @@
       </w:r>
     </w:p>
     <w:p>
-      <w:r>
-        <w:rPr>
-          <w:rFonts w:ascii="Times New Roman" w:hAnsi="Times New Roman"/>
-          <w:i/>
-          <w:color w:val="FF4400"/>
-          <w:sz w:val="24"/>
-        </w:rPr>
-        <w:t>Священик:</w:t>
-      </w:r>
-      <w:r>
-        <w:rPr>
-          <w:rFonts w:ascii="Times New Roman" w:hAnsi="Times New Roman"/>
-          <w:sz w:val="24"/>
-        </w:rPr>
-        <w:t xml:space="preserve"> Христос, істинний Бог наш - молитвами пречистої Своєї Матері, силою чесного і животвочого хреста, заступництвом святих славних і всехвальних апостолів, святого, </w:t>
-      </w:r>
-      <w:r>
-        <w:rPr>
-          <w:rFonts w:ascii="Times New Roman" w:hAnsi="Times New Roman"/>
-          <w:i/>
-          <w:color w:val="FF4400"/>
-          <w:sz w:val="24"/>
-        </w:rPr>
-        <w:t>якого є храм</w:t>
-      </w:r>
-      <w:r>
-        <w:rPr>
-          <w:rFonts w:ascii="Times New Roman" w:hAnsi="Times New Roman"/>
-          <w:sz w:val="24"/>
-        </w:rPr>
-        <w:t>, преподобного отця нашого Давида, що в Солуні, блаженного священномученика Андрія Іщака, пресвітера, блаженних священномученика Миколи Конрада, пресвітера, і мученика Володимира Прийми, співця і всіх святих - помилує і спасе нас як благий і людинолюбний.</w:t>
+      <w:pPr>
+        <w:spacing w:after="120" w:lineRule="auto"/>
+        <w:jc w:val="both"/>
+        <w:rPr>
+          <w:rFonts w:ascii="Times New Roman" w:cs="Times New Roman" w:eastAsia="Times New Roman" w:hAnsi="Times New Roman"/>
+          <w:sz w:val="24"/>
+          <w:szCs w:val="24"/>
+        </w:rPr>
+      </w:pPr>
+      <w:r>
+        <w:rPr>
+          <w:rFonts w:ascii="Times New Roman" w:cs="Times New Roman" w:eastAsia="Times New Roman" w:hAnsi="Times New Roman"/>
+          <w:i w:val="1"/>
+          <w:color w:val="ff0000"/>
+          <w:sz w:val="24"/>
+          <w:szCs w:val="24"/>
+          <w:rtl w:val="0"/>
+        </w:rPr>
+        <w:t xml:space="preserve">Священик:</w:t>
+      </w:r>
+      <w:r>
+        <w:rPr>
+          <w:rFonts w:ascii="Times New Roman" w:cs="Times New Roman" w:eastAsia="Times New Roman" w:hAnsi="Times New Roman"/>
+          <w:color w:val="ff0000"/>
+          <w:sz w:val="24"/>
+          <w:szCs w:val="24"/>
+          <w:rtl w:val="0"/>
+        </w:rPr>
+        <w:t xml:space="preserve"> </w:t>
+      </w:r>
+      <w:r>
+        <w:rPr>
+          <w:rFonts w:ascii="Times New Roman" w:cs="Times New Roman" w:eastAsia="Times New Roman" w:hAnsi="Times New Roman"/>
+          <w:sz w:val="24"/>
+          <w:szCs w:val="24"/>
+          <w:rtl w:val="0"/>
+        </w:rPr>
+        <w:t xml:space="preserve">Христос, істинний Бог наш, що в огненних язиках зіслав з неба Пресвятого Духа на святих своїх учнів і апостолів, молитвами пречистої своєї Матері, святих, славних і всехвальних апостолів. і святого </w:t>
+      </w:r>
+      <w:r>
+        <w:rPr>
+          <w:rFonts w:ascii="Times New Roman" w:cs="Times New Roman" w:eastAsia="Times New Roman" w:hAnsi="Times New Roman"/>
+          <w:i w:val="1"/>
+          <w:color w:val="ff0000"/>
+          <w:sz w:val="24"/>
+          <w:szCs w:val="24"/>
+          <w:rtl w:val="0"/>
+        </w:rPr>
+        <w:t xml:space="preserve">(ім'я, якого є храм)</w:t>
+      </w:r>
+      <w:r>
+        <w:rPr>
+          <w:rFonts w:ascii="Times New Roman" w:cs="Times New Roman" w:eastAsia="Times New Roman" w:hAnsi="Times New Roman"/>
+          <w:sz w:val="24"/>
+          <w:szCs w:val="24"/>
+          <w:rtl w:val="0"/>
+        </w:rPr>
+        <w:t xml:space="preserve">, і преподобного отця нашого </w:t>
+      </w:r>
+      <w:r>
+        <w:rPr>
+          <w:rFonts w:ascii="Times New Roman" w:cs="Times New Roman" w:eastAsia="Times New Roman" w:hAnsi="Times New Roman"/>
+          <w:color w:val="000000"/>
+          <w:sz w:val="24"/>
+          <w:szCs w:val="24"/>
+          <w:rtl w:val="0"/>
+        </w:rPr>
+        <w:t xml:space="preserve">Симеона, що на Дивній горі</w:t>
+      </w:r>
+      <w:r>
+        <w:rPr>
+          <w:rFonts w:ascii="Times New Roman" w:cs="Times New Roman" w:eastAsia="Times New Roman" w:hAnsi="Times New Roman"/>
+          <w:sz w:val="24"/>
+          <w:szCs w:val="24"/>
+          <w:rtl w:val="0"/>
+        </w:rPr>
+        <w:t xml:space="preserve">, і всіх святих, помилує і спасе нас, як благий і чоловіколюбець.</w:t>
       </w:r>
     </w:p>
     <w:p>
@@ -6827,19 +7267,33 @@
       </w:pPr>
       <w:r>
         <w:rPr>
-          <w:rFonts w:ascii="Times New Roman" w:hAnsi="Times New Roman"/>
-          <w:i/>
-          <w:color w:val="FF4400"/>
-          <w:sz w:val="24"/>
-        </w:rPr>
-        <w:t>Священик:</w:t>
-      </w:r>
-      <w:r>
-        <w:rPr>
-          <w:rFonts w:ascii="Times New Roman" w:hAnsi="Times New Roman"/>
-          <w:sz w:val="24"/>
-        </w:rPr>
-        <w:t xml:space="preserve"> Слава святій, одноістотній, животворящій і нероздільній Тройці, завжди, нині і повсякчас, і на віки віків.</w:t>
+          <w:rFonts w:ascii="Times New Roman" w:cs="Times New Roman" w:eastAsia="Times New Roman" w:hAnsi="Times New Roman"/>
+          <w:i w:val="1"/>
+          <w:color w:val="ff0000"/>
+          <w:sz w:val="24"/>
+          <w:szCs w:val="24"/>
+          <w:rtl w:val="0"/>
+        </w:rPr>
+        <w:t xml:space="preserve">Священик</w:t>
+      </w:r>
+      <w:r>
+        <w:rPr>
+          <w:rFonts w:ascii="Times New Roman" w:cs="Times New Roman" w:eastAsia="Times New Roman" w:hAnsi="Times New Roman"/>
+          <w:color w:val="ff0000"/>
+          <w:sz w:val="24"/>
+          <w:szCs w:val="24"/>
+          <w:rtl w:val="0"/>
+        </w:rPr>
+        <w:t xml:space="preserve">: </w:t>
+      </w:r>
+      <w:r>
+        <w:rPr>
+          <w:rFonts w:ascii="Times New Roman" w:cs="Times New Roman" w:eastAsia="Times New Roman" w:hAnsi="Times New Roman"/>
+          <w:sz w:val="24"/>
+          <w:szCs w:val="24"/>
+          <w:rtl w:val="0"/>
+        </w:rPr>
+        <w:t xml:space="preserve">Слава святій, одноістотній, животворящій і нероздільній Тройці, завжди, нині і повсякчас, і на віки віків.</w:t>
       </w:r>
     </w:p>
     <w:p>
@@ -10601,17 +11055,21 @@
       </w:pPr>
       <w:r>
         <w:rPr>
-          <w:rFonts w:ascii="Times New Roman" w:hAnsi="Times New Roman"/>
-          <w:i/>
-          <w:color w:val="FF4400"/>
-          <w:sz w:val="24"/>
-        </w:rPr>
-        <w:t>Священик:</w:t>
-      </w:r>
-      <w:r>
-        <w:rPr>
-          <w:rFonts w:ascii="Times New Roman" w:hAnsi="Times New Roman"/>
-          <w:sz w:val="24"/>
+          <w:rFonts w:ascii="Times New Roman" w:cs="Times New Roman" w:eastAsia="Times New Roman" w:hAnsi="Times New Roman"/>
+          <w:i w:val="1"/>
+          <w:color w:val="ff0000"/>
+          <w:sz w:val="24"/>
+          <w:szCs w:val="24"/>
+          <w:rtl w:val="0"/>
+        </w:rPr>
+        <w:t xml:space="preserve">Священик:</w:t>
+      </w:r>
+      <w:r>
+        <w:rPr>
+          <w:rFonts w:ascii="Times New Roman" w:cs="Times New Roman" w:eastAsia="Times New Roman" w:hAnsi="Times New Roman"/>
+          <w:sz w:val="24"/>
+          <w:szCs w:val="24"/>
+          <w:rtl w:val="0"/>
         </w:rPr>
         <w:t xml:space="preserve"> Бо тобі належить усяка слава, честь і поклоніння, Отцю, і Сину, і Святому Духові, нині і повсякчас, і на віки віків.</w:t>
       </w:r>
@@ -10954,77 +11412,303 @@
     </w:p>
     <w:p>
       <w:pPr>
-        <w:pStyle w:val="a"/>
-        <w:spacing w:after="160"/>
-      </w:pPr>
-      <w:r>
-        <w:rPr>
-          <w:rFonts w:ascii="Times New Roman" w:hAnsi="Times New Roman"/>
-          <w:i/>
-          <w:color w:val="FF0000"/>
-          <w:sz w:val="24"/>
-        </w:rPr>
-        <w:t xml:space="preserve">Тропар (г. 4): </w:t>
-      </w:r>
-      <w:r>
-        <w:rPr>
-          <w:rFonts w:ascii="Times New Roman" w:hAnsi="Times New Roman"/>
-          <w:sz w:val="24"/>
-        </w:rPr>
-        <w:t>Від світського гамору рятуючись,* посер</w:t>
-      </w:r>
-      <w:r>
-        <w:rPr>
-          <w:rFonts w:ascii="Times New Roman" w:hAnsi="Times New Roman"/>
-          <w:sz w:val="24"/>
-        </w:rPr>
-        <w:t>ед саду в наметі оселився єси, преподобний Давиде,* звідки й, восходження в серці поклавши,* злетів ти у вишнє чеснотами* і там з ликами святих оселяючись, на долішніх споглянь,* які нині пам’ять твою почитають.</w:t>
-      </w:r>
-      <w:r>
-        <w:rPr>
-          <w:rFonts w:ascii="Times New Roman" w:hAnsi="Times New Roman"/>
-          <w:i/>
-          <w:color w:val="FF4400"/>
-          <w:sz w:val="24"/>
-        </w:rPr>
-        <w:t xml:space="preserve"> (2 р.)</w:t>
-      </w:r>
-    </w:p>
-    <w:p>
-      <w:pPr>
-        <w:pStyle w:val="Normal"/>
-        <w:spacing w:after="280"/>
-      </w:pPr>
-      <w:r>
-        <w:rPr>
-          <w:rFonts w:ascii="Times New Roman" w:hAnsi="Times New Roman"/>
-          <w:b/>
-          <w:sz w:val="24"/>
-        </w:rPr>
-        <w:t xml:space="preserve">І нині: </w:t>
-      </w:r>
-      <w:r>
-        <w:rPr>
-          <w:rFonts w:ascii="Times New Roman" w:hAnsi="Times New Roman"/>
-          <w:i/>
-          <w:color w:val="FF4400"/>
-          <w:sz w:val="24"/>
-        </w:rPr>
-        <w:t>Тропар (г. 8):</w:t>
-      </w:r>
-      <w:r>
-        <w:rPr>
-          <w:rFonts w:ascii="Times New Roman" w:hAnsi="Times New Roman"/>
-          <w:color w:val="333333"/>
-          <w:sz w:val="24"/>
-        </w:rPr>
-        <w:t xml:space="preserve"> Благословен єси, Христе Боже наш,* що премудрими рибаків явив,* зіславши їм Духа Святого,* і ними уловив вселенну.* Чоловіколюбче, слава Тобі.</w:t>
-      </w:r>
-    </w:p>
-    <w:p>
-      <w:pPr>
-        <w:pStyle w:val="Normal"/>
-      </w:pPr>
+        <w:spacing w:after="120" w:lineRule="auto"/>
+        <w:jc w:val="both"/>
+        <w:rPr>
+          <w:rFonts w:ascii="Times New Roman" w:cs="Times New Roman" w:eastAsia="Times New Roman" w:hAnsi="Times New Roman"/>
+          <w:sz w:val="24"/>
+          <w:szCs w:val="24"/>
+        </w:rPr>
+      </w:pPr>
+      <w:r>
+        <w:rPr>
+          <w:rFonts w:ascii="Times New Roman" w:cs="Times New Roman" w:eastAsia="Times New Roman" w:hAnsi="Times New Roman"/>
+          <w:i w:val="1"/>
+          <w:color w:val="ff0000"/>
+          <w:sz w:val="24"/>
+          <w:szCs w:val="24"/>
+          <w:rtl w:val="0"/>
+        </w:rPr>
+        <w:t xml:space="preserve">(г. 8):</w:t>
+      </w:r>
+      <w:r>
+        <w:rPr>
+          <w:rFonts w:ascii="Times New Roman" w:cs="Times New Roman" w:eastAsia="Times New Roman" w:hAnsi="Times New Roman"/>
+          <w:color w:val="000000"/>
+          <w:sz w:val="24"/>
+          <w:szCs w:val="24"/>
+          <w:rtl w:val="0"/>
+        </w:rPr>
+        <w:t xml:space="preserve"> </w:t>
+      </w:r>
+      <w:r>
+        <w:rPr>
+          <w:rFonts w:ascii="Times New Roman" w:cs="Times New Roman" w:eastAsia="Times New Roman" w:hAnsi="Times New Roman"/>
+          <w:sz w:val="24"/>
+          <w:szCs w:val="24"/>
+          <w:rtl w:val="0"/>
+        </w:rPr>
+        <w:t xml:space="preserve">Благословен єси, Христе Боже наш,* що премудрими рибаків явив,* зіславши їм Духа Святого,* і ними уловив вселенну.* Чоловіколюбче, слава Тобі. </w:t>
+      </w:r>
+      <w:r>
+        <w:rPr>
+          <w:rFonts w:ascii="Times New Roman" w:cs="Times New Roman" w:eastAsia="Times New Roman" w:hAnsi="Times New Roman"/>
+          <w:i w:val="1"/>
+          <w:color w:val="ff0000"/>
+          <w:sz w:val="24"/>
+          <w:szCs w:val="24"/>
+          <w:rtl w:val="0"/>
+        </w:rPr>
+        <w:t xml:space="preserve">(2 р.)</w:t>
+      </w:r>
+      <w:r>
+        <w:rPr>
+          <w:rtl w:val="0"/>
+        </w:rPr>
+      </w:r>
+    </w:p>
+    <w:p>
+      <w:pPr>
+        <w:pBdr>
+          <w:top w:space="0" w:sz="0" w:val="nil"/>
+          <w:left w:space="0" w:sz="0" w:val="nil"/>
+          <w:bottom w:space="0" w:sz="0" w:val="nil"/>
+          <w:right w:space="0" w:sz="0" w:val="nil"/>
+          <w:between w:space="0" w:sz="0" w:val="nil"/>
+        </w:pBdr>
+        <w:spacing w:after="120" w:lineRule="auto"/>
+        <w:jc w:val="both"/>
+        <w:rPr>
+          <w:rFonts w:ascii="Times New Roman" w:cs="Times New Roman" w:eastAsia="Times New Roman" w:hAnsi="Times New Roman"/>
+          <w:color w:val="000000"/>
+          <w:sz w:val="24"/>
+          <w:szCs w:val="24"/>
+        </w:rPr>
+      </w:pPr>
+      <w:r>
+        <w:rPr>
+          <w:rFonts w:ascii="Times New Roman" w:cs="Times New Roman" w:eastAsia="Times New Roman" w:hAnsi="Times New Roman"/>
+          <w:b w:val="1"/>
+          <w:sz w:val="24"/>
+          <w:szCs w:val="24"/>
+          <w:rtl w:val="0"/>
+        </w:rPr>
+        <w:t xml:space="preserve">Слава:</w:t>
+      </w:r>
+      <w:r>
+        <w:rPr>
+          <w:rFonts w:ascii="Times New Roman" w:cs="Times New Roman" w:eastAsia="Times New Roman" w:hAnsi="Times New Roman"/>
+          <w:i w:val="1"/>
+          <w:color w:val="ff0000"/>
+          <w:sz w:val="24"/>
+          <w:szCs w:val="24"/>
+          <w:rtl w:val="0"/>
+        </w:rPr>
+        <w:t xml:space="preserve"> (г. 1):</w:t>
+      </w:r>
+      <w:r>
+        <w:rPr>
+          <w:rFonts w:ascii="Times New Roman" w:cs="Times New Roman" w:eastAsia="Times New Roman" w:hAnsi="Times New Roman"/>
+          <w:color w:val="000000"/>
+          <w:sz w:val="24"/>
+          <w:szCs w:val="24"/>
+          <w:rtl w:val="0"/>
+        </w:rPr>
+        <w:t xml:space="preserve"> Пустинним жителем і в тілі ангелом,* і чудотворцем показав </w:t>
+      </w:r>
+      <w:r>
+        <w:rPr>
+          <w:rFonts w:ascii="Times New Roman" w:cs="Times New Roman" w:eastAsia="Times New Roman" w:hAnsi="Times New Roman"/>
+          <w:sz w:val="24"/>
+          <w:szCs w:val="24"/>
+          <w:rtl w:val="0"/>
+        </w:rPr>
+        <w:t xml:space="preserve">т</w:t>
+      </w:r>
+      <w:r>
+        <w:rPr>
+          <w:rFonts w:ascii="Times New Roman" w:cs="Times New Roman" w:eastAsia="Times New Roman" w:hAnsi="Times New Roman"/>
+          <w:color w:val="000000"/>
+          <w:sz w:val="24"/>
+          <w:szCs w:val="24"/>
+          <w:rtl w:val="0"/>
+        </w:rPr>
+        <w:t xml:space="preserve">и себе, богоносний отче наш </w:t>
+      </w:r>
+      <w:r>
+        <w:rPr>
+          <w:rFonts w:ascii="Times New Roman" w:cs="Times New Roman" w:eastAsia="Times New Roman" w:hAnsi="Times New Roman"/>
+          <w:sz w:val="24"/>
+          <w:szCs w:val="24"/>
+          <w:rtl w:val="0"/>
+        </w:rPr>
+        <w:t xml:space="preserve">Симеоне</w:t>
+      </w:r>
+      <w:r>
+        <w:rPr>
+          <w:rFonts w:ascii="Times New Roman" w:cs="Times New Roman" w:eastAsia="Times New Roman" w:hAnsi="Times New Roman"/>
+          <w:color w:val="000000"/>
+          <w:sz w:val="24"/>
+          <w:szCs w:val="24"/>
+          <w:rtl w:val="0"/>
+        </w:rPr>
+        <w:t xml:space="preserve">.* Постом, чуванням, молитвою небесні дарування прийнявши,* зціляєш недужих і душі, що з вірою прибігають до </w:t>
+      </w:r>
+      <w:r>
+        <w:rPr>
+          <w:rFonts w:ascii="Times New Roman" w:cs="Times New Roman" w:eastAsia="Times New Roman" w:hAnsi="Times New Roman"/>
+          <w:sz w:val="24"/>
+          <w:szCs w:val="24"/>
+          <w:rtl w:val="0"/>
+        </w:rPr>
+        <w:t xml:space="preserve">т</w:t>
+      </w:r>
+      <w:r>
+        <w:rPr>
+          <w:rFonts w:ascii="Times New Roman" w:cs="Times New Roman" w:eastAsia="Times New Roman" w:hAnsi="Times New Roman"/>
+          <w:color w:val="000000"/>
+          <w:sz w:val="24"/>
+          <w:szCs w:val="24"/>
+          <w:rtl w:val="0"/>
+        </w:rPr>
+        <w:t xml:space="preserve">ебе.* Слава тому, що дав </w:t>
+      </w:r>
+      <w:r>
+        <w:rPr>
+          <w:rFonts w:ascii="Times New Roman" w:cs="Times New Roman" w:eastAsia="Times New Roman" w:hAnsi="Times New Roman"/>
+          <w:sz w:val="24"/>
+          <w:szCs w:val="24"/>
+          <w:rtl w:val="0"/>
+        </w:rPr>
+        <w:t xml:space="preserve">т</w:t>
+      </w:r>
+      <w:r>
+        <w:rPr>
+          <w:rFonts w:ascii="Times New Roman" w:cs="Times New Roman" w:eastAsia="Times New Roman" w:hAnsi="Times New Roman"/>
+          <w:color w:val="000000"/>
+          <w:sz w:val="24"/>
+          <w:szCs w:val="24"/>
+          <w:rtl w:val="0"/>
+        </w:rPr>
+        <w:t xml:space="preserve">обі кріпость,* слава </w:t>
+      </w:r>
+      <w:r>
+        <w:rPr>
+          <w:rFonts w:ascii="Times New Roman" w:cs="Times New Roman" w:eastAsia="Times New Roman" w:hAnsi="Times New Roman"/>
+          <w:sz w:val="24"/>
+          <w:szCs w:val="24"/>
+          <w:rtl w:val="0"/>
+        </w:rPr>
+        <w:t xml:space="preserve">т</w:t>
+      </w:r>
+      <w:r>
+        <w:rPr>
+          <w:rFonts w:ascii="Times New Roman" w:cs="Times New Roman" w:eastAsia="Times New Roman" w:hAnsi="Times New Roman"/>
+          <w:color w:val="000000"/>
+          <w:sz w:val="24"/>
+          <w:szCs w:val="24"/>
+          <w:rtl w:val="0"/>
+        </w:rPr>
+        <w:t xml:space="preserve">ому, що вінчав </w:t>
+      </w:r>
+      <w:r>
+        <w:rPr>
+          <w:rFonts w:ascii="Times New Roman" w:cs="Times New Roman" w:eastAsia="Times New Roman" w:hAnsi="Times New Roman"/>
+          <w:sz w:val="24"/>
+          <w:szCs w:val="24"/>
+          <w:rtl w:val="0"/>
+        </w:rPr>
+        <w:t xml:space="preserve">т</w:t>
+      </w:r>
+      <w:r>
+        <w:rPr>
+          <w:rFonts w:ascii="Times New Roman" w:cs="Times New Roman" w:eastAsia="Times New Roman" w:hAnsi="Times New Roman"/>
+          <w:color w:val="000000"/>
+          <w:sz w:val="24"/>
+          <w:szCs w:val="24"/>
+          <w:rtl w:val="0"/>
+        </w:rPr>
+        <w:t xml:space="preserve">ебе,* слава </w:t>
+      </w:r>
+      <w:r>
+        <w:rPr>
+          <w:rFonts w:ascii="Times New Roman" w:cs="Times New Roman" w:eastAsia="Times New Roman" w:hAnsi="Times New Roman"/>
+          <w:sz w:val="24"/>
+          <w:szCs w:val="24"/>
+          <w:rtl w:val="0"/>
+        </w:rPr>
+        <w:t xml:space="preserve">т</w:t>
+      </w:r>
+      <w:r>
+        <w:rPr>
+          <w:rFonts w:ascii="Times New Roman" w:cs="Times New Roman" w:eastAsia="Times New Roman" w:hAnsi="Times New Roman"/>
+          <w:color w:val="000000"/>
+          <w:sz w:val="24"/>
+          <w:szCs w:val="24"/>
+          <w:rtl w:val="0"/>
+        </w:rPr>
+        <w:t xml:space="preserve">ому, що діє тобою всім зцілення.</w:t>
+      </w:r>
+    </w:p>
+    <w:p>
+      <w:pPr>
+        <w:spacing w:after="120" w:lineRule="auto"/>
+        <w:jc w:val="both"/>
+        <w:rPr>
+          <w:rFonts w:ascii="Times New Roman" w:cs="Times New Roman" w:eastAsia="Times New Roman" w:hAnsi="Times New Roman"/>
+          <w:sz w:val="24"/>
+          <w:szCs w:val="24"/>
+        </w:rPr>
+      </w:pPr>
+      <w:r>
+        <w:rPr>
+          <w:rFonts w:ascii="Times New Roman" w:cs="Times New Roman" w:eastAsia="Times New Roman" w:hAnsi="Times New Roman"/>
+          <w:b w:val="1"/>
+          <w:sz w:val="24"/>
+          <w:szCs w:val="24"/>
+          <w:rtl w:val="0"/>
+        </w:rPr>
+        <w:t xml:space="preserve">І нині:</w:t>
+      </w:r>
+      <w:r>
+        <w:rPr>
+          <w:rFonts w:ascii="Times New Roman" w:cs="Times New Roman" w:eastAsia="Times New Roman" w:hAnsi="Times New Roman"/>
+          <w:sz w:val="24"/>
+          <w:szCs w:val="24"/>
+          <w:rtl w:val="0"/>
+        </w:rPr>
+        <w:t xml:space="preserve"> </w:t>
+      </w:r>
+      <w:r>
+        <w:rPr>
+          <w:rFonts w:ascii="Times New Roman" w:cs="Times New Roman" w:eastAsia="Times New Roman" w:hAnsi="Times New Roman"/>
+          <w:i w:val="1"/>
+          <w:color w:val="ff0000"/>
+          <w:sz w:val="24"/>
+          <w:szCs w:val="24"/>
+          <w:rtl w:val="0"/>
+        </w:rPr>
+        <w:t xml:space="preserve">(г. 8):</w:t>
+      </w:r>
+      <w:r>
+        <w:rPr>
+          <w:rFonts w:ascii="Times New Roman" w:cs="Times New Roman" w:eastAsia="Times New Roman" w:hAnsi="Times New Roman"/>
+          <w:color w:val="000000"/>
+          <w:sz w:val="24"/>
+          <w:szCs w:val="24"/>
+          <w:rtl w:val="0"/>
+        </w:rPr>
+        <w:t xml:space="preserve"> </w:t>
+      </w:r>
+      <w:r>
+        <w:rPr>
+          <w:rFonts w:ascii="Times New Roman" w:cs="Times New Roman" w:eastAsia="Times New Roman" w:hAnsi="Times New Roman"/>
+          <w:sz w:val="24"/>
+          <w:szCs w:val="24"/>
+          <w:rtl w:val="0"/>
+        </w:rPr>
+        <w:t xml:space="preserve">Благословен єси, Христе Боже наш,* що премудрими рибаків явив,* зіславши їм Духа Святого,* і ними уловив вселенну.* Чоловіколюбче, слава Тобі.</w:t>
+      </w:r>
     </w:p>
     <w:p>
       <w:pPr>
@@ -11288,19 +11972,33 @@
       </w:pPr>
       <w:r>
         <w:rPr>
-          <w:rFonts w:ascii="Times New Roman" w:hAnsi="Times New Roman"/>
-          <w:i/>
-          <w:color w:val="FF4400"/>
-          <w:sz w:val="24"/>
-        </w:rPr>
-        <w:t>Священик:</w:t>
-      </w:r>
-      <w:r>
-        <w:rPr>
-          <w:rFonts w:ascii="Times New Roman" w:hAnsi="Times New Roman"/>
-          <w:sz w:val="24"/>
-        </w:rPr>
-        <w:t xml:space="preserve"> Бо Твоя влада і Твоє єсть царство і сила, і слава Отця, і Сина, і Святого Духа, нині і повсякчас, і на віки віків.</w:t>
+          <w:rFonts w:ascii="Times New Roman" w:cs="Times New Roman" w:eastAsia="Times New Roman" w:hAnsi="Times New Roman"/>
+          <w:i w:val="1"/>
+          <w:color w:val="ff0000"/>
+          <w:sz w:val="24"/>
+          <w:szCs w:val="24"/>
+          <w:rtl w:val="0"/>
+        </w:rPr>
+        <w:t xml:space="preserve">Священик: </w:t>
+      </w:r>
+      <w:r>
+        <w:rPr>
+          <w:rFonts w:ascii="Times New Roman" w:cs="Times New Roman" w:eastAsia="Times New Roman" w:hAnsi="Times New Roman"/>
+          <w:color w:val="000000"/>
+          <w:sz w:val="24"/>
+          <w:szCs w:val="24"/>
+          <w:rtl w:val="0"/>
+        </w:rPr>
+        <w:t xml:space="preserve">Бо Твоя влада і Твоє єсть царство і сила, і слава Отця, і Сина, і Святого Духа</w:t>
+      </w:r>
+      <w:r>
+        <w:rPr>
+          <w:rFonts w:ascii="Times New Roman" w:cs="Times New Roman" w:eastAsia="Times New Roman" w:hAnsi="Times New Roman"/>
+          <w:sz w:val="24"/>
+          <w:szCs w:val="24"/>
+          <w:rtl w:val="0"/>
+        </w:rPr>
+        <w:t xml:space="preserve">, нині і повсякчас, і на віки віків.</w:t>
       </w:r>
     </w:p>
     <w:p>
@@ -11723,19 +12421,33 @@
       </w:pPr>
       <w:r>
         <w:rPr>
-          <w:rFonts w:ascii="Times New Roman" w:hAnsi="Times New Roman"/>
-          <w:i/>
-          <w:color w:val="FF4400"/>
-          <w:sz w:val="24"/>
-        </w:rPr>
-        <w:t>Священик:</w:t>
-      </w:r>
-      <w:r>
-        <w:rPr>
-          <w:rFonts w:ascii="Times New Roman" w:hAnsi="Times New Roman"/>
-          <w:sz w:val="24"/>
-        </w:rPr>
-        <w:t xml:space="preserve"> Бо Ти благий і Чоловіколюбець Бог єси і Тобі славу возсилаємо Отцю, і Сину, і Святому Духові, нині і повсякчас, і на віки віків.</w:t>
+          <w:rFonts w:ascii="Times New Roman" w:cs="Times New Roman" w:eastAsia="Times New Roman" w:hAnsi="Times New Roman"/>
+          <w:i w:val="1"/>
+          <w:color w:val="ff0000"/>
+          <w:sz w:val="24"/>
+          <w:szCs w:val="24"/>
+          <w:rtl w:val="0"/>
+        </w:rPr>
+        <w:t xml:space="preserve">Священик: </w:t>
+      </w:r>
+      <w:r>
+        <w:rPr>
+          <w:rFonts w:ascii="Times New Roman" w:cs="Times New Roman" w:eastAsia="Times New Roman" w:hAnsi="Times New Roman"/>
+          <w:color w:val="000000"/>
+          <w:sz w:val="24"/>
+          <w:szCs w:val="24"/>
+          <w:rtl w:val="0"/>
+        </w:rPr>
+        <w:t xml:space="preserve">Бо Ти благий і Чоловіколюбець Бог єси і Тобі славу возсилаємо Отцю, і Сину, і Святому Духові</w:t>
+      </w:r>
+      <w:r>
+        <w:rPr>
+          <w:rFonts w:ascii="Times New Roman" w:cs="Times New Roman" w:eastAsia="Times New Roman" w:hAnsi="Times New Roman"/>
+          <w:sz w:val="24"/>
+          <w:szCs w:val="24"/>
+          <w:rtl w:val="0"/>
+        </w:rPr>
+        <w:t xml:space="preserve">, нині і повсякчас, і на віки віків.</w:t>
       </w:r>
     </w:p>
     <w:p>
@@ -13265,19 +13977,33 @@
       </w:pPr>
       <w:r>
         <w:rPr>
-          <w:rFonts w:ascii="Times New Roman" w:hAnsi="Times New Roman"/>
-          <w:i/>
-          <w:color w:val="FF4400"/>
-          <w:sz w:val="24"/>
-        </w:rPr>
-        <w:t>Священик:</w:t>
-      </w:r>
-      <w:r>
-        <w:rPr>
-          <w:rFonts w:ascii="Times New Roman" w:hAnsi="Times New Roman"/>
-          <w:sz w:val="24"/>
-        </w:rPr>
-        <w:t xml:space="preserve"> Бо Ти Бог наш і Тобі славу возсилаємо: Отцю, і Сину, і Святому Духові, нині і повсякчас, і на віки віків.</w:t>
+          <w:rFonts w:ascii="Times New Roman" w:cs="Times New Roman" w:eastAsia="Times New Roman" w:hAnsi="Times New Roman"/>
+          <w:i w:val="1"/>
+          <w:color w:val="ff0000"/>
+          <w:sz w:val="24"/>
+          <w:szCs w:val="24"/>
+          <w:rtl w:val="0"/>
+        </w:rPr>
+        <w:t xml:space="preserve">Священик: </w:t>
+      </w:r>
+      <w:r>
+        <w:rPr>
+          <w:rFonts w:ascii="Times New Roman" w:cs="Times New Roman" w:eastAsia="Times New Roman" w:hAnsi="Times New Roman"/>
+          <w:color w:val="000000"/>
+          <w:sz w:val="24"/>
+          <w:szCs w:val="24"/>
+          <w:rtl w:val="0"/>
+        </w:rPr>
+        <w:t xml:space="preserve">Бо Ти Бог наш і Тобі славу возсилаємо: Отцю, і Сину, і Святому Духові</w:t>
+      </w:r>
+      <w:r>
+        <w:rPr>
+          <w:rFonts w:ascii="Times New Roman" w:cs="Times New Roman" w:eastAsia="Times New Roman" w:hAnsi="Times New Roman"/>
+          <w:sz w:val="24"/>
+          <w:szCs w:val="24"/>
+          <w:rtl w:val="0"/>
+        </w:rPr>
+        <w:t xml:space="preserve">, нині і повсякчас, і на віки віків.</w:t>
       </w:r>
     </w:p>
     <w:p>
@@ -14559,19 +15285,33 @@
       </w:pPr>
       <w:r>
         <w:rPr>
-          <w:rFonts w:ascii="Times New Roman" w:hAnsi="Times New Roman"/>
-          <w:i/>
-          <w:color w:val="FF4400"/>
-          <w:sz w:val="24"/>
-        </w:rPr>
-        <w:t>Священик:</w:t>
-      </w:r>
-      <w:r>
-        <w:rPr>
-          <w:rFonts w:ascii="Times New Roman" w:hAnsi="Times New Roman"/>
-          <w:sz w:val="24"/>
-        </w:rPr>
-        <w:t xml:space="preserve"> Бо Ти цар миру і Спас душ наших і Тобі славу возсилаємо: Отцю, і Сину, і Святому Духові, нині і повсякчас, і на віки віків.</w:t>
+          <w:rFonts w:ascii="Times New Roman" w:cs="Times New Roman" w:eastAsia="Times New Roman" w:hAnsi="Times New Roman"/>
+          <w:i w:val="1"/>
+          <w:color w:val="ff0000"/>
+          <w:sz w:val="24"/>
+          <w:szCs w:val="24"/>
+          <w:rtl w:val="0"/>
+        </w:rPr>
+        <w:t xml:space="preserve">Священик: </w:t>
+      </w:r>
+      <w:r>
+        <w:rPr>
+          <w:rFonts w:ascii="Times New Roman" w:cs="Times New Roman" w:eastAsia="Times New Roman" w:hAnsi="Times New Roman"/>
+          <w:color w:val="000000"/>
+          <w:sz w:val="24"/>
+          <w:szCs w:val="24"/>
+          <w:rtl w:val="0"/>
+        </w:rPr>
+        <w:t xml:space="preserve">Бо Ти цар миру і Спас душ наших і Тобі славу возсилаємо: Отцю, і Сину, і Святому Духові</w:t>
+      </w:r>
+      <w:r>
+        <w:rPr>
+          <w:rFonts w:ascii="Times New Roman" w:cs="Times New Roman" w:eastAsia="Times New Roman" w:hAnsi="Times New Roman"/>
+          <w:sz w:val="24"/>
+          <w:szCs w:val="24"/>
+          <w:rtl w:val="0"/>
+        </w:rPr>
+        <w:t xml:space="preserve">, нині і повсякчас, і на віки віків.</w:t>
       </w:r>
     </w:p>
     <w:p>
@@ -16236,19 +16976,33 @@
       </w:pPr>
       <w:r>
         <w:rPr>
-          <w:rFonts w:ascii="Times New Roman" w:hAnsi="Times New Roman"/>
-          <w:i/>
-          <w:color w:val="FF4400"/>
-          <w:sz w:val="24"/>
-        </w:rPr>
-        <w:t>Священик:</w:t>
-      </w:r>
-      <w:r>
-        <w:rPr>
-          <w:rFonts w:ascii="Times New Roman" w:hAnsi="Times New Roman"/>
-          <w:sz w:val="24"/>
-        </w:rPr>
-        <w:t xml:space="preserve"> Бо Тебе хвалять усі сили небесні і Тобі славу возсилаємо: Отцю, і Сину, і Святому Духові, нині і повсякчас, і на віки віків.</w:t>
+          <w:rFonts w:ascii="Times New Roman" w:cs="Times New Roman" w:eastAsia="Times New Roman" w:hAnsi="Times New Roman"/>
+          <w:i w:val="1"/>
+          <w:color w:val="ff0000"/>
+          <w:sz w:val="24"/>
+          <w:szCs w:val="24"/>
+          <w:rtl w:val="0"/>
+        </w:rPr>
+        <w:t xml:space="preserve">Священик: </w:t>
+      </w:r>
+      <w:r>
+        <w:rPr>
+          <w:rFonts w:ascii="Times New Roman" w:cs="Times New Roman" w:eastAsia="Times New Roman" w:hAnsi="Times New Roman"/>
+          <w:color w:val="000000"/>
+          <w:sz w:val="24"/>
+          <w:szCs w:val="24"/>
+          <w:rtl w:val="0"/>
+        </w:rPr>
+        <w:t xml:space="preserve">Бо Тебе хвалять усі сили небесні і Тобі славу возсилаємо: Отцю, і Сину, і Святому Духові</w:t>
+      </w:r>
+      <w:r>
+        <w:rPr>
+          <w:rFonts w:ascii="Times New Roman" w:cs="Times New Roman" w:eastAsia="Times New Roman" w:hAnsi="Times New Roman"/>
+          <w:sz w:val="24"/>
+          <w:szCs w:val="24"/>
+          <w:rtl w:val="0"/>
+        </w:rPr>
+        <w:t xml:space="preserve">, нині і повсякчас, і на віки віків.</w:t>
       </w:r>
     </w:p>
     <w:p>
@@ -17167,17 +17921,21 @@
       </w:pPr>
       <w:r>
         <w:rPr>
-          <w:rFonts w:ascii="Times New Roman" w:hAnsi="Times New Roman"/>
-          <w:i/>
-          <w:color w:val="FF4400"/>
-          <w:sz w:val="24"/>
-        </w:rPr>
-        <w:t>Священик:</w:t>
-      </w:r>
-      <w:r>
-        <w:rPr>
-          <w:rFonts w:ascii="Times New Roman" w:hAnsi="Times New Roman"/>
-          <w:sz w:val="24"/>
+          <w:rFonts w:ascii="Times New Roman" w:cs="Times New Roman" w:eastAsia="Times New Roman" w:hAnsi="Times New Roman"/>
+          <w:i w:val="1"/>
+          <w:color w:val="ff0000"/>
+          <w:sz w:val="24"/>
+          <w:szCs w:val="24"/>
+          <w:rtl w:val="0"/>
+        </w:rPr>
+        <w:t xml:space="preserve">Священик:</w:t>
+      </w:r>
+      <w:r>
+        <w:rPr>
+          <w:rFonts w:ascii="Times New Roman" w:cs="Times New Roman" w:eastAsia="Times New Roman" w:hAnsi="Times New Roman"/>
+          <w:sz w:val="24"/>
+          <w:szCs w:val="24"/>
+          <w:rtl w:val="0"/>
         </w:rPr>
         <w:t xml:space="preserve"> Слава тобі, що Світло нам показав!</w:t>
       </w:r>
@@ -18294,19 +19052,33 @@
       </w:pPr>
       <w:r>
         <w:rPr>
-          <w:rFonts w:ascii="Times New Roman" w:hAnsi="Times New Roman"/>
-          <w:i/>
-          <w:color w:val="FF4400"/>
-          <w:sz w:val="24"/>
-        </w:rPr>
-        <w:t>Священик:</w:t>
-      </w:r>
-      <w:r>
-        <w:rPr>
-          <w:rFonts w:ascii="Times New Roman" w:hAnsi="Times New Roman"/>
-          <w:sz w:val="24"/>
-        </w:rPr>
-        <w:t xml:space="preserve"> Бо ти Бог милости, ласк і чоловіколюбности, і тобі славу віддаємо: Отцю, і Сину, і Святому Духові, нині і повсякчас, і на віки віків.</w:t>
+          <w:rFonts w:ascii="Times New Roman" w:cs="Times New Roman" w:eastAsia="Times New Roman" w:hAnsi="Times New Roman"/>
+          <w:i w:val="1"/>
+          <w:color w:val="ff0000"/>
+          <w:sz w:val="24"/>
+          <w:szCs w:val="24"/>
+          <w:rtl w:val="0"/>
+        </w:rPr>
+        <w:t xml:space="preserve">Священик:</w:t>
+      </w:r>
+      <w:r>
+        <w:rPr>
+          <w:rFonts w:ascii="Times New Roman" w:cs="Times New Roman" w:eastAsia="Times New Roman" w:hAnsi="Times New Roman"/>
+          <w:color w:val="ff0000"/>
+          <w:sz w:val="24"/>
+          <w:szCs w:val="24"/>
+          <w:rtl w:val="0"/>
+        </w:rPr>
+        <w:t xml:space="preserve"> </w:t>
+      </w:r>
+      <w:r>
+        <w:rPr>
+          <w:rFonts w:ascii="Times New Roman" w:cs="Times New Roman" w:eastAsia="Times New Roman" w:hAnsi="Times New Roman"/>
+          <w:sz w:val="24"/>
+          <w:szCs w:val="24"/>
+          <w:rtl w:val="0"/>
+        </w:rPr>
+        <w:t xml:space="preserve">Бо ти Бог милости, ласк і чоловіколюбности, і тобі славу віддаємо: Отцю, і Сину, і Святому Духові, нині і повсякчас, і на віки віків.</w:t>
       </w:r>
     </w:p>
     <w:p>
@@ -18362,17 +19134,21 @@
       </w:pPr>
       <w:r>
         <w:rPr>
-          <w:rFonts w:ascii="Times New Roman" w:hAnsi="Times New Roman"/>
-          <w:i/>
-          <w:color w:val="FF4400"/>
-          <w:sz w:val="24"/>
-        </w:rPr>
-        <w:t>Священик:</w:t>
-      </w:r>
-      <w:r>
-        <w:rPr>
-          <w:rFonts w:ascii="Times New Roman" w:hAnsi="Times New Roman"/>
-          <w:sz w:val="24"/>
+          <w:rFonts w:ascii="Times New Roman" w:cs="Times New Roman" w:eastAsia="Times New Roman" w:hAnsi="Times New Roman"/>
+          <w:i w:val="1"/>
+          <w:color w:val="ff0000"/>
+          <w:sz w:val="24"/>
+          <w:szCs w:val="24"/>
+          <w:rtl w:val="0"/>
+        </w:rPr>
+        <w:t xml:space="preserve">Священик:</w:t>
+      </w:r>
+      <w:r>
+        <w:rPr>
+          <w:rFonts w:ascii="Times New Roman" w:cs="Times New Roman" w:eastAsia="Times New Roman" w:hAnsi="Times New Roman"/>
+          <w:sz w:val="24"/>
+          <w:szCs w:val="24"/>
+          <w:rtl w:val="0"/>
         </w:rPr>
         <w:t xml:space="preserve"> Мир всім.</w:t>
       </w:r>
@@ -19155,17 +19931,21 @@
       </w:pPr>
       <w:r>
         <w:rPr>
-          <w:rFonts w:ascii="Times New Roman" w:hAnsi="Times New Roman"/>
-          <w:i/>
-          <w:color w:val="FF4400"/>
-          <w:sz w:val="24"/>
-        </w:rPr>
-        <w:t>Священик:</w:t>
-      </w:r>
-      <w:r>
-        <w:rPr>
-          <w:rFonts w:ascii="Times New Roman" w:hAnsi="Times New Roman"/>
-          <w:sz w:val="24"/>
+          <w:rFonts w:ascii="Times New Roman" w:cs="Times New Roman" w:eastAsia="Times New Roman" w:hAnsi="Times New Roman"/>
+          <w:i w:val="1"/>
+          <w:color w:val="ff0000"/>
+          <w:sz w:val="24"/>
+          <w:szCs w:val="24"/>
+          <w:rtl w:val="0"/>
+        </w:rPr>
+        <w:t xml:space="preserve">Священик:</w:t>
+      </w:r>
+      <w:r>
+        <w:rPr>
+          <w:rFonts w:ascii="Times New Roman" w:cs="Times New Roman" w:eastAsia="Times New Roman" w:hAnsi="Times New Roman"/>
+          <w:sz w:val="24"/>
+          <w:szCs w:val="24"/>
+          <w:rtl w:val="0"/>
         </w:rPr>
         <w:t xml:space="preserve"> Бо твоє є царство, і сила, і слава, Отця, і Сина, і Святого Духа, нині і повсякчас, і на віки віків.</w:t>
       </w:r>
@@ -19264,68 +20044,252 @@
     </w:p>
     <w:p>
       <w:pPr>
-        <w:pStyle w:val="a"/>
-        <w:spacing w:after="160"/>
-      </w:pPr>
-      <w:r>
-        <w:rPr>
-          <w:rFonts w:ascii="Times New Roman" w:hAnsi="Times New Roman"/>
-          <w:i/>
-          <w:color w:val="FF0000"/>
-          <w:sz w:val="24"/>
-        </w:rPr>
-        <w:t xml:space="preserve">Тропар (г. 4): </w:t>
-      </w:r>
-      <w:r>
-        <w:rPr>
-          <w:rFonts w:ascii="Times New Roman" w:hAnsi="Times New Roman"/>
-          <w:sz w:val="24"/>
-        </w:rPr>
-        <w:t>Від світського гамору рятуючись,* посер</w:t>
-      </w:r>
-      <w:r>
-        <w:rPr>
-          <w:rFonts w:ascii="Times New Roman" w:hAnsi="Times New Roman"/>
-          <w:sz w:val="24"/>
-        </w:rPr>
-        <w:t>ед саду в наметі оселився єси, преподобний Давиде,* звідки й, восходження в серці поклавши,* злетів ти у вишнє чеснотами* і там з ликами святих оселяючись, на долішніх споглянь,* які нині пам’ять твою почитають.</w:t>
-      </w:r>
-    </w:p>
-    <w:p>
-      <w:pPr>
-        <w:pStyle w:val="Normal"/>
-        <w:spacing w:after="280"/>
-      </w:pPr>
-      <w:r>
-        <w:rPr>
-          <w:rFonts w:ascii="Times New Roman" w:hAnsi="Times New Roman"/>
-          <w:b/>
-          <w:sz w:val="24"/>
-        </w:rPr>
-        <w:t xml:space="preserve">І нині: </w:t>
-      </w:r>
-      <w:r>
-        <w:rPr>
-          <w:rFonts w:ascii="Times New Roman" w:hAnsi="Times New Roman"/>
-          <w:i/>
-          <w:color w:val="FF4400"/>
-          <w:sz w:val="24"/>
-        </w:rPr>
-        <w:t>Тропар (г. 8):</w:t>
-      </w:r>
-      <w:r>
-        <w:rPr>
-          <w:rFonts w:ascii="Times New Roman" w:hAnsi="Times New Roman"/>
-          <w:color w:val="333333"/>
-          <w:sz w:val="24"/>
-        </w:rPr>
-        <w:t xml:space="preserve"> Благословен єси, Христе Боже наш,* що премудрими рибаків явив,* зіславши їм Духа Святого,* і ними уловив вселенну.* Чоловіколюбче, слава Тобі.</w:t>
-      </w:r>
-    </w:p>
-    <w:p>
-      <w:pPr>
-        <w:pStyle w:val="Normal"/>
-      </w:pPr>
+        <w:pBdr>
+          <w:top w:space="0" w:sz="0" w:val="nil"/>
+          <w:left w:space="0" w:sz="0" w:val="nil"/>
+          <w:bottom w:space="0" w:sz="0" w:val="nil"/>
+          <w:right w:space="0" w:sz="0" w:val="nil"/>
+          <w:between w:space="0" w:sz="0" w:val="nil"/>
+        </w:pBdr>
+        <w:spacing w:after="120" w:lineRule="auto"/>
+        <w:jc w:val="both"/>
+        <w:rPr>
+          <w:rFonts w:ascii="Times New Roman" w:cs="Times New Roman" w:eastAsia="Times New Roman" w:hAnsi="Times New Roman"/>
+          <w:color w:val="000000"/>
+          <w:sz w:val="24"/>
+          <w:szCs w:val="24"/>
+        </w:rPr>
+      </w:pPr>
+      <w:r>
+        <w:rPr>
+          <w:rFonts w:ascii="Times New Roman" w:cs="Times New Roman" w:eastAsia="Times New Roman" w:hAnsi="Times New Roman"/>
+          <w:i w:val="1"/>
+          <w:color w:val="ff0000"/>
+          <w:sz w:val="24"/>
+          <w:szCs w:val="24"/>
+          <w:rtl w:val="0"/>
+        </w:rPr>
+        <w:t xml:space="preserve">(г. 1):</w:t>
+      </w:r>
+      <w:r>
+        <w:rPr>
+          <w:rFonts w:ascii="Times New Roman" w:cs="Times New Roman" w:eastAsia="Times New Roman" w:hAnsi="Times New Roman"/>
+          <w:color w:val="000000"/>
+          <w:sz w:val="24"/>
+          <w:szCs w:val="24"/>
+          <w:rtl w:val="0"/>
+        </w:rPr>
+        <w:t xml:space="preserve"> Пустинним жителем і в тілі ангелом,* і чудотворцем показав </w:t>
+      </w:r>
+      <w:r>
+        <w:rPr>
+          <w:rFonts w:ascii="Times New Roman" w:cs="Times New Roman" w:eastAsia="Times New Roman" w:hAnsi="Times New Roman"/>
+          <w:sz w:val="24"/>
+          <w:szCs w:val="24"/>
+          <w:rtl w:val="0"/>
+        </w:rPr>
+        <w:t xml:space="preserve">т</w:t>
+      </w:r>
+      <w:r>
+        <w:rPr>
+          <w:rFonts w:ascii="Times New Roman" w:cs="Times New Roman" w:eastAsia="Times New Roman" w:hAnsi="Times New Roman"/>
+          <w:color w:val="000000"/>
+          <w:sz w:val="24"/>
+          <w:szCs w:val="24"/>
+          <w:rtl w:val="0"/>
+        </w:rPr>
+        <w:t xml:space="preserve">и себе, богоносний отче наш </w:t>
+      </w:r>
+      <w:r>
+        <w:rPr>
+          <w:rFonts w:ascii="Times New Roman" w:cs="Times New Roman" w:eastAsia="Times New Roman" w:hAnsi="Times New Roman"/>
+          <w:sz w:val="24"/>
+          <w:szCs w:val="24"/>
+          <w:rtl w:val="0"/>
+        </w:rPr>
+        <w:t xml:space="preserve">Симеоне</w:t>
+      </w:r>
+      <w:r>
+        <w:rPr>
+          <w:rFonts w:ascii="Times New Roman" w:cs="Times New Roman" w:eastAsia="Times New Roman" w:hAnsi="Times New Roman"/>
+          <w:color w:val="000000"/>
+          <w:sz w:val="24"/>
+          <w:szCs w:val="24"/>
+          <w:rtl w:val="0"/>
+        </w:rPr>
+        <w:t xml:space="preserve">.* Постом, чуванням, молитвою небесні дарування прийнявши,* зціляєш недужих і душі, що з вірою прибігають до </w:t>
+      </w:r>
+      <w:r>
+        <w:rPr>
+          <w:rFonts w:ascii="Times New Roman" w:cs="Times New Roman" w:eastAsia="Times New Roman" w:hAnsi="Times New Roman"/>
+          <w:sz w:val="24"/>
+          <w:szCs w:val="24"/>
+          <w:rtl w:val="0"/>
+        </w:rPr>
+        <w:t xml:space="preserve">т</w:t>
+      </w:r>
+      <w:r>
+        <w:rPr>
+          <w:rFonts w:ascii="Times New Roman" w:cs="Times New Roman" w:eastAsia="Times New Roman" w:hAnsi="Times New Roman"/>
+          <w:color w:val="000000"/>
+          <w:sz w:val="24"/>
+          <w:szCs w:val="24"/>
+          <w:rtl w:val="0"/>
+        </w:rPr>
+        <w:t xml:space="preserve">ебе.* Слава тому, що дав </w:t>
+      </w:r>
+      <w:r>
+        <w:rPr>
+          <w:rFonts w:ascii="Times New Roman" w:cs="Times New Roman" w:eastAsia="Times New Roman" w:hAnsi="Times New Roman"/>
+          <w:sz w:val="24"/>
+          <w:szCs w:val="24"/>
+          <w:rtl w:val="0"/>
+        </w:rPr>
+        <w:t xml:space="preserve">т</w:t>
+      </w:r>
+      <w:r>
+        <w:rPr>
+          <w:rFonts w:ascii="Times New Roman" w:cs="Times New Roman" w:eastAsia="Times New Roman" w:hAnsi="Times New Roman"/>
+          <w:color w:val="000000"/>
+          <w:sz w:val="24"/>
+          <w:szCs w:val="24"/>
+          <w:rtl w:val="0"/>
+        </w:rPr>
+        <w:t xml:space="preserve">обі кріпость,* слава </w:t>
+      </w:r>
+      <w:r>
+        <w:rPr>
+          <w:rFonts w:ascii="Times New Roman" w:cs="Times New Roman" w:eastAsia="Times New Roman" w:hAnsi="Times New Roman"/>
+          <w:sz w:val="24"/>
+          <w:szCs w:val="24"/>
+          <w:rtl w:val="0"/>
+        </w:rPr>
+        <w:t xml:space="preserve">т</w:t>
+      </w:r>
+      <w:r>
+        <w:rPr>
+          <w:rFonts w:ascii="Times New Roman" w:cs="Times New Roman" w:eastAsia="Times New Roman" w:hAnsi="Times New Roman"/>
+          <w:color w:val="000000"/>
+          <w:sz w:val="24"/>
+          <w:szCs w:val="24"/>
+          <w:rtl w:val="0"/>
+        </w:rPr>
+        <w:t xml:space="preserve">ому, що вінчав </w:t>
+      </w:r>
+      <w:r>
+        <w:rPr>
+          <w:rFonts w:ascii="Times New Roman" w:cs="Times New Roman" w:eastAsia="Times New Roman" w:hAnsi="Times New Roman"/>
+          <w:sz w:val="24"/>
+          <w:szCs w:val="24"/>
+          <w:rtl w:val="0"/>
+        </w:rPr>
+        <w:t xml:space="preserve">т</w:t>
+      </w:r>
+      <w:r>
+        <w:rPr>
+          <w:rFonts w:ascii="Times New Roman" w:cs="Times New Roman" w:eastAsia="Times New Roman" w:hAnsi="Times New Roman"/>
+          <w:color w:val="000000"/>
+          <w:sz w:val="24"/>
+          <w:szCs w:val="24"/>
+          <w:rtl w:val="0"/>
+        </w:rPr>
+        <w:t xml:space="preserve">ебе,* слава </w:t>
+      </w:r>
+      <w:r>
+        <w:rPr>
+          <w:rFonts w:ascii="Times New Roman" w:cs="Times New Roman" w:eastAsia="Times New Roman" w:hAnsi="Times New Roman"/>
+          <w:sz w:val="24"/>
+          <w:szCs w:val="24"/>
+          <w:rtl w:val="0"/>
+        </w:rPr>
+        <w:t xml:space="preserve">т</w:t>
+      </w:r>
+      <w:r>
+        <w:rPr>
+          <w:rFonts w:ascii="Times New Roman" w:cs="Times New Roman" w:eastAsia="Times New Roman" w:hAnsi="Times New Roman"/>
+          <w:color w:val="000000"/>
+          <w:sz w:val="24"/>
+          <w:szCs w:val="24"/>
+          <w:rtl w:val="0"/>
+        </w:rPr>
+        <w:t xml:space="preserve">ому, що діє тобою всім зцілення.</w:t>
+      </w:r>
+    </w:p>
+    <w:p>
+      <w:pPr>
+        <w:spacing w:after="120" w:lineRule="auto"/>
+        <w:jc w:val="both"/>
+        <w:rPr>
+          <w:rFonts w:ascii="Times New Roman" w:cs="Times New Roman" w:eastAsia="Times New Roman" w:hAnsi="Times New Roman"/>
+          <w:sz w:val="24"/>
+          <w:szCs w:val="24"/>
+        </w:rPr>
+      </w:pPr>
+      <w:r>
+        <w:rPr>
+          <w:rFonts w:ascii="Times New Roman" w:cs="Times New Roman" w:eastAsia="Times New Roman" w:hAnsi="Times New Roman"/>
+          <w:b w:val="1"/>
+          <w:sz w:val="24"/>
+          <w:szCs w:val="24"/>
+          <w:rtl w:val="0"/>
+        </w:rPr>
+        <w:t xml:space="preserve">Слава: і нині:</w:t>
+      </w:r>
+      <w:r>
+        <w:rPr>
+          <w:rFonts w:ascii="Times New Roman" w:cs="Times New Roman" w:eastAsia="Times New Roman" w:hAnsi="Times New Roman"/>
+          <w:sz w:val="24"/>
+          <w:szCs w:val="24"/>
+          <w:rtl w:val="0"/>
+        </w:rPr>
+        <w:t xml:space="preserve"> </w:t>
+      </w:r>
+      <w:r>
+        <w:rPr>
+          <w:rFonts w:ascii="Times New Roman" w:cs="Times New Roman" w:eastAsia="Times New Roman" w:hAnsi="Times New Roman"/>
+          <w:i w:val="1"/>
+          <w:color w:val="ff0000"/>
+          <w:sz w:val="24"/>
+          <w:szCs w:val="24"/>
+          <w:rtl w:val="0"/>
+        </w:rPr>
+        <w:t xml:space="preserve">(г. 8):</w:t>
+      </w:r>
+      <w:r>
+        <w:rPr>
+          <w:rFonts w:ascii="Times New Roman" w:cs="Times New Roman" w:eastAsia="Times New Roman" w:hAnsi="Times New Roman"/>
+          <w:color w:val="000000"/>
+          <w:sz w:val="24"/>
+          <w:szCs w:val="24"/>
+          <w:rtl w:val="0"/>
+        </w:rPr>
+        <w:t xml:space="preserve"> </w:t>
+      </w:r>
+      <w:r>
+        <w:rPr>
+          <w:rFonts w:ascii="Times New Roman" w:cs="Times New Roman" w:eastAsia="Times New Roman" w:hAnsi="Times New Roman"/>
+          <w:sz w:val="24"/>
+          <w:szCs w:val="24"/>
+          <w:rtl w:val="0"/>
+        </w:rPr>
+        <w:t xml:space="preserve">Благословен єси, Христе Боже наш,* що премудрими рибаків явив,* зіславши їм Духа Святого,* і ними уловив вселенну.* Чоловіколюбче, слава Тобі.</w:t>
+      </w:r>
+    </w:p>
+    <w:p>
+      <w:pPr>
+        <w:spacing w:after="120" w:lineRule="auto"/>
+        <w:jc w:val="both"/>
+        <w:rPr>
+          <w:rFonts w:ascii="Times New Roman" w:cs="Times New Roman" w:eastAsia="Times New Roman" w:hAnsi="Times New Roman"/>
+          <w:sz w:val="24"/>
+          <w:szCs w:val="24"/>
+        </w:rPr>
+      </w:pPr>
+      <w:r>
+        <w:rPr>
+          <w:rtl w:val="0"/>
+        </w:rPr>
+      </w:r>
     </w:p>
     <w:p>
       <w:pPr>
@@ -19761,17 +20725,21 @@
       </w:pPr>
       <w:r>
         <w:rPr>
-          <w:rFonts w:ascii="Times New Roman" w:hAnsi="Times New Roman"/>
-          <w:i/>
-          <w:color w:val="FF4400"/>
-          <w:sz w:val="24"/>
-        </w:rPr>
-        <w:t>Священик:</w:t>
-      </w:r>
-      <w:r>
-        <w:rPr>
-          <w:rFonts w:ascii="Times New Roman" w:hAnsi="Times New Roman"/>
-          <w:sz w:val="24"/>
+          <w:rFonts w:ascii="Times New Roman" w:cs="Times New Roman" w:eastAsia="Times New Roman" w:hAnsi="Times New Roman"/>
+          <w:i w:val="1"/>
+          <w:color w:val="ff0000"/>
+          <w:sz w:val="24"/>
+          <w:szCs w:val="24"/>
+          <w:rtl w:val="0"/>
+        </w:rPr>
+        <w:t xml:space="preserve">Священик:</w:t>
+      </w:r>
+      <w:r>
+        <w:rPr>
+          <w:rFonts w:ascii="Times New Roman" w:cs="Times New Roman" w:eastAsia="Times New Roman" w:hAnsi="Times New Roman"/>
+          <w:sz w:val="24"/>
+          <w:szCs w:val="24"/>
+          <w:rtl w:val="0"/>
         </w:rPr>
         <w:t xml:space="preserve"> Бо милостивий і чоловіколюбець Бог єси, і тобі славу возсилаємо, Отцю, і Сину, і Святому Духові, нині і повсякчас, і на віки віків.</w:t>
       </w:r>
@@ -19923,19 +20891,33 @@
       </w:pPr>
       <w:r>
         <w:rPr>
-          <w:rFonts w:ascii="Times New Roman" w:hAnsi="Times New Roman"/>
-          <w:i/>
-          <w:color w:val="FF4400"/>
-          <w:sz w:val="24"/>
-        </w:rPr>
-        <w:t>Священик:</w:t>
-      </w:r>
-      <w:r>
-        <w:rPr>
-          <w:rFonts w:ascii="Times New Roman" w:hAnsi="Times New Roman"/>
-          <w:sz w:val="24"/>
-        </w:rPr>
-        <w:t xml:space="preserve"> Слава тобі, Христе Боже, надіє наша, слава тобі!</w:t>
+          <w:rFonts w:ascii="Times New Roman" w:cs="Times New Roman" w:eastAsia="Times New Roman" w:hAnsi="Times New Roman"/>
+          <w:i w:val="1"/>
+          <w:color w:val="ff0000"/>
+          <w:sz w:val="24"/>
+          <w:szCs w:val="24"/>
+          <w:rtl w:val="0"/>
+        </w:rPr>
+        <w:t xml:space="preserve">Священик:</w:t>
+      </w:r>
+      <w:r>
+        <w:rPr>
+          <w:rFonts w:ascii="Times New Roman" w:cs="Times New Roman" w:eastAsia="Times New Roman" w:hAnsi="Times New Roman"/>
+          <w:color w:val="ff0000"/>
+          <w:sz w:val="24"/>
+          <w:szCs w:val="24"/>
+          <w:rtl w:val="0"/>
+        </w:rPr>
+        <w:t xml:space="preserve"> </w:t>
+      </w:r>
+      <w:r>
+        <w:rPr>
+          <w:rFonts w:ascii="Times New Roman" w:cs="Times New Roman" w:eastAsia="Times New Roman" w:hAnsi="Times New Roman"/>
+          <w:sz w:val="24"/>
+          <w:szCs w:val="24"/>
+          <w:rtl w:val="0"/>
+        </w:rPr>
+        <w:t xml:space="preserve">Слава тобі, Христе Боже, надіє наша, слава тобі!</w:t>
       </w:r>
     </w:p>
     <w:p>
@@ -20010,37 +20992,83 @@
       </w:r>
     </w:p>
     <w:p>
-      <w:r>
-        <w:rPr>
-          <w:rFonts w:ascii="Times New Roman" w:hAnsi="Times New Roman"/>
-          <w:i/>
-          <w:color w:val="FF4400"/>
-          <w:sz w:val="24"/>
-        </w:rPr>
-        <w:t>Священик:</w:t>
-      </w:r>
-      <w:r>
-        <w:rPr>
-          <w:rFonts w:ascii="Times New Roman" w:hAnsi="Times New Roman"/>
-          <w:sz w:val="24"/>
-        </w:rPr>
-        <w:t xml:space="preserve"> Христос, істинний Бог наш - молитвами пречистої Своєї Матері, силою чесного і животвочого хреста, заступництвом святих славних і всехвальних апостолів, святого, </w:t>
-      </w:r>
-      <w:r>
-        <w:rPr>
-          <w:rFonts w:ascii="Times New Roman" w:hAnsi="Times New Roman"/>
-          <w:i/>
-          <w:color w:val="FF4400"/>
-          <w:sz w:val="24"/>
-        </w:rPr>
-        <w:t>якого є храм</w:t>
-      </w:r>
-      <w:r>
-        <w:rPr>
-          <w:rFonts w:ascii="Times New Roman" w:hAnsi="Times New Roman"/>
-          <w:sz w:val="24"/>
-        </w:rPr>
-        <w:t>, преподобного отця нашого Давида, що в Солуні, блаженного священномученика Андрія Іщака, пресвітера, блаженних священномученика Миколи Конрада, пресвітера, і мученика Володимира Прийми, співця і всіх святих - помилує і спасе нас як благий і людинолюбний.</w:t>
+      <w:pPr>
+        <w:spacing w:after="120" w:lineRule="auto"/>
+        <w:jc w:val="both"/>
+        <w:rPr>
+          <w:rFonts w:ascii="Times New Roman" w:cs="Times New Roman" w:eastAsia="Times New Roman" w:hAnsi="Times New Roman"/>
+          <w:sz w:val="24"/>
+          <w:szCs w:val="24"/>
+        </w:rPr>
+      </w:pPr>
+      <w:r>
+        <w:rPr>
+          <w:rFonts w:ascii="Times New Roman" w:cs="Times New Roman" w:eastAsia="Times New Roman" w:hAnsi="Times New Roman"/>
+          <w:i w:val="1"/>
+          <w:color w:val="ff0000"/>
+          <w:sz w:val="24"/>
+          <w:szCs w:val="24"/>
+          <w:rtl w:val="0"/>
+        </w:rPr>
+        <w:t xml:space="preserve">Священик:</w:t>
+      </w:r>
+      <w:r>
+        <w:rPr>
+          <w:rFonts w:ascii="Times New Roman" w:cs="Times New Roman" w:eastAsia="Times New Roman" w:hAnsi="Times New Roman"/>
+          <w:color w:val="ff0000"/>
+          <w:sz w:val="24"/>
+          <w:szCs w:val="24"/>
+          <w:rtl w:val="0"/>
+        </w:rPr>
+        <w:t xml:space="preserve"> </w:t>
+      </w:r>
+      <w:r>
+        <w:rPr>
+          <w:rFonts w:ascii="Times New Roman" w:cs="Times New Roman" w:eastAsia="Times New Roman" w:hAnsi="Times New Roman"/>
+          <w:sz w:val="24"/>
+          <w:szCs w:val="24"/>
+          <w:rtl w:val="0"/>
+        </w:rPr>
+        <w:t xml:space="preserve">Христос, істинний Бог наш, що в огненних язиках зіслав з неба Пресвятого Духа на святих своїх учнів і апостолів, молитвами пречистої своєї Матері, святих, славних і всехвальних апостолів. і святого </w:t>
+      </w:r>
+      <w:r>
+        <w:rPr>
+          <w:rFonts w:ascii="Times New Roman" w:cs="Times New Roman" w:eastAsia="Times New Roman" w:hAnsi="Times New Roman"/>
+          <w:i w:val="1"/>
+          <w:color w:val="ff0000"/>
+          <w:sz w:val="24"/>
+          <w:szCs w:val="24"/>
+          <w:rtl w:val="0"/>
+        </w:rPr>
+        <w:t xml:space="preserve">(ім'я, якого є храм)</w:t>
+      </w:r>
+      <w:r>
+        <w:rPr>
+          <w:rFonts w:ascii="Times New Roman" w:cs="Times New Roman" w:eastAsia="Times New Roman" w:hAnsi="Times New Roman"/>
+          <w:sz w:val="24"/>
+          <w:szCs w:val="24"/>
+          <w:rtl w:val="0"/>
+        </w:rPr>
+        <w:t xml:space="preserve">, і преподобного отця нашого </w:t>
+      </w:r>
+      <w:r>
+        <w:rPr>
+          <w:rFonts w:ascii="Times New Roman" w:cs="Times New Roman" w:eastAsia="Times New Roman" w:hAnsi="Times New Roman"/>
+          <w:color w:val="000000"/>
+          <w:sz w:val="24"/>
+          <w:szCs w:val="24"/>
+          <w:rtl w:val="0"/>
+        </w:rPr>
+        <w:t xml:space="preserve">Симеона, що на Дивній горі</w:t>
+      </w:r>
+      <w:r>
+        <w:rPr>
+          <w:rFonts w:ascii="Times New Roman" w:cs="Times New Roman" w:eastAsia="Times New Roman" w:hAnsi="Times New Roman"/>
+          <w:sz w:val="24"/>
+          <w:szCs w:val="24"/>
+          <w:rtl w:val="0"/>
+        </w:rPr>
+        <w:t xml:space="preserve">, і всіх святих, помилує і спасе нас, як благий і чоловіколюбець.</w:t>
       </w:r>
     </w:p>
     <w:p>
